--- a/OIB/lab8/Otchet_Lab_8_Cherednichenko.docx
+++ b/OIB/lab8/Otchet_Lab_8_Cherednichenko.docx
@@ -259,25 +259,14 @@
         </w:rPr>
         <w:br/>
       </w:r>
-      <w:proofErr w:type="spellStart"/>
-      <w:r>
-        <w:rPr>
-          <w:rFonts w:ascii="Times New Roman" w:hAnsi="Times New Roman" w:cs="Times New Roman"/>
-          <w:sz w:val="28"/>
-          <w:szCs w:val="28"/>
-          <w:lang w:val="ru-RU"/>
-        </w:rPr>
-        <w:t>Ржеутская</w:t>
-      </w:r>
-      <w:proofErr w:type="spellEnd"/>
-      <w:r>
-        <w:rPr>
-          <w:rFonts w:ascii="Times New Roman" w:hAnsi="Times New Roman" w:cs="Times New Roman"/>
-          <w:sz w:val="28"/>
-          <w:szCs w:val="28"/>
-          <w:lang w:val="ru-RU"/>
-        </w:rPr>
-        <w:t xml:space="preserve"> Надежда Викентьевна</w:t>
+      <w:r>
+        <w:rPr>
+          <w:rFonts w:ascii="Times New Roman" w:hAnsi="Times New Roman" w:cs="Times New Roman"/>
+          <w:sz w:val="28"/>
+          <w:szCs w:val="28"/>
+          <w:lang w:val="ru-RU"/>
+        </w:rPr>
+        <w:t>Ржеутская Надежда Викентьевна</w:t>
       </w:r>
       <w:r>
         <w:rPr>
@@ -686,19 +675,8 @@
           <w:lang w:val="ru-RU"/>
         </w:rPr>
         <w:br/>
-        <w:t xml:space="preserve">2. Найдите </w:t>
-      </w:r>
-      <w:proofErr w:type="gramStart"/>
-      <w:r>
-        <w:rPr>
-          <w:rFonts w:ascii="Times New Roman" w:hAnsi="Times New Roman" w:cs="Times New Roman"/>
-          <w:sz w:val="28"/>
-          <w:szCs w:val="28"/>
-          <w:lang w:val="ru-RU"/>
-        </w:rPr>
-        <w:t>НОД(</w:t>
-      </w:r>
-      <w:proofErr w:type="gramEnd"/>
+        <w:t>2. Найдите НОД(</w:t>
+      </w:r>
       <w:r>
         <w:rPr>
           <w:rFonts w:ascii="Times New Roman" w:hAnsi="Times New Roman" w:cs="Times New Roman"/>
@@ -794,7 +772,6 @@
         </w:rPr>
         <w:t xml:space="preserve"> + </w:t>
       </w:r>
-      <w:proofErr w:type="spellStart"/>
       <w:r>
         <w:rPr>
           <w:rFonts w:ascii="Times New Roman" w:hAnsi="Times New Roman" w:cs="Times New Roman"/>
@@ -803,27 +780,15 @@
         </w:rPr>
         <w:t>bv</w:t>
       </w:r>
-      <w:proofErr w:type="spellEnd"/>
-      <w:r>
-        <w:rPr>
-          <w:rFonts w:ascii="Times New Roman" w:hAnsi="Times New Roman" w:cs="Times New Roman"/>
-          <w:sz w:val="28"/>
-          <w:szCs w:val="28"/>
-          <w:lang w:val="ru-RU"/>
-        </w:rPr>
-        <w:t xml:space="preserve"> = </w:t>
-      </w:r>
-      <w:proofErr w:type="gramStart"/>
-      <w:r>
-        <w:rPr>
-          <w:rFonts w:ascii="Times New Roman" w:hAnsi="Times New Roman" w:cs="Times New Roman"/>
-          <w:sz w:val="28"/>
-          <w:szCs w:val="28"/>
-          <w:lang w:val="ru-RU"/>
-        </w:rPr>
-        <w:t>НОД(</w:t>
-      </w:r>
-      <w:proofErr w:type="gramEnd"/>
+      <w:r>
+        <w:rPr>
+          <w:rFonts w:ascii="Times New Roman" w:hAnsi="Times New Roman" w:cs="Times New Roman"/>
+          <w:sz w:val="28"/>
+          <w:szCs w:val="28"/>
+          <w:lang w:val="ru-RU"/>
+        </w:rPr>
+        <w:t xml:space="preserve"> = НОД(</w:t>
+      </w:r>
       <w:r>
         <w:rPr>
           <w:rFonts w:ascii="Times New Roman" w:hAnsi="Times New Roman" w:cs="Times New Roman"/>
@@ -1339,10 +1304,10 @@
     <w:p>
       <w:pPr>
         <w:rPr>
-          <w:rFonts w:ascii="Times New Roman" w:hAnsi="Times New Roman" w:cs="Times New Roman"/>
-          <w:sz w:val="28"/>
-          <w:szCs w:val="28"/>
-          <w:lang w:val="ru-RU"/>
+          <w:bCs/>
+          <w:sz w:val="28"/>
+          <w:szCs w:val="28"/>
+          <w:lang w:val="ru-BY"/>
         </w:rPr>
       </w:pPr>
       <w:r>
@@ -1354,197 +1319,3528 @@
           <w:lang w:val="ru-RU"/>
         </w:rPr>
         <w:br/>
+      </w:r>
+      <w:r>
+        <w:rPr>
+          <w:b/>
+          <w:bCs/>
+          <w:sz w:val="28"/>
+          <w:szCs w:val="28"/>
+          <w:lang w:val="ru-BY"/>
+        </w:rPr>
         <w:t>3. Расширенный алгоритм Евклида (Соотношение Безу)</w:t>
       </w:r>
       <w:r>
         <w:rPr>
-          <w:rFonts w:ascii="Times New Roman" w:hAnsi="Times New Roman" w:cs="Times New Roman"/>
           <w:b/>
           <w:sz w:val="28"/>
           <w:szCs w:val="28"/>
-          <w:lang w:val="ru-RU"/>
+          <w:lang w:val="ru-BY"/>
         </w:rPr>
         <w:br/>
       </w:r>
       <w:r>
         <w:rPr>
-          <w:rFonts w:ascii="Times New Roman" w:hAnsi="Times New Roman" w:cs="Times New Roman"/>
-          <w:sz w:val="28"/>
-          <w:szCs w:val="28"/>
-          <w:lang w:val="ru-RU"/>
-        </w:rPr>
-        <w:t xml:space="preserve">Необходимо найти </w:t>
-      </w:r>
-      <w:r>
-        <w:rPr>
-          <w:rFonts w:ascii="Times New Roman" w:hAnsi="Times New Roman" w:cs="Times New Roman"/>
-          <w:sz w:val="28"/>
-          <w:szCs w:val="28"/>
-        </w:rPr>
-        <w:t>u</w:t>
-      </w:r>
-      <w:r>
-        <w:rPr>
-          <w:rFonts w:ascii="Times New Roman" w:hAnsi="Times New Roman" w:cs="Times New Roman"/>
-          <w:sz w:val="28"/>
-          <w:szCs w:val="28"/>
-          <w:lang w:val="ru-RU"/>
-        </w:rPr>
-        <w:t xml:space="preserve"> и </w:t>
-      </w:r>
-      <w:r>
-        <w:rPr>
-          <w:rFonts w:ascii="Times New Roman" w:hAnsi="Times New Roman" w:cs="Times New Roman"/>
-          <w:sz w:val="28"/>
-          <w:szCs w:val="28"/>
-        </w:rPr>
-        <w:t>v</w:t>
-      </w:r>
-      <w:r>
-        <w:rPr>
-          <w:rFonts w:ascii="Times New Roman" w:hAnsi="Times New Roman" w:cs="Times New Roman"/>
-          <w:sz w:val="28"/>
-          <w:szCs w:val="28"/>
-          <w:lang w:val="ru-RU"/>
-        </w:rPr>
-        <w:t xml:space="preserve"> такие, что </w:t>
-      </w:r>
-      <w:r>
-        <w:rPr>
-          <w:rFonts w:ascii="Times New Roman" w:hAnsi="Times New Roman" w:cs="Times New Roman"/>
-          <w:sz w:val="28"/>
-          <w:szCs w:val="28"/>
-        </w:rPr>
-        <w:t>au</w:t>
-      </w:r>
-      <w:r>
-        <w:rPr>
-          <w:rFonts w:ascii="Times New Roman" w:hAnsi="Times New Roman" w:cs="Times New Roman"/>
-          <w:sz w:val="28"/>
-          <w:szCs w:val="28"/>
-          <w:lang w:val="ru-RU"/>
-        </w:rPr>
-        <w:t xml:space="preserve"> + </w:t>
-      </w:r>
-      <w:proofErr w:type="spellStart"/>
-      <w:r>
-        <w:rPr>
-          <w:rFonts w:ascii="Times New Roman" w:hAnsi="Times New Roman" w:cs="Times New Roman"/>
-          <w:sz w:val="28"/>
-          <w:szCs w:val="28"/>
-        </w:rPr>
-        <w:t>bv</w:t>
-      </w:r>
-      <w:proofErr w:type="spellEnd"/>
-      <w:r>
-        <w:rPr>
-          <w:rFonts w:ascii="Times New Roman" w:hAnsi="Times New Roman" w:cs="Times New Roman"/>
-          <w:sz w:val="28"/>
-          <w:szCs w:val="28"/>
-          <w:lang w:val="ru-RU"/>
-        </w:rPr>
-        <w:t xml:space="preserve"> = 1.</w:t>
-      </w:r>
-      <w:r>
-        <w:rPr>
-          <w:rFonts w:ascii="Times New Roman" w:hAnsi="Times New Roman" w:cs="Times New Roman"/>
-          <w:sz w:val="28"/>
-          <w:szCs w:val="28"/>
-          <w:lang w:val="ru-RU"/>
+          <w:bCs/>
+          <w:sz w:val="28"/>
+          <w:szCs w:val="28"/>
+          <w:lang w:val="ru-BY"/>
+        </w:rPr>
+        <w:t>Необходимо найти u и v такие, что au + bv = 1 (где a = 16254559, b = 1029073).</w:t>
+      </w:r>
+      <w:r>
+        <w:rPr>
+          <w:bCs/>
+          <w:sz w:val="28"/>
+          <w:szCs w:val="28"/>
+          <w:lang w:val="ru-BY"/>
         </w:rPr>
         <w:br/>
-        <w:t>Выполним обратную подстановку остатков (прогонка вверх):</w:t>
-      </w:r>
-      <w:r>
-        <w:rPr>
-          <w:rFonts w:ascii="Times New Roman" w:hAnsi="Times New Roman" w:cs="Times New Roman"/>
-          <w:sz w:val="28"/>
-          <w:szCs w:val="28"/>
-          <w:lang w:val="ru-RU"/>
+        <w:t>Для удобства вычислений представим шаги расширенного алгоритма Евклида в виде таблицы. Формулы для вычисления коэффициентов на каждом шаге:</w:t>
+      </w:r>
+      <w:r>
+        <w:rPr>
+          <w:bCs/>
+          <w:sz w:val="28"/>
+          <w:szCs w:val="28"/>
+          <w:lang w:val="ru-BY"/>
         </w:rPr>
         <w:br/>
-        <w:t>1 = 13 - 4 × 3</w:t>
-      </w:r>
-      <w:r>
-        <w:rPr>
-          <w:rFonts w:ascii="Times New Roman" w:hAnsi="Times New Roman" w:cs="Times New Roman"/>
-          <w:sz w:val="28"/>
-          <w:szCs w:val="28"/>
-          <w:lang w:val="ru-RU"/>
+        <w:t>u_i = u_{i-2} - q_i × u_{i-1}</w:t>
+      </w:r>
+      <w:r>
+        <w:rPr>
+          <w:bCs/>
+          <w:sz w:val="28"/>
+          <w:szCs w:val="28"/>
+          <w:lang w:val="ru-BY"/>
         </w:rPr>
         <w:br/>
-        <w:t>... после последовательной подстановки всех остатков от 13 до 16254559 получаем:</w:t>
-      </w:r>
-      <w:r>
-        <w:rPr>
-          <w:rFonts w:ascii="Times New Roman" w:hAnsi="Times New Roman" w:cs="Times New Roman"/>
-          <w:sz w:val="28"/>
-          <w:szCs w:val="28"/>
-          <w:lang w:val="ru-RU"/>
+        <w:t>v_i = v_{i-2} - q_i × v_{i-1}</w:t>
+      </w:r>
+    </w:p>
+    <w:tbl>
+      <w:tblPr>
+        <w:tblW w:w="5000" w:type="pct"/>
+        <w:tblCellMar>
+          <w:top w:w="15" w:type="dxa"/>
+          <w:left w:w="15" w:type="dxa"/>
+          <w:bottom w:w="15" w:type="dxa"/>
+          <w:right w:w="15" w:type="dxa"/>
+        </w:tblCellMar>
+        <w:tblLook w:val="04A0" w:firstRow="1" w:lastRow="0" w:firstColumn="1" w:lastColumn="0" w:noHBand="0" w:noVBand="1"/>
+      </w:tblPr>
+      <w:tblGrid>
+        <w:gridCol w:w="1312"/>
+        <w:gridCol w:w="2219"/>
+        <w:gridCol w:w="2213"/>
+        <w:gridCol w:w="1510"/>
+        <w:gridCol w:w="1566"/>
+      </w:tblGrid>
+      <w:tr>
+        <w:tc>
+          <w:tcPr>
+            <w:tcW w:w="0" w:type="auto"/>
+            <w:tcBorders>
+              <w:top w:val="single" w:sz="6" w:space="0" w:color="000000"/>
+              <w:left w:val="single" w:sz="6" w:space="0" w:color="000000"/>
+              <w:bottom w:val="single" w:sz="6" w:space="0" w:color="000000"/>
+              <w:right w:val="single" w:sz="6" w:space="0" w:color="000000"/>
+            </w:tcBorders>
+            <w:tcMar>
+              <w:top w:w="60" w:type="dxa"/>
+              <w:left w:w="90" w:type="dxa"/>
+              <w:bottom w:w="60" w:type="dxa"/>
+              <w:right w:w="90" w:type="dxa"/>
+            </w:tcMar>
+            <w:hideMark/>
+          </w:tcPr>
+          <w:p>
+            <w:pPr>
+              <w:rPr>
+                <w:rFonts w:ascii="Times New Roman" w:hAnsi="Times New Roman" w:cs="Times New Roman"/>
+                <w:b/>
+                <w:sz w:val="28"/>
+                <w:szCs w:val="28"/>
+                <w:lang w:val="ru-BY"/>
+              </w:rPr>
+            </w:pPr>
+            <w:r>
+              <w:rPr>
+                <w:rFonts w:ascii="Times New Roman" w:hAnsi="Times New Roman" w:cs="Times New Roman"/>
+                <w:b/>
+                <w:sz w:val="28"/>
+                <w:szCs w:val="28"/>
+                <w:lang w:val="ru-BY"/>
+              </w:rPr>
+              <w:lastRenderedPageBreak/>
+              <w:t>Шаг (i)</w:t>
+            </w:r>
+          </w:p>
+        </w:tc>
+        <w:tc>
+          <w:tcPr>
+            <w:tcW w:w="0" w:type="auto"/>
+            <w:tcBorders>
+              <w:top w:val="single" w:sz="6" w:space="0" w:color="000000"/>
+              <w:left w:val="single" w:sz="6" w:space="0" w:color="000000"/>
+              <w:bottom w:val="single" w:sz="6" w:space="0" w:color="000000"/>
+              <w:right w:val="single" w:sz="6" w:space="0" w:color="000000"/>
+            </w:tcBorders>
+            <w:tcMar>
+              <w:top w:w="60" w:type="dxa"/>
+              <w:left w:w="90" w:type="dxa"/>
+              <w:bottom w:w="60" w:type="dxa"/>
+              <w:right w:w="90" w:type="dxa"/>
+            </w:tcMar>
+            <w:hideMark/>
+          </w:tcPr>
+          <w:p>
+            <w:pPr>
+              <w:rPr>
+                <w:rFonts w:ascii="Times New Roman" w:hAnsi="Times New Roman" w:cs="Times New Roman"/>
+                <w:b/>
+                <w:sz w:val="28"/>
+                <w:szCs w:val="28"/>
+                <w:lang w:val="ru-BY"/>
+              </w:rPr>
+            </w:pPr>
+            <w:r>
+              <w:rPr>
+                <w:rFonts w:ascii="Times New Roman" w:hAnsi="Times New Roman" w:cs="Times New Roman"/>
+                <w:b/>
+                <w:sz w:val="28"/>
+                <w:szCs w:val="28"/>
+                <w:lang w:val="ru-BY"/>
+              </w:rPr>
+              <w:t>Частное (q_i)</w:t>
+            </w:r>
+          </w:p>
+        </w:tc>
+        <w:tc>
+          <w:tcPr>
+            <w:tcW w:w="0" w:type="auto"/>
+            <w:tcBorders>
+              <w:top w:val="single" w:sz="6" w:space="0" w:color="000000"/>
+              <w:left w:val="single" w:sz="6" w:space="0" w:color="000000"/>
+              <w:bottom w:val="single" w:sz="6" w:space="0" w:color="000000"/>
+              <w:right w:val="single" w:sz="6" w:space="0" w:color="000000"/>
+            </w:tcBorders>
+            <w:tcMar>
+              <w:top w:w="60" w:type="dxa"/>
+              <w:left w:w="90" w:type="dxa"/>
+              <w:bottom w:w="60" w:type="dxa"/>
+              <w:right w:w="90" w:type="dxa"/>
+            </w:tcMar>
+            <w:hideMark/>
+          </w:tcPr>
+          <w:p>
+            <w:pPr>
+              <w:rPr>
+                <w:rFonts w:ascii="Times New Roman" w:hAnsi="Times New Roman" w:cs="Times New Roman"/>
+                <w:b/>
+                <w:sz w:val="28"/>
+                <w:szCs w:val="28"/>
+                <w:lang w:val="ru-BY"/>
+              </w:rPr>
+            </w:pPr>
+            <w:r>
+              <w:rPr>
+                <w:rFonts w:ascii="Times New Roman" w:hAnsi="Times New Roman" w:cs="Times New Roman"/>
+                <w:b/>
+                <w:sz w:val="28"/>
+                <w:szCs w:val="28"/>
+                <w:lang w:val="ru-BY"/>
+              </w:rPr>
+              <w:t>Остаток (r_i)</w:t>
+            </w:r>
+          </w:p>
+        </w:tc>
+        <w:tc>
+          <w:tcPr>
+            <w:tcW w:w="0" w:type="auto"/>
+            <w:tcBorders>
+              <w:top w:val="single" w:sz="6" w:space="0" w:color="000000"/>
+              <w:left w:val="single" w:sz="6" w:space="0" w:color="000000"/>
+              <w:bottom w:val="single" w:sz="6" w:space="0" w:color="000000"/>
+              <w:right w:val="single" w:sz="6" w:space="0" w:color="000000"/>
+            </w:tcBorders>
+            <w:tcMar>
+              <w:top w:w="60" w:type="dxa"/>
+              <w:left w:w="90" w:type="dxa"/>
+              <w:bottom w:w="60" w:type="dxa"/>
+              <w:right w:w="90" w:type="dxa"/>
+            </w:tcMar>
+            <w:hideMark/>
+          </w:tcPr>
+          <w:p>
+            <w:pPr>
+              <w:rPr>
+                <w:rFonts w:ascii="Times New Roman" w:hAnsi="Times New Roman" w:cs="Times New Roman"/>
+                <w:b/>
+                <w:sz w:val="28"/>
+                <w:szCs w:val="28"/>
+                <w:lang w:val="ru-BY"/>
+              </w:rPr>
+            </w:pPr>
+            <w:r>
+              <w:rPr>
+                <w:rFonts w:ascii="Times New Roman" w:hAnsi="Times New Roman" w:cs="Times New Roman"/>
+                <w:b/>
+                <w:sz w:val="28"/>
+                <w:szCs w:val="28"/>
+                <w:lang w:val="ru-BY"/>
+              </w:rPr>
+              <w:t>u_i</w:t>
+            </w:r>
+          </w:p>
+        </w:tc>
+        <w:tc>
+          <w:tcPr>
+            <w:tcW w:w="0" w:type="auto"/>
+            <w:tcBorders>
+              <w:top w:val="single" w:sz="6" w:space="0" w:color="000000"/>
+              <w:left w:val="single" w:sz="6" w:space="0" w:color="000000"/>
+              <w:bottom w:val="single" w:sz="6" w:space="0" w:color="000000"/>
+              <w:right w:val="single" w:sz="6" w:space="0" w:color="000000"/>
+            </w:tcBorders>
+            <w:tcMar>
+              <w:top w:w="60" w:type="dxa"/>
+              <w:left w:w="90" w:type="dxa"/>
+              <w:bottom w:w="60" w:type="dxa"/>
+              <w:right w:w="90" w:type="dxa"/>
+            </w:tcMar>
+            <w:hideMark/>
+          </w:tcPr>
+          <w:p>
+            <w:pPr>
+              <w:rPr>
+                <w:rFonts w:ascii="Times New Roman" w:hAnsi="Times New Roman" w:cs="Times New Roman"/>
+                <w:b/>
+                <w:sz w:val="28"/>
+                <w:szCs w:val="28"/>
+                <w:lang w:val="ru-BY"/>
+              </w:rPr>
+            </w:pPr>
+            <w:r>
+              <w:rPr>
+                <w:rFonts w:ascii="Times New Roman" w:hAnsi="Times New Roman" w:cs="Times New Roman"/>
+                <w:b/>
+                <w:sz w:val="28"/>
+                <w:szCs w:val="28"/>
+                <w:lang w:val="ru-BY"/>
+              </w:rPr>
+              <w:t>v_i</w:t>
+            </w:r>
+          </w:p>
+        </w:tc>
+      </w:tr>
+      <w:tr>
+        <w:tc>
+          <w:tcPr>
+            <w:tcW w:w="0" w:type="auto"/>
+            <w:tcBorders>
+              <w:top w:val="single" w:sz="6" w:space="0" w:color="000000"/>
+              <w:left w:val="single" w:sz="6" w:space="0" w:color="000000"/>
+              <w:bottom w:val="single" w:sz="6" w:space="0" w:color="000000"/>
+              <w:right w:val="single" w:sz="6" w:space="0" w:color="000000"/>
+            </w:tcBorders>
+            <w:tcMar>
+              <w:top w:w="60" w:type="dxa"/>
+              <w:left w:w="90" w:type="dxa"/>
+              <w:bottom w:w="60" w:type="dxa"/>
+              <w:right w:w="90" w:type="dxa"/>
+            </w:tcMar>
+            <w:hideMark/>
+          </w:tcPr>
+          <w:p>
+            <w:pPr>
+              <w:rPr>
+                <w:rFonts w:ascii="Times New Roman" w:hAnsi="Times New Roman" w:cs="Times New Roman"/>
+                <w:bCs/>
+                <w:sz w:val="28"/>
+                <w:szCs w:val="28"/>
+                <w:lang w:val="ru-BY"/>
+              </w:rPr>
+            </w:pPr>
+            <w:r>
+              <w:rPr>
+                <w:rFonts w:ascii="Times New Roman" w:hAnsi="Times New Roman" w:cs="Times New Roman"/>
+                <w:bCs/>
+                <w:sz w:val="28"/>
+                <w:szCs w:val="28"/>
+                <w:lang w:val="ru-BY"/>
+              </w:rPr>
+              <w:t>-2</w:t>
+            </w:r>
+          </w:p>
+        </w:tc>
+        <w:tc>
+          <w:tcPr>
+            <w:tcW w:w="0" w:type="auto"/>
+            <w:tcBorders>
+              <w:top w:val="single" w:sz="6" w:space="0" w:color="000000"/>
+              <w:left w:val="single" w:sz="6" w:space="0" w:color="000000"/>
+              <w:bottom w:val="single" w:sz="6" w:space="0" w:color="000000"/>
+              <w:right w:val="single" w:sz="6" w:space="0" w:color="000000"/>
+            </w:tcBorders>
+            <w:tcMar>
+              <w:top w:w="60" w:type="dxa"/>
+              <w:left w:w="90" w:type="dxa"/>
+              <w:bottom w:w="60" w:type="dxa"/>
+              <w:right w:w="90" w:type="dxa"/>
+            </w:tcMar>
+            <w:hideMark/>
+          </w:tcPr>
+          <w:p>
+            <w:pPr>
+              <w:rPr>
+                <w:rFonts w:ascii="Times New Roman" w:hAnsi="Times New Roman" w:cs="Times New Roman"/>
+                <w:bCs/>
+                <w:sz w:val="28"/>
+                <w:szCs w:val="28"/>
+                <w:lang w:val="ru-BY"/>
+              </w:rPr>
+            </w:pPr>
+            <w:r>
+              <w:rPr>
+                <w:rFonts w:ascii="Times New Roman" w:hAnsi="Times New Roman" w:cs="Times New Roman"/>
+                <w:bCs/>
+                <w:sz w:val="28"/>
+                <w:szCs w:val="28"/>
+                <w:lang w:val="ru-BY"/>
+              </w:rPr>
+              <w:t>-</w:t>
+            </w:r>
+          </w:p>
+        </w:tc>
+        <w:tc>
+          <w:tcPr>
+            <w:tcW w:w="0" w:type="auto"/>
+            <w:tcBorders>
+              <w:top w:val="single" w:sz="6" w:space="0" w:color="000000"/>
+              <w:left w:val="single" w:sz="6" w:space="0" w:color="000000"/>
+              <w:bottom w:val="single" w:sz="6" w:space="0" w:color="000000"/>
+              <w:right w:val="single" w:sz="6" w:space="0" w:color="000000"/>
+            </w:tcBorders>
+            <w:tcMar>
+              <w:top w:w="60" w:type="dxa"/>
+              <w:left w:w="90" w:type="dxa"/>
+              <w:bottom w:w="60" w:type="dxa"/>
+              <w:right w:w="90" w:type="dxa"/>
+            </w:tcMar>
+            <w:hideMark/>
+          </w:tcPr>
+          <w:p>
+            <w:pPr>
+              <w:rPr>
+                <w:rFonts w:ascii="Times New Roman" w:hAnsi="Times New Roman" w:cs="Times New Roman"/>
+                <w:bCs/>
+                <w:sz w:val="28"/>
+                <w:szCs w:val="28"/>
+                <w:lang w:val="ru-BY"/>
+              </w:rPr>
+            </w:pPr>
+            <w:r>
+              <w:rPr>
+                <w:rFonts w:ascii="Times New Roman" w:hAnsi="Times New Roman" w:cs="Times New Roman"/>
+                <w:bCs/>
+                <w:sz w:val="28"/>
+                <w:szCs w:val="28"/>
+                <w:lang w:val="ru-BY"/>
+              </w:rPr>
+              <w:t>16254559</w:t>
+            </w:r>
+          </w:p>
+        </w:tc>
+        <w:tc>
+          <w:tcPr>
+            <w:tcW w:w="0" w:type="auto"/>
+            <w:tcBorders>
+              <w:top w:val="single" w:sz="6" w:space="0" w:color="000000"/>
+              <w:left w:val="single" w:sz="6" w:space="0" w:color="000000"/>
+              <w:bottom w:val="single" w:sz="6" w:space="0" w:color="000000"/>
+              <w:right w:val="single" w:sz="6" w:space="0" w:color="000000"/>
+            </w:tcBorders>
+            <w:tcMar>
+              <w:top w:w="60" w:type="dxa"/>
+              <w:left w:w="90" w:type="dxa"/>
+              <w:bottom w:w="60" w:type="dxa"/>
+              <w:right w:w="90" w:type="dxa"/>
+            </w:tcMar>
+            <w:hideMark/>
+          </w:tcPr>
+          <w:p>
+            <w:pPr>
+              <w:rPr>
+                <w:rFonts w:ascii="Times New Roman" w:hAnsi="Times New Roman" w:cs="Times New Roman"/>
+                <w:bCs/>
+                <w:sz w:val="28"/>
+                <w:szCs w:val="28"/>
+                <w:lang w:val="ru-BY"/>
+              </w:rPr>
+            </w:pPr>
+            <w:r>
+              <w:rPr>
+                <w:rFonts w:ascii="Times New Roman" w:hAnsi="Times New Roman" w:cs="Times New Roman"/>
+                <w:bCs/>
+                <w:sz w:val="28"/>
+                <w:szCs w:val="28"/>
+                <w:lang w:val="ru-BY"/>
+              </w:rPr>
+              <w:t>1</w:t>
+            </w:r>
+          </w:p>
+        </w:tc>
+        <w:tc>
+          <w:tcPr>
+            <w:tcW w:w="0" w:type="auto"/>
+            <w:tcBorders>
+              <w:top w:val="single" w:sz="6" w:space="0" w:color="000000"/>
+              <w:left w:val="single" w:sz="6" w:space="0" w:color="000000"/>
+              <w:bottom w:val="single" w:sz="6" w:space="0" w:color="000000"/>
+              <w:right w:val="single" w:sz="6" w:space="0" w:color="000000"/>
+            </w:tcBorders>
+            <w:tcMar>
+              <w:top w:w="60" w:type="dxa"/>
+              <w:left w:w="90" w:type="dxa"/>
+              <w:bottom w:w="60" w:type="dxa"/>
+              <w:right w:w="90" w:type="dxa"/>
+            </w:tcMar>
+            <w:hideMark/>
+          </w:tcPr>
+          <w:p>
+            <w:pPr>
+              <w:rPr>
+                <w:rFonts w:ascii="Times New Roman" w:hAnsi="Times New Roman" w:cs="Times New Roman"/>
+                <w:bCs/>
+                <w:sz w:val="28"/>
+                <w:szCs w:val="28"/>
+                <w:lang w:val="ru-BY"/>
+              </w:rPr>
+            </w:pPr>
+            <w:r>
+              <w:rPr>
+                <w:rFonts w:ascii="Times New Roman" w:hAnsi="Times New Roman" w:cs="Times New Roman"/>
+                <w:bCs/>
+                <w:sz w:val="28"/>
+                <w:szCs w:val="28"/>
+                <w:lang w:val="ru-BY"/>
+              </w:rPr>
+              <w:t>0</w:t>
+            </w:r>
+          </w:p>
+        </w:tc>
+      </w:tr>
+      <w:tr>
+        <w:tc>
+          <w:tcPr>
+            <w:tcW w:w="0" w:type="auto"/>
+            <w:tcBorders>
+              <w:top w:val="single" w:sz="6" w:space="0" w:color="000000"/>
+              <w:left w:val="single" w:sz="6" w:space="0" w:color="000000"/>
+              <w:bottom w:val="single" w:sz="6" w:space="0" w:color="000000"/>
+              <w:right w:val="single" w:sz="6" w:space="0" w:color="000000"/>
+            </w:tcBorders>
+            <w:tcMar>
+              <w:top w:w="60" w:type="dxa"/>
+              <w:left w:w="90" w:type="dxa"/>
+              <w:bottom w:w="60" w:type="dxa"/>
+              <w:right w:w="90" w:type="dxa"/>
+            </w:tcMar>
+            <w:hideMark/>
+          </w:tcPr>
+          <w:p>
+            <w:pPr>
+              <w:rPr>
+                <w:rFonts w:ascii="Times New Roman" w:hAnsi="Times New Roman" w:cs="Times New Roman"/>
+                <w:bCs/>
+                <w:sz w:val="28"/>
+                <w:szCs w:val="28"/>
+                <w:lang w:val="ru-BY"/>
+              </w:rPr>
+            </w:pPr>
+            <w:r>
+              <w:rPr>
+                <w:rFonts w:ascii="Times New Roman" w:hAnsi="Times New Roman" w:cs="Times New Roman"/>
+                <w:bCs/>
+                <w:sz w:val="28"/>
+                <w:szCs w:val="28"/>
+                <w:lang w:val="ru-BY"/>
+              </w:rPr>
+              <w:t>-1</w:t>
+            </w:r>
+          </w:p>
+        </w:tc>
+        <w:tc>
+          <w:tcPr>
+            <w:tcW w:w="0" w:type="auto"/>
+            <w:tcBorders>
+              <w:top w:val="single" w:sz="6" w:space="0" w:color="000000"/>
+              <w:left w:val="single" w:sz="6" w:space="0" w:color="000000"/>
+              <w:bottom w:val="single" w:sz="6" w:space="0" w:color="000000"/>
+              <w:right w:val="single" w:sz="6" w:space="0" w:color="000000"/>
+            </w:tcBorders>
+            <w:tcMar>
+              <w:top w:w="60" w:type="dxa"/>
+              <w:left w:w="90" w:type="dxa"/>
+              <w:bottom w:w="60" w:type="dxa"/>
+              <w:right w:w="90" w:type="dxa"/>
+            </w:tcMar>
+            <w:hideMark/>
+          </w:tcPr>
+          <w:p>
+            <w:pPr>
+              <w:rPr>
+                <w:rFonts w:ascii="Times New Roman" w:hAnsi="Times New Roman" w:cs="Times New Roman"/>
+                <w:bCs/>
+                <w:sz w:val="28"/>
+                <w:szCs w:val="28"/>
+                <w:lang w:val="ru-BY"/>
+              </w:rPr>
+            </w:pPr>
+            <w:r>
+              <w:rPr>
+                <w:rFonts w:ascii="Times New Roman" w:hAnsi="Times New Roman" w:cs="Times New Roman"/>
+                <w:bCs/>
+                <w:sz w:val="28"/>
+                <w:szCs w:val="28"/>
+                <w:lang w:val="ru-BY"/>
+              </w:rPr>
+              <w:t>-</w:t>
+            </w:r>
+          </w:p>
+        </w:tc>
+        <w:tc>
+          <w:tcPr>
+            <w:tcW w:w="0" w:type="auto"/>
+            <w:tcBorders>
+              <w:top w:val="single" w:sz="6" w:space="0" w:color="000000"/>
+              <w:left w:val="single" w:sz="6" w:space="0" w:color="000000"/>
+              <w:bottom w:val="single" w:sz="6" w:space="0" w:color="000000"/>
+              <w:right w:val="single" w:sz="6" w:space="0" w:color="000000"/>
+            </w:tcBorders>
+            <w:tcMar>
+              <w:top w:w="60" w:type="dxa"/>
+              <w:left w:w="90" w:type="dxa"/>
+              <w:bottom w:w="60" w:type="dxa"/>
+              <w:right w:w="90" w:type="dxa"/>
+            </w:tcMar>
+            <w:hideMark/>
+          </w:tcPr>
+          <w:p>
+            <w:pPr>
+              <w:rPr>
+                <w:rFonts w:ascii="Times New Roman" w:hAnsi="Times New Roman" w:cs="Times New Roman"/>
+                <w:bCs/>
+                <w:sz w:val="28"/>
+                <w:szCs w:val="28"/>
+                <w:lang w:val="ru-BY"/>
+              </w:rPr>
+            </w:pPr>
+            <w:r>
+              <w:rPr>
+                <w:rFonts w:ascii="Times New Roman" w:hAnsi="Times New Roman" w:cs="Times New Roman"/>
+                <w:bCs/>
+                <w:sz w:val="28"/>
+                <w:szCs w:val="28"/>
+                <w:lang w:val="ru-BY"/>
+              </w:rPr>
+              <w:t>1029073</w:t>
+            </w:r>
+          </w:p>
+        </w:tc>
+        <w:tc>
+          <w:tcPr>
+            <w:tcW w:w="0" w:type="auto"/>
+            <w:tcBorders>
+              <w:top w:val="single" w:sz="6" w:space="0" w:color="000000"/>
+              <w:left w:val="single" w:sz="6" w:space="0" w:color="000000"/>
+              <w:bottom w:val="single" w:sz="6" w:space="0" w:color="000000"/>
+              <w:right w:val="single" w:sz="6" w:space="0" w:color="000000"/>
+            </w:tcBorders>
+            <w:tcMar>
+              <w:top w:w="60" w:type="dxa"/>
+              <w:left w:w="90" w:type="dxa"/>
+              <w:bottom w:w="60" w:type="dxa"/>
+              <w:right w:w="90" w:type="dxa"/>
+            </w:tcMar>
+            <w:hideMark/>
+          </w:tcPr>
+          <w:p>
+            <w:pPr>
+              <w:rPr>
+                <w:rFonts w:ascii="Times New Roman" w:hAnsi="Times New Roman" w:cs="Times New Roman"/>
+                <w:bCs/>
+                <w:sz w:val="28"/>
+                <w:szCs w:val="28"/>
+                <w:lang w:val="ru-BY"/>
+              </w:rPr>
+            </w:pPr>
+            <w:r>
+              <w:rPr>
+                <w:rFonts w:ascii="Times New Roman" w:hAnsi="Times New Roman" w:cs="Times New Roman"/>
+                <w:bCs/>
+                <w:sz w:val="28"/>
+                <w:szCs w:val="28"/>
+                <w:lang w:val="ru-BY"/>
+              </w:rPr>
+              <w:t>0</w:t>
+            </w:r>
+          </w:p>
+        </w:tc>
+        <w:tc>
+          <w:tcPr>
+            <w:tcW w:w="0" w:type="auto"/>
+            <w:tcBorders>
+              <w:top w:val="single" w:sz="6" w:space="0" w:color="000000"/>
+              <w:left w:val="single" w:sz="6" w:space="0" w:color="000000"/>
+              <w:bottom w:val="single" w:sz="6" w:space="0" w:color="000000"/>
+              <w:right w:val="single" w:sz="6" w:space="0" w:color="000000"/>
+            </w:tcBorders>
+            <w:tcMar>
+              <w:top w:w="60" w:type="dxa"/>
+              <w:left w:w="90" w:type="dxa"/>
+              <w:bottom w:w="60" w:type="dxa"/>
+              <w:right w:w="90" w:type="dxa"/>
+            </w:tcMar>
+            <w:hideMark/>
+          </w:tcPr>
+          <w:p>
+            <w:pPr>
+              <w:rPr>
+                <w:rFonts w:ascii="Times New Roman" w:hAnsi="Times New Roman" w:cs="Times New Roman"/>
+                <w:bCs/>
+                <w:sz w:val="28"/>
+                <w:szCs w:val="28"/>
+                <w:lang w:val="ru-BY"/>
+              </w:rPr>
+            </w:pPr>
+            <w:r>
+              <w:rPr>
+                <w:rFonts w:ascii="Times New Roman" w:hAnsi="Times New Roman" w:cs="Times New Roman"/>
+                <w:bCs/>
+                <w:sz w:val="28"/>
+                <w:szCs w:val="28"/>
+                <w:lang w:val="ru-BY"/>
+              </w:rPr>
+              <w:t>1</w:t>
+            </w:r>
+          </w:p>
+        </w:tc>
+      </w:tr>
+      <w:tr>
+        <w:tc>
+          <w:tcPr>
+            <w:tcW w:w="0" w:type="auto"/>
+            <w:tcBorders>
+              <w:top w:val="single" w:sz="6" w:space="0" w:color="000000"/>
+              <w:left w:val="single" w:sz="6" w:space="0" w:color="000000"/>
+              <w:bottom w:val="single" w:sz="6" w:space="0" w:color="000000"/>
+              <w:right w:val="single" w:sz="6" w:space="0" w:color="000000"/>
+            </w:tcBorders>
+            <w:tcMar>
+              <w:top w:w="60" w:type="dxa"/>
+              <w:left w:w="90" w:type="dxa"/>
+              <w:bottom w:w="60" w:type="dxa"/>
+              <w:right w:w="90" w:type="dxa"/>
+            </w:tcMar>
+            <w:hideMark/>
+          </w:tcPr>
+          <w:p>
+            <w:pPr>
+              <w:rPr>
+                <w:rFonts w:ascii="Times New Roman" w:hAnsi="Times New Roman" w:cs="Times New Roman"/>
+                <w:bCs/>
+                <w:sz w:val="28"/>
+                <w:szCs w:val="28"/>
+                <w:lang w:val="ru-BY"/>
+              </w:rPr>
+            </w:pPr>
+            <w:r>
+              <w:rPr>
+                <w:rFonts w:ascii="Times New Roman" w:hAnsi="Times New Roman" w:cs="Times New Roman"/>
+                <w:bCs/>
+                <w:sz w:val="28"/>
+                <w:szCs w:val="28"/>
+                <w:lang w:val="ru-BY"/>
+              </w:rPr>
+              <w:t>0</w:t>
+            </w:r>
+          </w:p>
+        </w:tc>
+        <w:tc>
+          <w:tcPr>
+            <w:tcW w:w="0" w:type="auto"/>
+            <w:tcBorders>
+              <w:top w:val="single" w:sz="6" w:space="0" w:color="000000"/>
+              <w:left w:val="single" w:sz="6" w:space="0" w:color="000000"/>
+              <w:bottom w:val="single" w:sz="6" w:space="0" w:color="000000"/>
+              <w:right w:val="single" w:sz="6" w:space="0" w:color="000000"/>
+            </w:tcBorders>
+            <w:tcMar>
+              <w:top w:w="60" w:type="dxa"/>
+              <w:left w:w="90" w:type="dxa"/>
+              <w:bottom w:w="60" w:type="dxa"/>
+              <w:right w:w="90" w:type="dxa"/>
+            </w:tcMar>
+            <w:hideMark/>
+          </w:tcPr>
+          <w:p>
+            <w:pPr>
+              <w:rPr>
+                <w:rFonts w:ascii="Times New Roman" w:hAnsi="Times New Roman" w:cs="Times New Roman"/>
+                <w:bCs/>
+                <w:sz w:val="28"/>
+                <w:szCs w:val="28"/>
+                <w:lang w:val="ru-BY"/>
+              </w:rPr>
+            </w:pPr>
+            <w:r>
+              <w:rPr>
+                <w:rFonts w:ascii="Times New Roman" w:hAnsi="Times New Roman" w:cs="Times New Roman"/>
+                <w:bCs/>
+                <w:sz w:val="28"/>
+                <w:szCs w:val="28"/>
+                <w:lang w:val="ru-BY"/>
+              </w:rPr>
+              <w:t>15</w:t>
+            </w:r>
+          </w:p>
+        </w:tc>
+        <w:tc>
+          <w:tcPr>
+            <w:tcW w:w="0" w:type="auto"/>
+            <w:tcBorders>
+              <w:top w:val="single" w:sz="6" w:space="0" w:color="000000"/>
+              <w:left w:val="single" w:sz="6" w:space="0" w:color="000000"/>
+              <w:bottom w:val="single" w:sz="6" w:space="0" w:color="000000"/>
+              <w:right w:val="single" w:sz="6" w:space="0" w:color="000000"/>
+            </w:tcBorders>
+            <w:tcMar>
+              <w:top w:w="60" w:type="dxa"/>
+              <w:left w:w="90" w:type="dxa"/>
+              <w:bottom w:w="60" w:type="dxa"/>
+              <w:right w:w="90" w:type="dxa"/>
+            </w:tcMar>
+            <w:hideMark/>
+          </w:tcPr>
+          <w:p>
+            <w:pPr>
+              <w:rPr>
+                <w:rFonts w:ascii="Times New Roman" w:hAnsi="Times New Roman" w:cs="Times New Roman"/>
+                <w:bCs/>
+                <w:sz w:val="28"/>
+                <w:szCs w:val="28"/>
+                <w:lang w:val="ru-BY"/>
+              </w:rPr>
+            </w:pPr>
+            <w:r>
+              <w:rPr>
+                <w:rFonts w:ascii="Times New Roman" w:hAnsi="Times New Roman" w:cs="Times New Roman"/>
+                <w:bCs/>
+                <w:sz w:val="28"/>
+                <w:szCs w:val="28"/>
+                <w:lang w:val="ru-BY"/>
+              </w:rPr>
+              <w:t>818464</w:t>
+            </w:r>
+          </w:p>
+        </w:tc>
+        <w:tc>
+          <w:tcPr>
+            <w:tcW w:w="0" w:type="auto"/>
+            <w:tcBorders>
+              <w:top w:val="single" w:sz="6" w:space="0" w:color="000000"/>
+              <w:left w:val="single" w:sz="6" w:space="0" w:color="000000"/>
+              <w:bottom w:val="single" w:sz="6" w:space="0" w:color="000000"/>
+              <w:right w:val="single" w:sz="6" w:space="0" w:color="000000"/>
+            </w:tcBorders>
+            <w:tcMar>
+              <w:top w:w="60" w:type="dxa"/>
+              <w:left w:w="90" w:type="dxa"/>
+              <w:bottom w:w="60" w:type="dxa"/>
+              <w:right w:w="90" w:type="dxa"/>
+            </w:tcMar>
+            <w:hideMark/>
+          </w:tcPr>
+          <w:p>
+            <w:pPr>
+              <w:rPr>
+                <w:rFonts w:ascii="Times New Roman" w:hAnsi="Times New Roman" w:cs="Times New Roman"/>
+                <w:bCs/>
+                <w:sz w:val="28"/>
+                <w:szCs w:val="28"/>
+                <w:lang w:val="ru-BY"/>
+              </w:rPr>
+            </w:pPr>
+            <w:r>
+              <w:rPr>
+                <w:rFonts w:ascii="Times New Roman" w:hAnsi="Times New Roman" w:cs="Times New Roman"/>
+                <w:bCs/>
+                <w:sz w:val="28"/>
+                <w:szCs w:val="28"/>
+                <w:lang w:val="ru-BY"/>
+              </w:rPr>
+              <w:t>1</w:t>
+            </w:r>
+          </w:p>
+        </w:tc>
+        <w:tc>
+          <w:tcPr>
+            <w:tcW w:w="0" w:type="auto"/>
+            <w:tcBorders>
+              <w:top w:val="single" w:sz="6" w:space="0" w:color="000000"/>
+              <w:left w:val="single" w:sz="6" w:space="0" w:color="000000"/>
+              <w:bottom w:val="single" w:sz="6" w:space="0" w:color="000000"/>
+              <w:right w:val="single" w:sz="6" w:space="0" w:color="000000"/>
+            </w:tcBorders>
+            <w:tcMar>
+              <w:top w:w="60" w:type="dxa"/>
+              <w:left w:w="90" w:type="dxa"/>
+              <w:bottom w:w="60" w:type="dxa"/>
+              <w:right w:w="90" w:type="dxa"/>
+            </w:tcMar>
+            <w:hideMark/>
+          </w:tcPr>
+          <w:p>
+            <w:pPr>
+              <w:rPr>
+                <w:rFonts w:ascii="Times New Roman" w:hAnsi="Times New Roman" w:cs="Times New Roman"/>
+                <w:bCs/>
+                <w:sz w:val="28"/>
+                <w:szCs w:val="28"/>
+                <w:lang w:val="ru-BY"/>
+              </w:rPr>
+            </w:pPr>
+            <w:r>
+              <w:rPr>
+                <w:rFonts w:ascii="Times New Roman" w:hAnsi="Times New Roman" w:cs="Times New Roman"/>
+                <w:bCs/>
+                <w:sz w:val="28"/>
+                <w:szCs w:val="28"/>
+                <w:lang w:val="ru-BY"/>
+              </w:rPr>
+              <w:t>-15</w:t>
+            </w:r>
+          </w:p>
+        </w:tc>
+      </w:tr>
+      <w:tr>
+        <w:tc>
+          <w:tcPr>
+            <w:tcW w:w="0" w:type="auto"/>
+            <w:tcBorders>
+              <w:top w:val="single" w:sz="6" w:space="0" w:color="000000"/>
+              <w:left w:val="single" w:sz="6" w:space="0" w:color="000000"/>
+              <w:bottom w:val="single" w:sz="6" w:space="0" w:color="000000"/>
+              <w:right w:val="single" w:sz="6" w:space="0" w:color="000000"/>
+            </w:tcBorders>
+            <w:tcMar>
+              <w:top w:w="60" w:type="dxa"/>
+              <w:left w:w="90" w:type="dxa"/>
+              <w:bottom w:w="60" w:type="dxa"/>
+              <w:right w:w="90" w:type="dxa"/>
+            </w:tcMar>
+            <w:hideMark/>
+          </w:tcPr>
+          <w:p>
+            <w:pPr>
+              <w:rPr>
+                <w:rFonts w:ascii="Times New Roman" w:hAnsi="Times New Roman" w:cs="Times New Roman"/>
+                <w:bCs/>
+                <w:sz w:val="28"/>
+                <w:szCs w:val="28"/>
+                <w:lang w:val="ru-BY"/>
+              </w:rPr>
+            </w:pPr>
+            <w:r>
+              <w:rPr>
+                <w:rFonts w:ascii="Times New Roman" w:hAnsi="Times New Roman" w:cs="Times New Roman"/>
+                <w:bCs/>
+                <w:sz w:val="28"/>
+                <w:szCs w:val="28"/>
+                <w:lang w:val="ru-BY"/>
+              </w:rPr>
+              <w:t>1</w:t>
+            </w:r>
+          </w:p>
+        </w:tc>
+        <w:tc>
+          <w:tcPr>
+            <w:tcW w:w="0" w:type="auto"/>
+            <w:tcBorders>
+              <w:top w:val="single" w:sz="6" w:space="0" w:color="000000"/>
+              <w:left w:val="single" w:sz="6" w:space="0" w:color="000000"/>
+              <w:bottom w:val="single" w:sz="6" w:space="0" w:color="000000"/>
+              <w:right w:val="single" w:sz="6" w:space="0" w:color="000000"/>
+            </w:tcBorders>
+            <w:tcMar>
+              <w:top w:w="60" w:type="dxa"/>
+              <w:left w:w="90" w:type="dxa"/>
+              <w:bottom w:w="60" w:type="dxa"/>
+              <w:right w:w="90" w:type="dxa"/>
+            </w:tcMar>
+            <w:hideMark/>
+          </w:tcPr>
+          <w:p>
+            <w:pPr>
+              <w:rPr>
+                <w:rFonts w:ascii="Times New Roman" w:hAnsi="Times New Roman" w:cs="Times New Roman"/>
+                <w:bCs/>
+                <w:sz w:val="28"/>
+                <w:szCs w:val="28"/>
+                <w:lang w:val="ru-BY"/>
+              </w:rPr>
+            </w:pPr>
+            <w:r>
+              <w:rPr>
+                <w:rFonts w:ascii="Times New Roman" w:hAnsi="Times New Roman" w:cs="Times New Roman"/>
+                <w:bCs/>
+                <w:sz w:val="28"/>
+                <w:szCs w:val="28"/>
+                <w:lang w:val="ru-BY"/>
+              </w:rPr>
+              <w:t>1</w:t>
+            </w:r>
+          </w:p>
+        </w:tc>
+        <w:tc>
+          <w:tcPr>
+            <w:tcW w:w="0" w:type="auto"/>
+            <w:tcBorders>
+              <w:top w:val="single" w:sz="6" w:space="0" w:color="000000"/>
+              <w:left w:val="single" w:sz="6" w:space="0" w:color="000000"/>
+              <w:bottom w:val="single" w:sz="6" w:space="0" w:color="000000"/>
+              <w:right w:val="single" w:sz="6" w:space="0" w:color="000000"/>
+            </w:tcBorders>
+            <w:tcMar>
+              <w:top w:w="60" w:type="dxa"/>
+              <w:left w:w="90" w:type="dxa"/>
+              <w:bottom w:w="60" w:type="dxa"/>
+              <w:right w:w="90" w:type="dxa"/>
+            </w:tcMar>
+            <w:hideMark/>
+          </w:tcPr>
+          <w:p>
+            <w:pPr>
+              <w:rPr>
+                <w:rFonts w:ascii="Times New Roman" w:hAnsi="Times New Roman" w:cs="Times New Roman"/>
+                <w:bCs/>
+                <w:sz w:val="28"/>
+                <w:szCs w:val="28"/>
+                <w:lang w:val="ru-BY"/>
+              </w:rPr>
+            </w:pPr>
+            <w:r>
+              <w:rPr>
+                <w:rFonts w:ascii="Times New Roman" w:hAnsi="Times New Roman" w:cs="Times New Roman"/>
+                <w:bCs/>
+                <w:sz w:val="28"/>
+                <w:szCs w:val="28"/>
+                <w:lang w:val="ru-BY"/>
+              </w:rPr>
+              <w:t>210609</w:t>
+            </w:r>
+          </w:p>
+        </w:tc>
+        <w:tc>
+          <w:tcPr>
+            <w:tcW w:w="0" w:type="auto"/>
+            <w:tcBorders>
+              <w:top w:val="single" w:sz="6" w:space="0" w:color="000000"/>
+              <w:left w:val="single" w:sz="6" w:space="0" w:color="000000"/>
+              <w:bottom w:val="single" w:sz="6" w:space="0" w:color="000000"/>
+              <w:right w:val="single" w:sz="6" w:space="0" w:color="000000"/>
+            </w:tcBorders>
+            <w:tcMar>
+              <w:top w:w="60" w:type="dxa"/>
+              <w:left w:w="90" w:type="dxa"/>
+              <w:bottom w:w="60" w:type="dxa"/>
+              <w:right w:w="90" w:type="dxa"/>
+            </w:tcMar>
+            <w:hideMark/>
+          </w:tcPr>
+          <w:p>
+            <w:pPr>
+              <w:rPr>
+                <w:rFonts w:ascii="Times New Roman" w:hAnsi="Times New Roman" w:cs="Times New Roman"/>
+                <w:bCs/>
+                <w:sz w:val="28"/>
+                <w:szCs w:val="28"/>
+                <w:lang w:val="ru-BY"/>
+              </w:rPr>
+            </w:pPr>
+            <w:r>
+              <w:rPr>
+                <w:rFonts w:ascii="Times New Roman" w:hAnsi="Times New Roman" w:cs="Times New Roman"/>
+                <w:bCs/>
+                <w:sz w:val="28"/>
+                <w:szCs w:val="28"/>
+                <w:lang w:val="ru-BY"/>
+              </w:rPr>
+              <w:t>-1</w:t>
+            </w:r>
+          </w:p>
+        </w:tc>
+        <w:tc>
+          <w:tcPr>
+            <w:tcW w:w="0" w:type="auto"/>
+            <w:tcBorders>
+              <w:top w:val="single" w:sz="6" w:space="0" w:color="000000"/>
+              <w:left w:val="single" w:sz="6" w:space="0" w:color="000000"/>
+              <w:bottom w:val="single" w:sz="6" w:space="0" w:color="000000"/>
+              <w:right w:val="single" w:sz="6" w:space="0" w:color="000000"/>
+            </w:tcBorders>
+            <w:tcMar>
+              <w:top w:w="60" w:type="dxa"/>
+              <w:left w:w="90" w:type="dxa"/>
+              <w:bottom w:w="60" w:type="dxa"/>
+              <w:right w:w="90" w:type="dxa"/>
+            </w:tcMar>
+            <w:hideMark/>
+          </w:tcPr>
+          <w:p>
+            <w:pPr>
+              <w:rPr>
+                <w:rFonts w:ascii="Times New Roman" w:hAnsi="Times New Roman" w:cs="Times New Roman"/>
+                <w:bCs/>
+                <w:sz w:val="28"/>
+                <w:szCs w:val="28"/>
+                <w:lang w:val="ru-BY"/>
+              </w:rPr>
+            </w:pPr>
+            <w:r>
+              <w:rPr>
+                <w:rFonts w:ascii="Times New Roman" w:hAnsi="Times New Roman" w:cs="Times New Roman"/>
+                <w:bCs/>
+                <w:sz w:val="28"/>
+                <w:szCs w:val="28"/>
+                <w:lang w:val="ru-BY"/>
+              </w:rPr>
+              <w:t>16</w:t>
+            </w:r>
+          </w:p>
+        </w:tc>
+      </w:tr>
+      <w:tr>
+        <w:tc>
+          <w:tcPr>
+            <w:tcW w:w="0" w:type="auto"/>
+            <w:tcBorders>
+              <w:top w:val="single" w:sz="6" w:space="0" w:color="000000"/>
+              <w:left w:val="single" w:sz="6" w:space="0" w:color="000000"/>
+              <w:bottom w:val="single" w:sz="6" w:space="0" w:color="000000"/>
+              <w:right w:val="single" w:sz="6" w:space="0" w:color="000000"/>
+            </w:tcBorders>
+            <w:tcMar>
+              <w:top w:w="60" w:type="dxa"/>
+              <w:left w:w="90" w:type="dxa"/>
+              <w:bottom w:w="60" w:type="dxa"/>
+              <w:right w:w="90" w:type="dxa"/>
+            </w:tcMar>
+            <w:hideMark/>
+          </w:tcPr>
+          <w:p>
+            <w:pPr>
+              <w:rPr>
+                <w:rFonts w:ascii="Times New Roman" w:hAnsi="Times New Roman" w:cs="Times New Roman"/>
+                <w:bCs/>
+                <w:sz w:val="28"/>
+                <w:szCs w:val="28"/>
+                <w:lang w:val="ru-BY"/>
+              </w:rPr>
+            </w:pPr>
+            <w:r>
+              <w:rPr>
+                <w:rFonts w:ascii="Times New Roman" w:hAnsi="Times New Roman" w:cs="Times New Roman"/>
+                <w:bCs/>
+                <w:sz w:val="28"/>
+                <w:szCs w:val="28"/>
+                <w:lang w:val="ru-BY"/>
+              </w:rPr>
+              <w:t>2</w:t>
+            </w:r>
+          </w:p>
+        </w:tc>
+        <w:tc>
+          <w:tcPr>
+            <w:tcW w:w="0" w:type="auto"/>
+            <w:tcBorders>
+              <w:top w:val="single" w:sz="6" w:space="0" w:color="000000"/>
+              <w:left w:val="single" w:sz="6" w:space="0" w:color="000000"/>
+              <w:bottom w:val="single" w:sz="6" w:space="0" w:color="000000"/>
+              <w:right w:val="single" w:sz="6" w:space="0" w:color="000000"/>
+            </w:tcBorders>
+            <w:tcMar>
+              <w:top w:w="60" w:type="dxa"/>
+              <w:left w:w="90" w:type="dxa"/>
+              <w:bottom w:w="60" w:type="dxa"/>
+              <w:right w:w="90" w:type="dxa"/>
+            </w:tcMar>
+            <w:hideMark/>
+          </w:tcPr>
+          <w:p>
+            <w:pPr>
+              <w:rPr>
+                <w:rFonts w:ascii="Times New Roman" w:hAnsi="Times New Roman" w:cs="Times New Roman"/>
+                <w:bCs/>
+                <w:sz w:val="28"/>
+                <w:szCs w:val="28"/>
+                <w:lang w:val="ru-BY"/>
+              </w:rPr>
+            </w:pPr>
+            <w:r>
+              <w:rPr>
+                <w:rFonts w:ascii="Times New Roman" w:hAnsi="Times New Roman" w:cs="Times New Roman"/>
+                <w:bCs/>
+                <w:sz w:val="28"/>
+                <w:szCs w:val="28"/>
+                <w:lang w:val="ru-BY"/>
+              </w:rPr>
+              <w:t>3</w:t>
+            </w:r>
+          </w:p>
+        </w:tc>
+        <w:tc>
+          <w:tcPr>
+            <w:tcW w:w="0" w:type="auto"/>
+            <w:tcBorders>
+              <w:top w:val="single" w:sz="6" w:space="0" w:color="000000"/>
+              <w:left w:val="single" w:sz="6" w:space="0" w:color="000000"/>
+              <w:bottom w:val="single" w:sz="6" w:space="0" w:color="000000"/>
+              <w:right w:val="single" w:sz="6" w:space="0" w:color="000000"/>
+            </w:tcBorders>
+            <w:tcMar>
+              <w:top w:w="60" w:type="dxa"/>
+              <w:left w:w="90" w:type="dxa"/>
+              <w:bottom w:w="60" w:type="dxa"/>
+              <w:right w:w="90" w:type="dxa"/>
+            </w:tcMar>
+            <w:hideMark/>
+          </w:tcPr>
+          <w:p>
+            <w:pPr>
+              <w:rPr>
+                <w:rFonts w:ascii="Times New Roman" w:hAnsi="Times New Roman" w:cs="Times New Roman"/>
+                <w:bCs/>
+                <w:sz w:val="28"/>
+                <w:szCs w:val="28"/>
+                <w:lang w:val="ru-BY"/>
+              </w:rPr>
+            </w:pPr>
+            <w:r>
+              <w:rPr>
+                <w:rFonts w:ascii="Times New Roman" w:hAnsi="Times New Roman" w:cs="Times New Roman"/>
+                <w:bCs/>
+                <w:sz w:val="28"/>
+                <w:szCs w:val="28"/>
+                <w:lang w:val="ru-BY"/>
+              </w:rPr>
+              <w:t>186637</w:t>
+            </w:r>
+          </w:p>
+        </w:tc>
+        <w:tc>
+          <w:tcPr>
+            <w:tcW w:w="0" w:type="auto"/>
+            <w:tcBorders>
+              <w:top w:val="single" w:sz="6" w:space="0" w:color="000000"/>
+              <w:left w:val="single" w:sz="6" w:space="0" w:color="000000"/>
+              <w:bottom w:val="single" w:sz="6" w:space="0" w:color="000000"/>
+              <w:right w:val="single" w:sz="6" w:space="0" w:color="000000"/>
+            </w:tcBorders>
+            <w:tcMar>
+              <w:top w:w="60" w:type="dxa"/>
+              <w:left w:w="90" w:type="dxa"/>
+              <w:bottom w:w="60" w:type="dxa"/>
+              <w:right w:w="90" w:type="dxa"/>
+            </w:tcMar>
+            <w:hideMark/>
+          </w:tcPr>
+          <w:p>
+            <w:pPr>
+              <w:rPr>
+                <w:rFonts w:ascii="Times New Roman" w:hAnsi="Times New Roman" w:cs="Times New Roman"/>
+                <w:bCs/>
+                <w:sz w:val="28"/>
+                <w:szCs w:val="28"/>
+                <w:lang w:val="ru-BY"/>
+              </w:rPr>
+            </w:pPr>
+            <w:r>
+              <w:rPr>
+                <w:rFonts w:ascii="Times New Roman" w:hAnsi="Times New Roman" w:cs="Times New Roman"/>
+                <w:bCs/>
+                <w:sz w:val="28"/>
+                <w:szCs w:val="28"/>
+                <w:lang w:val="ru-BY"/>
+              </w:rPr>
+              <w:t>4</w:t>
+            </w:r>
+          </w:p>
+        </w:tc>
+        <w:tc>
+          <w:tcPr>
+            <w:tcW w:w="0" w:type="auto"/>
+            <w:tcBorders>
+              <w:top w:val="single" w:sz="6" w:space="0" w:color="000000"/>
+              <w:left w:val="single" w:sz="6" w:space="0" w:color="000000"/>
+              <w:bottom w:val="single" w:sz="6" w:space="0" w:color="000000"/>
+              <w:right w:val="single" w:sz="6" w:space="0" w:color="000000"/>
+            </w:tcBorders>
+            <w:tcMar>
+              <w:top w:w="60" w:type="dxa"/>
+              <w:left w:w="90" w:type="dxa"/>
+              <w:bottom w:w="60" w:type="dxa"/>
+              <w:right w:w="90" w:type="dxa"/>
+            </w:tcMar>
+            <w:hideMark/>
+          </w:tcPr>
+          <w:p>
+            <w:pPr>
+              <w:rPr>
+                <w:rFonts w:ascii="Times New Roman" w:hAnsi="Times New Roman" w:cs="Times New Roman"/>
+                <w:bCs/>
+                <w:sz w:val="28"/>
+                <w:szCs w:val="28"/>
+                <w:lang w:val="ru-BY"/>
+              </w:rPr>
+            </w:pPr>
+            <w:r>
+              <w:rPr>
+                <w:rFonts w:ascii="Times New Roman" w:hAnsi="Times New Roman" w:cs="Times New Roman"/>
+                <w:bCs/>
+                <w:sz w:val="28"/>
+                <w:szCs w:val="28"/>
+                <w:lang w:val="ru-BY"/>
+              </w:rPr>
+              <w:t>-63</w:t>
+            </w:r>
+          </w:p>
+        </w:tc>
+      </w:tr>
+      <w:tr>
+        <w:tc>
+          <w:tcPr>
+            <w:tcW w:w="0" w:type="auto"/>
+            <w:tcBorders>
+              <w:top w:val="single" w:sz="6" w:space="0" w:color="000000"/>
+              <w:left w:val="single" w:sz="6" w:space="0" w:color="000000"/>
+              <w:bottom w:val="single" w:sz="6" w:space="0" w:color="000000"/>
+              <w:right w:val="single" w:sz="6" w:space="0" w:color="000000"/>
+            </w:tcBorders>
+            <w:tcMar>
+              <w:top w:w="60" w:type="dxa"/>
+              <w:left w:w="90" w:type="dxa"/>
+              <w:bottom w:w="60" w:type="dxa"/>
+              <w:right w:w="90" w:type="dxa"/>
+            </w:tcMar>
+            <w:hideMark/>
+          </w:tcPr>
+          <w:p>
+            <w:pPr>
+              <w:rPr>
+                <w:rFonts w:ascii="Times New Roman" w:hAnsi="Times New Roman" w:cs="Times New Roman"/>
+                <w:bCs/>
+                <w:sz w:val="28"/>
+                <w:szCs w:val="28"/>
+                <w:lang w:val="ru-BY"/>
+              </w:rPr>
+            </w:pPr>
+            <w:r>
+              <w:rPr>
+                <w:rFonts w:ascii="Times New Roman" w:hAnsi="Times New Roman" w:cs="Times New Roman"/>
+                <w:bCs/>
+                <w:sz w:val="28"/>
+                <w:szCs w:val="28"/>
+                <w:lang w:val="ru-BY"/>
+              </w:rPr>
+              <w:t>3</w:t>
+            </w:r>
+          </w:p>
+        </w:tc>
+        <w:tc>
+          <w:tcPr>
+            <w:tcW w:w="0" w:type="auto"/>
+            <w:tcBorders>
+              <w:top w:val="single" w:sz="6" w:space="0" w:color="000000"/>
+              <w:left w:val="single" w:sz="6" w:space="0" w:color="000000"/>
+              <w:bottom w:val="single" w:sz="6" w:space="0" w:color="000000"/>
+              <w:right w:val="single" w:sz="6" w:space="0" w:color="000000"/>
+            </w:tcBorders>
+            <w:tcMar>
+              <w:top w:w="60" w:type="dxa"/>
+              <w:left w:w="90" w:type="dxa"/>
+              <w:bottom w:w="60" w:type="dxa"/>
+              <w:right w:w="90" w:type="dxa"/>
+            </w:tcMar>
+            <w:hideMark/>
+          </w:tcPr>
+          <w:p>
+            <w:pPr>
+              <w:rPr>
+                <w:rFonts w:ascii="Times New Roman" w:hAnsi="Times New Roman" w:cs="Times New Roman"/>
+                <w:bCs/>
+                <w:sz w:val="28"/>
+                <w:szCs w:val="28"/>
+                <w:lang w:val="ru-BY"/>
+              </w:rPr>
+            </w:pPr>
+            <w:r>
+              <w:rPr>
+                <w:rFonts w:ascii="Times New Roman" w:hAnsi="Times New Roman" w:cs="Times New Roman"/>
+                <w:bCs/>
+                <w:sz w:val="28"/>
+                <w:szCs w:val="28"/>
+                <w:lang w:val="ru-BY"/>
+              </w:rPr>
+              <w:t>1</w:t>
+            </w:r>
+          </w:p>
+        </w:tc>
+        <w:tc>
+          <w:tcPr>
+            <w:tcW w:w="0" w:type="auto"/>
+            <w:tcBorders>
+              <w:top w:val="single" w:sz="6" w:space="0" w:color="000000"/>
+              <w:left w:val="single" w:sz="6" w:space="0" w:color="000000"/>
+              <w:bottom w:val="single" w:sz="6" w:space="0" w:color="000000"/>
+              <w:right w:val="single" w:sz="6" w:space="0" w:color="000000"/>
+            </w:tcBorders>
+            <w:tcMar>
+              <w:top w:w="60" w:type="dxa"/>
+              <w:left w:w="90" w:type="dxa"/>
+              <w:bottom w:w="60" w:type="dxa"/>
+              <w:right w:w="90" w:type="dxa"/>
+            </w:tcMar>
+            <w:hideMark/>
+          </w:tcPr>
+          <w:p>
+            <w:pPr>
+              <w:rPr>
+                <w:rFonts w:ascii="Times New Roman" w:hAnsi="Times New Roman" w:cs="Times New Roman"/>
+                <w:bCs/>
+                <w:sz w:val="28"/>
+                <w:szCs w:val="28"/>
+                <w:lang w:val="ru-BY"/>
+              </w:rPr>
+            </w:pPr>
+            <w:r>
+              <w:rPr>
+                <w:rFonts w:ascii="Times New Roman" w:hAnsi="Times New Roman" w:cs="Times New Roman"/>
+                <w:bCs/>
+                <w:sz w:val="28"/>
+                <w:szCs w:val="28"/>
+                <w:lang w:val="ru-BY"/>
+              </w:rPr>
+              <w:t>23972</w:t>
+            </w:r>
+          </w:p>
+        </w:tc>
+        <w:tc>
+          <w:tcPr>
+            <w:tcW w:w="0" w:type="auto"/>
+            <w:tcBorders>
+              <w:top w:val="single" w:sz="6" w:space="0" w:color="000000"/>
+              <w:left w:val="single" w:sz="6" w:space="0" w:color="000000"/>
+              <w:bottom w:val="single" w:sz="6" w:space="0" w:color="000000"/>
+              <w:right w:val="single" w:sz="6" w:space="0" w:color="000000"/>
+            </w:tcBorders>
+            <w:tcMar>
+              <w:top w:w="60" w:type="dxa"/>
+              <w:left w:w="90" w:type="dxa"/>
+              <w:bottom w:w="60" w:type="dxa"/>
+              <w:right w:w="90" w:type="dxa"/>
+            </w:tcMar>
+            <w:hideMark/>
+          </w:tcPr>
+          <w:p>
+            <w:pPr>
+              <w:rPr>
+                <w:rFonts w:ascii="Times New Roman" w:hAnsi="Times New Roman" w:cs="Times New Roman"/>
+                <w:bCs/>
+                <w:sz w:val="28"/>
+                <w:szCs w:val="28"/>
+                <w:lang w:val="ru-BY"/>
+              </w:rPr>
+            </w:pPr>
+            <w:r>
+              <w:rPr>
+                <w:rFonts w:ascii="Times New Roman" w:hAnsi="Times New Roman" w:cs="Times New Roman"/>
+                <w:bCs/>
+                <w:sz w:val="28"/>
+                <w:szCs w:val="28"/>
+                <w:lang w:val="ru-BY"/>
+              </w:rPr>
+              <w:t>-5</w:t>
+            </w:r>
+          </w:p>
+        </w:tc>
+        <w:tc>
+          <w:tcPr>
+            <w:tcW w:w="0" w:type="auto"/>
+            <w:tcBorders>
+              <w:top w:val="single" w:sz="6" w:space="0" w:color="000000"/>
+              <w:left w:val="single" w:sz="6" w:space="0" w:color="000000"/>
+              <w:bottom w:val="single" w:sz="6" w:space="0" w:color="000000"/>
+              <w:right w:val="single" w:sz="6" w:space="0" w:color="000000"/>
+            </w:tcBorders>
+            <w:tcMar>
+              <w:top w:w="60" w:type="dxa"/>
+              <w:left w:w="90" w:type="dxa"/>
+              <w:bottom w:w="60" w:type="dxa"/>
+              <w:right w:w="90" w:type="dxa"/>
+            </w:tcMar>
+            <w:hideMark/>
+          </w:tcPr>
+          <w:p>
+            <w:pPr>
+              <w:rPr>
+                <w:rFonts w:ascii="Times New Roman" w:hAnsi="Times New Roman" w:cs="Times New Roman"/>
+                <w:bCs/>
+                <w:sz w:val="28"/>
+                <w:szCs w:val="28"/>
+                <w:lang w:val="ru-BY"/>
+              </w:rPr>
+            </w:pPr>
+            <w:r>
+              <w:rPr>
+                <w:rFonts w:ascii="Times New Roman" w:hAnsi="Times New Roman" w:cs="Times New Roman"/>
+                <w:bCs/>
+                <w:sz w:val="28"/>
+                <w:szCs w:val="28"/>
+                <w:lang w:val="ru-BY"/>
+              </w:rPr>
+              <w:t>79</w:t>
+            </w:r>
+          </w:p>
+        </w:tc>
+      </w:tr>
+      <w:tr>
+        <w:tc>
+          <w:tcPr>
+            <w:tcW w:w="0" w:type="auto"/>
+            <w:tcBorders>
+              <w:top w:val="single" w:sz="6" w:space="0" w:color="000000"/>
+              <w:left w:val="single" w:sz="6" w:space="0" w:color="000000"/>
+              <w:bottom w:val="single" w:sz="6" w:space="0" w:color="000000"/>
+              <w:right w:val="single" w:sz="6" w:space="0" w:color="000000"/>
+            </w:tcBorders>
+            <w:tcMar>
+              <w:top w:w="60" w:type="dxa"/>
+              <w:left w:w="90" w:type="dxa"/>
+              <w:bottom w:w="60" w:type="dxa"/>
+              <w:right w:w="90" w:type="dxa"/>
+            </w:tcMar>
+            <w:hideMark/>
+          </w:tcPr>
+          <w:p>
+            <w:pPr>
+              <w:rPr>
+                <w:rFonts w:ascii="Times New Roman" w:hAnsi="Times New Roman" w:cs="Times New Roman"/>
+                <w:bCs/>
+                <w:sz w:val="28"/>
+                <w:szCs w:val="28"/>
+                <w:lang w:val="ru-BY"/>
+              </w:rPr>
+            </w:pPr>
+            <w:r>
+              <w:rPr>
+                <w:rFonts w:ascii="Times New Roman" w:hAnsi="Times New Roman" w:cs="Times New Roman"/>
+                <w:bCs/>
+                <w:sz w:val="28"/>
+                <w:szCs w:val="28"/>
+                <w:lang w:val="ru-BY"/>
+              </w:rPr>
+              <w:t>4</w:t>
+            </w:r>
+          </w:p>
+        </w:tc>
+        <w:tc>
+          <w:tcPr>
+            <w:tcW w:w="0" w:type="auto"/>
+            <w:tcBorders>
+              <w:top w:val="single" w:sz="6" w:space="0" w:color="000000"/>
+              <w:left w:val="single" w:sz="6" w:space="0" w:color="000000"/>
+              <w:bottom w:val="single" w:sz="6" w:space="0" w:color="000000"/>
+              <w:right w:val="single" w:sz="6" w:space="0" w:color="000000"/>
+            </w:tcBorders>
+            <w:tcMar>
+              <w:top w:w="60" w:type="dxa"/>
+              <w:left w:w="90" w:type="dxa"/>
+              <w:bottom w:w="60" w:type="dxa"/>
+              <w:right w:w="90" w:type="dxa"/>
+            </w:tcMar>
+            <w:hideMark/>
+          </w:tcPr>
+          <w:p>
+            <w:pPr>
+              <w:rPr>
+                <w:rFonts w:ascii="Times New Roman" w:hAnsi="Times New Roman" w:cs="Times New Roman"/>
+                <w:bCs/>
+                <w:sz w:val="28"/>
+                <w:szCs w:val="28"/>
+                <w:lang w:val="ru-BY"/>
+              </w:rPr>
+            </w:pPr>
+            <w:r>
+              <w:rPr>
+                <w:rFonts w:ascii="Times New Roman" w:hAnsi="Times New Roman" w:cs="Times New Roman"/>
+                <w:bCs/>
+                <w:sz w:val="28"/>
+                <w:szCs w:val="28"/>
+                <w:lang w:val="ru-BY"/>
+              </w:rPr>
+              <w:t>7</w:t>
+            </w:r>
+          </w:p>
+        </w:tc>
+        <w:tc>
+          <w:tcPr>
+            <w:tcW w:w="0" w:type="auto"/>
+            <w:tcBorders>
+              <w:top w:val="single" w:sz="6" w:space="0" w:color="000000"/>
+              <w:left w:val="single" w:sz="6" w:space="0" w:color="000000"/>
+              <w:bottom w:val="single" w:sz="6" w:space="0" w:color="000000"/>
+              <w:right w:val="single" w:sz="6" w:space="0" w:color="000000"/>
+            </w:tcBorders>
+            <w:tcMar>
+              <w:top w:w="60" w:type="dxa"/>
+              <w:left w:w="90" w:type="dxa"/>
+              <w:bottom w:w="60" w:type="dxa"/>
+              <w:right w:w="90" w:type="dxa"/>
+            </w:tcMar>
+            <w:hideMark/>
+          </w:tcPr>
+          <w:p>
+            <w:pPr>
+              <w:rPr>
+                <w:rFonts w:ascii="Times New Roman" w:hAnsi="Times New Roman" w:cs="Times New Roman"/>
+                <w:bCs/>
+                <w:sz w:val="28"/>
+                <w:szCs w:val="28"/>
+                <w:lang w:val="ru-BY"/>
+              </w:rPr>
+            </w:pPr>
+            <w:r>
+              <w:rPr>
+                <w:rFonts w:ascii="Times New Roman" w:hAnsi="Times New Roman" w:cs="Times New Roman"/>
+                <w:bCs/>
+                <w:sz w:val="28"/>
+                <w:szCs w:val="28"/>
+                <w:lang w:val="ru-BY"/>
+              </w:rPr>
+              <w:t>18833</w:t>
+            </w:r>
+          </w:p>
+        </w:tc>
+        <w:tc>
+          <w:tcPr>
+            <w:tcW w:w="0" w:type="auto"/>
+            <w:tcBorders>
+              <w:top w:val="single" w:sz="6" w:space="0" w:color="000000"/>
+              <w:left w:val="single" w:sz="6" w:space="0" w:color="000000"/>
+              <w:bottom w:val="single" w:sz="6" w:space="0" w:color="000000"/>
+              <w:right w:val="single" w:sz="6" w:space="0" w:color="000000"/>
+            </w:tcBorders>
+            <w:tcMar>
+              <w:top w:w="60" w:type="dxa"/>
+              <w:left w:w="90" w:type="dxa"/>
+              <w:bottom w:w="60" w:type="dxa"/>
+              <w:right w:w="90" w:type="dxa"/>
+            </w:tcMar>
+            <w:hideMark/>
+          </w:tcPr>
+          <w:p>
+            <w:pPr>
+              <w:rPr>
+                <w:rFonts w:ascii="Times New Roman" w:hAnsi="Times New Roman" w:cs="Times New Roman"/>
+                <w:bCs/>
+                <w:sz w:val="28"/>
+                <w:szCs w:val="28"/>
+                <w:lang w:val="ru-BY"/>
+              </w:rPr>
+            </w:pPr>
+            <w:r>
+              <w:rPr>
+                <w:rFonts w:ascii="Times New Roman" w:hAnsi="Times New Roman" w:cs="Times New Roman"/>
+                <w:bCs/>
+                <w:sz w:val="28"/>
+                <w:szCs w:val="28"/>
+                <w:lang w:val="ru-BY"/>
+              </w:rPr>
+              <w:t>39</w:t>
+            </w:r>
+          </w:p>
+        </w:tc>
+        <w:tc>
+          <w:tcPr>
+            <w:tcW w:w="0" w:type="auto"/>
+            <w:tcBorders>
+              <w:top w:val="single" w:sz="6" w:space="0" w:color="000000"/>
+              <w:left w:val="single" w:sz="6" w:space="0" w:color="000000"/>
+              <w:bottom w:val="single" w:sz="6" w:space="0" w:color="000000"/>
+              <w:right w:val="single" w:sz="6" w:space="0" w:color="000000"/>
+            </w:tcBorders>
+            <w:tcMar>
+              <w:top w:w="60" w:type="dxa"/>
+              <w:left w:w="90" w:type="dxa"/>
+              <w:bottom w:w="60" w:type="dxa"/>
+              <w:right w:w="90" w:type="dxa"/>
+            </w:tcMar>
+            <w:hideMark/>
+          </w:tcPr>
+          <w:p>
+            <w:pPr>
+              <w:rPr>
+                <w:rFonts w:ascii="Times New Roman" w:hAnsi="Times New Roman" w:cs="Times New Roman"/>
+                <w:bCs/>
+                <w:sz w:val="28"/>
+                <w:szCs w:val="28"/>
+                <w:lang w:val="ru-BY"/>
+              </w:rPr>
+            </w:pPr>
+            <w:r>
+              <w:rPr>
+                <w:rFonts w:ascii="Times New Roman" w:hAnsi="Times New Roman" w:cs="Times New Roman"/>
+                <w:bCs/>
+                <w:sz w:val="28"/>
+                <w:szCs w:val="28"/>
+                <w:lang w:val="ru-BY"/>
+              </w:rPr>
+              <w:t>-616</w:t>
+            </w:r>
+          </w:p>
+        </w:tc>
+      </w:tr>
+      <w:tr>
+        <w:tc>
+          <w:tcPr>
+            <w:tcW w:w="0" w:type="auto"/>
+            <w:tcBorders>
+              <w:top w:val="single" w:sz="6" w:space="0" w:color="000000"/>
+              <w:left w:val="single" w:sz="6" w:space="0" w:color="000000"/>
+              <w:bottom w:val="single" w:sz="6" w:space="0" w:color="000000"/>
+              <w:right w:val="single" w:sz="6" w:space="0" w:color="000000"/>
+            </w:tcBorders>
+            <w:tcMar>
+              <w:top w:w="60" w:type="dxa"/>
+              <w:left w:w="90" w:type="dxa"/>
+              <w:bottom w:w="60" w:type="dxa"/>
+              <w:right w:w="90" w:type="dxa"/>
+            </w:tcMar>
+            <w:hideMark/>
+          </w:tcPr>
+          <w:p>
+            <w:pPr>
+              <w:rPr>
+                <w:rFonts w:ascii="Times New Roman" w:hAnsi="Times New Roman" w:cs="Times New Roman"/>
+                <w:bCs/>
+                <w:sz w:val="28"/>
+                <w:szCs w:val="28"/>
+                <w:lang w:val="ru-BY"/>
+              </w:rPr>
+            </w:pPr>
+            <w:r>
+              <w:rPr>
+                <w:rFonts w:ascii="Times New Roman" w:hAnsi="Times New Roman" w:cs="Times New Roman"/>
+                <w:bCs/>
+                <w:sz w:val="28"/>
+                <w:szCs w:val="28"/>
+                <w:lang w:val="ru-BY"/>
+              </w:rPr>
+              <w:t>5</w:t>
+            </w:r>
+          </w:p>
+        </w:tc>
+        <w:tc>
+          <w:tcPr>
+            <w:tcW w:w="0" w:type="auto"/>
+            <w:tcBorders>
+              <w:top w:val="single" w:sz="6" w:space="0" w:color="000000"/>
+              <w:left w:val="single" w:sz="6" w:space="0" w:color="000000"/>
+              <w:bottom w:val="single" w:sz="6" w:space="0" w:color="000000"/>
+              <w:right w:val="single" w:sz="6" w:space="0" w:color="000000"/>
+            </w:tcBorders>
+            <w:tcMar>
+              <w:top w:w="60" w:type="dxa"/>
+              <w:left w:w="90" w:type="dxa"/>
+              <w:bottom w:w="60" w:type="dxa"/>
+              <w:right w:w="90" w:type="dxa"/>
+            </w:tcMar>
+            <w:hideMark/>
+          </w:tcPr>
+          <w:p>
+            <w:pPr>
+              <w:rPr>
+                <w:rFonts w:ascii="Times New Roman" w:hAnsi="Times New Roman" w:cs="Times New Roman"/>
+                <w:bCs/>
+                <w:sz w:val="28"/>
+                <w:szCs w:val="28"/>
+                <w:lang w:val="ru-BY"/>
+              </w:rPr>
+            </w:pPr>
+            <w:r>
+              <w:rPr>
+                <w:rFonts w:ascii="Times New Roman" w:hAnsi="Times New Roman" w:cs="Times New Roman"/>
+                <w:bCs/>
+                <w:sz w:val="28"/>
+                <w:szCs w:val="28"/>
+                <w:lang w:val="ru-BY"/>
+              </w:rPr>
+              <w:t>1</w:t>
+            </w:r>
+          </w:p>
+        </w:tc>
+        <w:tc>
+          <w:tcPr>
+            <w:tcW w:w="0" w:type="auto"/>
+            <w:tcBorders>
+              <w:top w:val="single" w:sz="6" w:space="0" w:color="000000"/>
+              <w:left w:val="single" w:sz="6" w:space="0" w:color="000000"/>
+              <w:bottom w:val="single" w:sz="6" w:space="0" w:color="000000"/>
+              <w:right w:val="single" w:sz="6" w:space="0" w:color="000000"/>
+            </w:tcBorders>
+            <w:tcMar>
+              <w:top w:w="60" w:type="dxa"/>
+              <w:left w:w="90" w:type="dxa"/>
+              <w:bottom w:w="60" w:type="dxa"/>
+              <w:right w:w="90" w:type="dxa"/>
+            </w:tcMar>
+            <w:hideMark/>
+          </w:tcPr>
+          <w:p>
+            <w:pPr>
+              <w:rPr>
+                <w:rFonts w:ascii="Times New Roman" w:hAnsi="Times New Roman" w:cs="Times New Roman"/>
+                <w:bCs/>
+                <w:sz w:val="28"/>
+                <w:szCs w:val="28"/>
+                <w:lang w:val="ru-BY"/>
+              </w:rPr>
+            </w:pPr>
+            <w:r>
+              <w:rPr>
+                <w:rFonts w:ascii="Times New Roman" w:hAnsi="Times New Roman" w:cs="Times New Roman"/>
+                <w:bCs/>
+                <w:sz w:val="28"/>
+                <w:szCs w:val="28"/>
+                <w:lang w:val="ru-BY"/>
+              </w:rPr>
+              <w:t>5139</w:t>
+            </w:r>
+          </w:p>
+        </w:tc>
+        <w:tc>
+          <w:tcPr>
+            <w:tcW w:w="0" w:type="auto"/>
+            <w:tcBorders>
+              <w:top w:val="single" w:sz="6" w:space="0" w:color="000000"/>
+              <w:left w:val="single" w:sz="6" w:space="0" w:color="000000"/>
+              <w:bottom w:val="single" w:sz="6" w:space="0" w:color="000000"/>
+              <w:right w:val="single" w:sz="6" w:space="0" w:color="000000"/>
+            </w:tcBorders>
+            <w:tcMar>
+              <w:top w:w="60" w:type="dxa"/>
+              <w:left w:w="90" w:type="dxa"/>
+              <w:bottom w:w="60" w:type="dxa"/>
+              <w:right w:w="90" w:type="dxa"/>
+            </w:tcMar>
+            <w:hideMark/>
+          </w:tcPr>
+          <w:p>
+            <w:pPr>
+              <w:rPr>
+                <w:rFonts w:ascii="Times New Roman" w:hAnsi="Times New Roman" w:cs="Times New Roman"/>
+                <w:bCs/>
+                <w:sz w:val="28"/>
+                <w:szCs w:val="28"/>
+                <w:lang w:val="ru-BY"/>
+              </w:rPr>
+            </w:pPr>
+            <w:r>
+              <w:rPr>
+                <w:rFonts w:ascii="Times New Roman" w:hAnsi="Times New Roman" w:cs="Times New Roman"/>
+                <w:bCs/>
+                <w:sz w:val="28"/>
+                <w:szCs w:val="28"/>
+                <w:lang w:val="ru-BY"/>
+              </w:rPr>
+              <w:t>-44</w:t>
+            </w:r>
+          </w:p>
+        </w:tc>
+        <w:tc>
+          <w:tcPr>
+            <w:tcW w:w="0" w:type="auto"/>
+            <w:tcBorders>
+              <w:top w:val="single" w:sz="6" w:space="0" w:color="000000"/>
+              <w:left w:val="single" w:sz="6" w:space="0" w:color="000000"/>
+              <w:bottom w:val="single" w:sz="6" w:space="0" w:color="000000"/>
+              <w:right w:val="single" w:sz="6" w:space="0" w:color="000000"/>
+            </w:tcBorders>
+            <w:tcMar>
+              <w:top w:w="60" w:type="dxa"/>
+              <w:left w:w="90" w:type="dxa"/>
+              <w:bottom w:w="60" w:type="dxa"/>
+              <w:right w:w="90" w:type="dxa"/>
+            </w:tcMar>
+            <w:hideMark/>
+          </w:tcPr>
+          <w:p>
+            <w:pPr>
+              <w:rPr>
+                <w:rFonts w:ascii="Times New Roman" w:hAnsi="Times New Roman" w:cs="Times New Roman"/>
+                <w:bCs/>
+                <w:sz w:val="28"/>
+                <w:szCs w:val="28"/>
+                <w:lang w:val="ru-BY"/>
+              </w:rPr>
+            </w:pPr>
+            <w:r>
+              <w:rPr>
+                <w:rFonts w:ascii="Times New Roman" w:hAnsi="Times New Roman" w:cs="Times New Roman"/>
+                <w:bCs/>
+                <w:sz w:val="28"/>
+                <w:szCs w:val="28"/>
+                <w:lang w:val="ru-BY"/>
+              </w:rPr>
+              <w:t>695</w:t>
+            </w:r>
+          </w:p>
+        </w:tc>
+      </w:tr>
+      <w:tr>
+        <w:tc>
+          <w:tcPr>
+            <w:tcW w:w="0" w:type="auto"/>
+            <w:tcBorders>
+              <w:top w:val="single" w:sz="6" w:space="0" w:color="000000"/>
+              <w:left w:val="single" w:sz="6" w:space="0" w:color="000000"/>
+              <w:bottom w:val="single" w:sz="6" w:space="0" w:color="000000"/>
+              <w:right w:val="single" w:sz="6" w:space="0" w:color="000000"/>
+            </w:tcBorders>
+            <w:tcMar>
+              <w:top w:w="60" w:type="dxa"/>
+              <w:left w:w="90" w:type="dxa"/>
+              <w:bottom w:w="60" w:type="dxa"/>
+              <w:right w:w="90" w:type="dxa"/>
+            </w:tcMar>
+            <w:hideMark/>
+          </w:tcPr>
+          <w:p>
+            <w:pPr>
+              <w:rPr>
+                <w:rFonts w:ascii="Times New Roman" w:hAnsi="Times New Roman" w:cs="Times New Roman"/>
+                <w:bCs/>
+                <w:sz w:val="28"/>
+                <w:szCs w:val="28"/>
+                <w:lang w:val="ru-BY"/>
+              </w:rPr>
+            </w:pPr>
+            <w:r>
+              <w:rPr>
+                <w:rFonts w:ascii="Times New Roman" w:hAnsi="Times New Roman" w:cs="Times New Roman"/>
+                <w:bCs/>
+                <w:sz w:val="28"/>
+                <w:szCs w:val="28"/>
+                <w:lang w:val="ru-BY"/>
+              </w:rPr>
+              <w:t>6</w:t>
+            </w:r>
+          </w:p>
+        </w:tc>
+        <w:tc>
+          <w:tcPr>
+            <w:tcW w:w="0" w:type="auto"/>
+            <w:tcBorders>
+              <w:top w:val="single" w:sz="6" w:space="0" w:color="000000"/>
+              <w:left w:val="single" w:sz="6" w:space="0" w:color="000000"/>
+              <w:bottom w:val="single" w:sz="6" w:space="0" w:color="000000"/>
+              <w:right w:val="single" w:sz="6" w:space="0" w:color="000000"/>
+            </w:tcBorders>
+            <w:tcMar>
+              <w:top w:w="60" w:type="dxa"/>
+              <w:left w:w="90" w:type="dxa"/>
+              <w:bottom w:w="60" w:type="dxa"/>
+              <w:right w:w="90" w:type="dxa"/>
+            </w:tcMar>
+            <w:hideMark/>
+          </w:tcPr>
+          <w:p>
+            <w:pPr>
+              <w:rPr>
+                <w:rFonts w:ascii="Times New Roman" w:hAnsi="Times New Roman" w:cs="Times New Roman"/>
+                <w:bCs/>
+                <w:sz w:val="28"/>
+                <w:szCs w:val="28"/>
+                <w:lang w:val="ru-BY"/>
+              </w:rPr>
+            </w:pPr>
+            <w:r>
+              <w:rPr>
+                <w:rFonts w:ascii="Times New Roman" w:hAnsi="Times New Roman" w:cs="Times New Roman"/>
+                <w:bCs/>
+                <w:sz w:val="28"/>
+                <w:szCs w:val="28"/>
+                <w:lang w:val="ru-BY"/>
+              </w:rPr>
+              <w:t>3</w:t>
+            </w:r>
+          </w:p>
+        </w:tc>
+        <w:tc>
+          <w:tcPr>
+            <w:tcW w:w="0" w:type="auto"/>
+            <w:tcBorders>
+              <w:top w:val="single" w:sz="6" w:space="0" w:color="000000"/>
+              <w:left w:val="single" w:sz="6" w:space="0" w:color="000000"/>
+              <w:bottom w:val="single" w:sz="6" w:space="0" w:color="000000"/>
+              <w:right w:val="single" w:sz="6" w:space="0" w:color="000000"/>
+            </w:tcBorders>
+            <w:tcMar>
+              <w:top w:w="60" w:type="dxa"/>
+              <w:left w:w="90" w:type="dxa"/>
+              <w:bottom w:w="60" w:type="dxa"/>
+              <w:right w:w="90" w:type="dxa"/>
+            </w:tcMar>
+            <w:hideMark/>
+          </w:tcPr>
+          <w:p>
+            <w:pPr>
+              <w:rPr>
+                <w:rFonts w:ascii="Times New Roman" w:hAnsi="Times New Roman" w:cs="Times New Roman"/>
+                <w:bCs/>
+                <w:sz w:val="28"/>
+                <w:szCs w:val="28"/>
+                <w:lang w:val="ru-BY"/>
+              </w:rPr>
+            </w:pPr>
+            <w:r>
+              <w:rPr>
+                <w:rFonts w:ascii="Times New Roman" w:hAnsi="Times New Roman" w:cs="Times New Roman"/>
+                <w:bCs/>
+                <w:sz w:val="28"/>
+                <w:szCs w:val="28"/>
+                <w:lang w:val="ru-BY"/>
+              </w:rPr>
+              <w:t>3416</w:t>
+            </w:r>
+          </w:p>
+        </w:tc>
+        <w:tc>
+          <w:tcPr>
+            <w:tcW w:w="0" w:type="auto"/>
+            <w:tcBorders>
+              <w:top w:val="single" w:sz="6" w:space="0" w:color="000000"/>
+              <w:left w:val="single" w:sz="6" w:space="0" w:color="000000"/>
+              <w:bottom w:val="single" w:sz="6" w:space="0" w:color="000000"/>
+              <w:right w:val="single" w:sz="6" w:space="0" w:color="000000"/>
+            </w:tcBorders>
+            <w:tcMar>
+              <w:top w:w="60" w:type="dxa"/>
+              <w:left w:w="90" w:type="dxa"/>
+              <w:bottom w:w="60" w:type="dxa"/>
+              <w:right w:w="90" w:type="dxa"/>
+            </w:tcMar>
+            <w:hideMark/>
+          </w:tcPr>
+          <w:p>
+            <w:pPr>
+              <w:rPr>
+                <w:rFonts w:ascii="Times New Roman" w:hAnsi="Times New Roman" w:cs="Times New Roman"/>
+                <w:bCs/>
+                <w:sz w:val="28"/>
+                <w:szCs w:val="28"/>
+                <w:lang w:val="ru-BY"/>
+              </w:rPr>
+            </w:pPr>
+            <w:r>
+              <w:rPr>
+                <w:rFonts w:ascii="Times New Roman" w:hAnsi="Times New Roman" w:cs="Times New Roman"/>
+                <w:bCs/>
+                <w:sz w:val="28"/>
+                <w:szCs w:val="28"/>
+                <w:lang w:val="ru-BY"/>
+              </w:rPr>
+              <w:t>171</w:t>
+            </w:r>
+          </w:p>
+        </w:tc>
+        <w:tc>
+          <w:tcPr>
+            <w:tcW w:w="0" w:type="auto"/>
+            <w:tcBorders>
+              <w:top w:val="single" w:sz="6" w:space="0" w:color="000000"/>
+              <w:left w:val="single" w:sz="6" w:space="0" w:color="000000"/>
+              <w:bottom w:val="single" w:sz="6" w:space="0" w:color="000000"/>
+              <w:right w:val="single" w:sz="6" w:space="0" w:color="000000"/>
+            </w:tcBorders>
+            <w:tcMar>
+              <w:top w:w="60" w:type="dxa"/>
+              <w:left w:w="90" w:type="dxa"/>
+              <w:bottom w:w="60" w:type="dxa"/>
+              <w:right w:w="90" w:type="dxa"/>
+            </w:tcMar>
+            <w:hideMark/>
+          </w:tcPr>
+          <w:p>
+            <w:pPr>
+              <w:rPr>
+                <w:rFonts w:ascii="Times New Roman" w:hAnsi="Times New Roman" w:cs="Times New Roman"/>
+                <w:bCs/>
+                <w:sz w:val="28"/>
+                <w:szCs w:val="28"/>
+                <w:lang w:val="ru-BY"/>
+              </w:rPr>
+            </w:pPr>
+            <w:r>
+              <w:rPr>
+                <w:rFonts w:ascii="Times New Roman" w:hAnsi="Times New Roman" w:cs="Times New Roman"/>
+                <w:bCs/>
+                <w:sz w:val="28"/>
+                <w:szCs w:val="28"/>
+                <w:lang w:val="ru-BY"/>
+              </w:rPr>
+              <w:t>-2701</w:t>
+            </w:r>
+          </w:p>
+        </w:tc>
+      </w:tr>
+      <w:tr>
+        <w:tc>
+          <w:tcPr>
+            <w:tcW w:w="0" w:type="auto"/>
+            <w:tcBorders>
+              <w:top w:val="single" w:sz="6" w:space="0" w:color="000000"/>
+              <w:left w:val="single" w:sz="6" w:space="0" w:color="000000"/>
+              <w:bottom w:val="single" w:sz="6" w:space="0" w:color="000000"/>
+              <w:right w:val="single" w:sz="6" w:space="0" w:color="000000"/>
+            </w:tcBorders>
+            <w:tcMar>
+              <w:top w:w="60" w:type="dxa"/>
+              <w:left w:w="90" w:type="dxa"/>
+              <w:bottom w:w="60" w:type="dxa"/>
+              <w:right w:w="90" w:type="dxa"/>
+            </w:tcMar>
+            <w:hideMark/>
+          </w:tcPr>
+          <w:p>
+            <w:pPr>
+              <w:rPr>
+                <w:rFonts w:ascii="Times New Roman" w:hAnsi="Times New Roman" w:cs="Times New Roman"/>
+                <w:bCs/>
+                <w:sz w:val="28"/>
+                <w:szCs w:val="28"/>
+                <w:lang w:val="ru-BY"/>
+              </w:rPr>
+            </w:pPr>
+            <w:r>
+              <w:rPr>
+                <w:rFonts w:ascii="Times New Roman" w:hAnsi="Times New Roman" w:cs="Times New Roman"/>
+                <w:bCs/>
+                <w:sz w:val="28"/>
+                <w:szCs w:val="28"/>
+                <w:lang w:val="ru-BY"/>
+              </w:rPr>
+              <w:t>7</w:t>
+            </w:r>
+          </w:p>
+        </w:tc>
+        <w:tc>
+          <w:tcPr>
+            <w:tcW w:w="0" w:type="auto"/>
+            <w:tcBorders>
+              <w:top w:val="single" w:sz="6" w:space="0" w:color="000000"/>
+              <w:left w:val="single" w:sz="6" w:space="0" w:color="000000"/>
+              <w:bottom w:val="single" w:sz="6" w:space="0" w:color="000000"/>
+              <w:right w:val="single" w:sz="6" w:space="0" w:color="000000"/>
+            </w:tcBorders>
+            <w:tcMar>
+              <w:top w:w="60" w:type="dxa"/>
+              <w:left w:w="90" w:type="dxa"/>
+              <w:bottom w:w="60" w:type="dxa"/>
+              <w:right w:w="90" w:type="dxa"/>
+            </w:tcMar>
+            <w:hideMark/>
+          </w:tcPr>
+          <w:p>
+            <w:pPr>
+              <w:rPr>
+                <w:rFonts w:ascii="Times New Roman" w:hAnsi="Times New Roman" w:cs="Times New Roman"/>
+                <w:bCs/>
+                <w:sz w:val="28"/>
+                <w:szCs w:val="28"/>
+                <w:lang w:val="ru-BY"/>
+              </w:rPr>
+            </w:pPr>
+            <w:r>
+              <w:rPr>
+                <w:rFonts w:ascii="Times New Roman" w:hAnsi="Times New Roman" w:cs="Times New Roman"/>
+                <w:bCs/>
+                <w:sz w:val="28"/>
+                <w:szCs w:val="28"/>
+                <w:lang w:val="ru-BY"/>
+              </w:rPr>
+              <w:t>1</w:t>
+            </w:r>
+          </w:p>
+        </w:tc>
+        <w:tc>
+          <w:tcPr>
+            <w:tcW w:w="0" w:type="auto"/>
+            <w:tcBorders>
+              <w:top w:val="single" w:sz="6" w:space="0" w:color="000000"/>
+              <w:left w:val="single" w:sz="6" w:space="0" w:color="000000"/>
+              <w:bottom w:val="single" w:sz="6" w:space="0" w:color="000000"/>
+              <w:right w:val="single" w:sz="6" w:space="0" w:color="000000"/>
+            </w:tcBorders>
+            <w:tcMar>
+              <w:top w:w="60" w:type="dxa"/>
+              <w:left w:w="90" w:type="dxa"/>
+              <w:bottom w:w="60" w:type="dxa"/>
+              <w:right w:w="90" w:type="dxa"/>
+            </w:tcMar>
+            <w:hideMark/>
+          </w:tcPr>
+          <w:p>
+            <w:pPr>
+              <w:rPr>
+                <w:rFonts w:ascii="Times New Roman" w:hAnsi="Times New Roman" w:cs="Times New Roman"/>
+                <w:bCs/>
+                <w:sz w:val="28"/>
+                <w:szCs w:val="28"/>
+                <w:lang w:val="ru-BY"/>
+              </w:rPr>
+            </w:pPr>
+            <w:r>
+              <w:rPr>
+                <w:rFonts w:ascii="Times New Roman" w:hAnsi="Times New Roman" w:cs="Times New Roman"/>
+                <w:bCs/>
+                <w:sz w:val="28"/>
+                <w:szCs w:val="28"/>
+                <w:lang w:val="ru-BY"/>
+              </w:rPr>
+              <w:t>1723</w:t>
+            </w:r>
+          </w:p>
+        </w:tc>
+        <w:tc>
+          <w:tcPr>
+            <w:tcW w:w="0" w:type="auto"/>
+            <w:tcBorders>
+              <w:top w:val="single" w:sz="6" w:space="0" w:color="000000"/>
+              <w:left w:val="single" w:sz="6" w:space="0" w:color="000000"/>
+              <w:bottom w:val="single" w:sz="6" w:space="0" w:color="000000"/>
+              <w:right w:val="single" w:sz="6" w:space="0" w:color="000000"/>
+            </w:tcBorders>
+            <w:tcMar>
+              <w:top w:w="60" w:type="dxa"/>
+              <w:left w:w="90" w:type="dxa"/>
+              <w:bottom w:w="60" w:type="dxa"/>
+              <w:right w:w="90" w:type="dxa"/>
+            </w:tcMar>
+            <w:hideMark/>
+          </w:tcPr>
+          <w:p>
+            <w:pPr>
+              <w:rPr>
+                <w:rFonts w:ascii="Times New Roman" w:hAnsi="Times New Roman" w:cs="Times New Roman"/>
+                <w:bCs/>
+                <w:sz w:val="28"/>
+                <w:szCs w:val="28"/>
+                <w:lang w:val="ru-BY"/>
+              </w:rPr>
+            </w:pPr>
+            <w:r>
+              <w:rPr>
+                <w:rFonts w:ascii="Times New Roman" w:hAnsi="Times New Roman" w:cs="Times New Roman"/>
+                <w:bCs/>
+                <w:sz w:val="28"/>
+                <w:szCs w:val="28"/>
+                <w:lang w:val="ru-BY"/>
+              </w:rPr>
+              <w:t>-215</w:t>
+            </w:r>
+          </w:p>
+        </w:tc>
+        <w:tc>
+          <w:tcPr>
+            <w:tcW w:w="0" w:type="auto"/>
+            <w:tcBorders>
+              <w:top w:val="single" w:sz="6" w:space="0" w:color="000000"/>
+              <w:left w:val="single" w:sz="6" w:space="0" w:color="000000"/>
+              <w:bottom w:val="single" w:sz="6" w:space="0" w:color="000000"/>
+              <w:right w:val="single" w:sz="6" w:space="0" w:color="000000"/>
+            </w:tcBorders>
+            <w:tcMar>
+              <w:top w:w="60" w:type="dxa"/>
+              <w:left w:w="90" w:type="dxa"/>
+              <w:bottom w:w="60" w:type="dxa"/>
+              <w:right w:w="90" w:type="dxa"/>
+            </w:tcMar>
+            <w:hideMark/>
+          </w:tcPr>
+          <w:p>
+            <w:pPr>
+              <w:rPr>
+                <w:rFonts w:ascii="Times New Roman" w:hAnsi="Times New Roman" w:cs="Times New Roman"/>
+                <w:bCs/>
+                <w:sz w:val="28"/>
+                <w:szCs w:val="28"/>
+                <w:lang w:val="ru-BY"/>
+              </w:rPr>
+            </w:pPr>
+            <w:r>
+              <w:rPr>
+                <w:rFonts w:ascii="Times New Roman" w:hAnsi="Times New Roman" w:cs="Times New Roman"/>
+                <w:bCs/>
+                <w:sz w:val="28"/>
+                <w:szCs w:val="28"/>
+                <w:lang w:val="ru-BY"/>
+              </w:rPr>
+              <w:t>3396</w:t>
+            </w:r>
+          </w:p>
+        </w:tc>
+      </w:tr>
+      <w:tr>
+        <w:tc>
+          <w:tcPr>
+            <w:tcW w:w="0" w:type="auto"/>
+            <w:tcBorders>
+              <w:top w:val="single" w:sz="6" w:space="0" w:color="000000"/>
+              <w:left w:val="single" w:sz="6" w:space="0" w:color="000000"/>
+              <w:bottom w:val="single" w:sz="6" w:space="0" w:color="000000"/>
+              <w:right w:val="single" w:sz="6" w:space="0" w:color="000000"/>
+            </w:tcBorders>
+            <w:tcMar>
+              <w:top w:w="60" w:type="dxa"/>
+              <w:left w:w="90" w:type="dxa"/>
+              <w:bottom w:w="60" w:type="dxa"/>
+              <w:right w:w="90" w:type="dxa"/>
+            </w:tcMar>
+            <w:hideMark/>
+          </w:tcPr>
+          <w:p>
+            <w:pPr>
+              <w:rPr>
+                <w:rFonts w:ascii="Times New Roman" w:hAnsi="Times New Roman" w:cs="Times New Roman"/>
+                <w:bCs/>
+                <w:sz w:val="28"/>
+                <w:szCs w:val="28"/>
+                <w:lang w:val="ru-BY"/>
+              </w:rPr>
+            </w:pPr>
+            <w:r>
+              <w:rPr>
+                <w:rFonts w:ascii="Times New Roman" w:hAnsi="Times New Roman" w:cs="Times New Roman"/>
+                <w:bCs/>
+                <w:sz w:val="28"/>
+                <w:szCs w:val="28"/>
+                <w:lang w:val="ru-BY"/>
+              </w:rPr>
+              <w:t>8</w:t>
+            </w:r>
+          </w:p>
+        </w:tc>
+        <w:tc>
+          <w:tcPr>
+            <w:tcW w:w="0" w:type="auto"/>
+            <w:tcBorders>
+              <w:top w:val="single" w:sz="6" w:space="0" w:color="000000"/>
+              <w:left w:val="single" w:sz="6" w:space="0" w:color="000000"/>
+              <w:bottom w:val="single" w:sz="6" w:space="0" w:color="000000"/>
+              <w:right w:val="single" w:sz="6" w:space="0" w:color="000000"/>
+            </w:tcBorders>
+            <w:tcMar>
+              <w:top w:w="60" w:type="dxa"/>
+              <w:left w:w="90" w:type="dxa"/>
+              <w:bottom w:w="60" w:type="dxa"/>
+              <w:right w:w="90" w:type="dxa"/>
+            </w:tcMar>
+            <w:hideMark/>
+          </w:tcPr>
+          <w:p>
+            <w:pPr>
+              <w:rPr>
+                <w:rFonts w:ascii="Times New Roman" w:hAnsi="Times New Roman" w:cs="Times New Roman"/>
+                <w:bCs/>
+                <w:sz w:val="28"/>
+                <w:szCs w:val="28"/>
+                <w:lang w:val="ru-BY"/>
+              </w:rPr>
+            </w:pPr>
+            <w:r>
+              <w:rPr>
+                <w:rFonts w:ascii="Times New Roman" w:hAnsi="Times New Roman" w:cs="Times New Roman"/>
+                <w:bCs/>
+                <w:sz w:val="28"/>
+                <w:szCs w:val="28"/>
+                <w:lang w:val="ru-BY"/>
+              </w:rPr>
+              <w:t>1</w:t>
+            </w:r>
+          </w:p>
+        </w:tc>
+        <w:tc>
+          <w:tcPr>
+            <w:tcW w:w="0" w:type="auto"/>
+            <w:tcBorders>
+              <w:top w:val="single" w:sz="6" w:space="0" w:color="000000"/>
+              <w:left w:val="single" w:sz="6" w:space="0" w:color="000000"/>
+              <w:bottom w:val="single" w:sz="6" w:space="0" w:color="000000"/>
+              <w:right w:val="single" w:sz="6" w:space="0" w:color="000000"/>
+            </w:tcBorders>
+            <w:tcMar>
+              <w:top w:w="60" w:type="dxa"/>
+              <w:left w:w="90" w:type="dxa"/>
+              <w:bottom w:w="60" w:type="dxa"/>
+              <w:right w:w="90" w:type="dxa"/>
+            </w:tcMar>
+            <w:hideMark/>
+          </w:tcPr>
+          <w:p>
+            <w:pPr>
+              <w:rPr>
+                <w:rFonts w:ascii="Times New Roman" w:hAnsi="Times New Roman" w:cs="Times New Roman"/>
+                <w:bCs/>
+                <w:sz w:val="28"/>
+                <w:szCs w:val="28"/>
+                <w:lang w:val="ru-BY"/>
+              </w:rPr>
+            </w:pPr>
+            <w:r>
+              <w:rPr>
+                <w:rFonts w:ascii="Times New Roman" w:hAnsi="Times New Roman" w:cs="Times New Roman"/>
+                <w:bCs/>
+                <w:sz w:val="28"/>
+                <w:szCs w:val="28"/>
+                <w:lang w:val="ru-BY"/>
+              </w:rPr>
+              <w:t>1693</w:t>
+            </w:r>
+          </w:p>
+        </w:tc>
+        <w:tc>
+          <w:tcPr>
+            <w:tcW w:w="0" w:type="auto"/>
+            <w:tcBorders>
+              <w:top w:val="single" w:sz="6" w:space="0" w:color="000000"/>
+              <w:left w:val="single" w:sz="6" w:space="0" w:color="000000"/>
+              <w:bottom w:val="single" w:sz="6" w:space="0" w:color="000000"/>
+              <w:right w:val="single" w:sz="6" w:space="0" w:color="000000"/>
+            </w:tcBorders>
+            <w:tcMar>
+              <w:top w:w="60" w:type="dxa"/>
+              <w:left w:w="90" w:type="dxa"/>
+              <w:bottom w:w="60" w:type="dxa"/>
+              <w:right w:w="90" w:type="dxa"/>
+            </w:tcMar>
+            <w:hideMark/>
+          </w:tcPr>
+          <w:p>
+            <w:pPr>
+              <w:rPr>
+                <w:rFonts w:ascii="Times New Roman" w:hAnsi="Times New Roman" w:cs="Times New Roman"/>
+                <w:bCs/>
+                <w:sz w:val="28"/>
+                <w:szCs w:val="28"/>
+                <w:lang w:val="ru-BY"/>
+              </w:rPr>
+            </w:pPr>
+            <w:r>
+              <w:rPr>
+                <w:rFonts w:ascii="Times New Roman" w:hAnsi="Times New Roman" w:cs="Times New Roman"/>
+                <w:bCs/>
+                <w:sz w:val="28"/>
+                <w:szCs w:val="28"/>
+                <w:lang w:val="ru-BY"/>
+              </w:rPr>
+              <w:t>386</w:t>
+            </w:r>
+          </w:p>
+        </w:tc>
+        <w:tc>
+          <w:tcPr>
+            <w:tcW w:w="0" w:type="auto"/>
+            <w:tcBorders>
+              <w:top w:val="single" w:sz="6" w:space="0" w:color="000000"/>
+              <w:left w:val="single" w:sz="6" w:space="0" w:color="000000"/>
+              <w:bottom w:val="single" w:sz="6" w:space="0" w:color="000000"/>
+              <w:right w:val="single" w:sz="6" w:space="0" w:color="000000"/>
+            </w:tcBorders>
+            <w:tcMar>
+              <w:top w:w="60" w:type="dxa"/>
+              <w:left w:w="90" w:type="dxa"/>
+              <w:bottom w:w="60" w:type="dxa"/>
+              <w:right w:w="90" w:type="dxa"/>
+            </w:tcMar>
+            <w:hideMark/>
+          </w:tcPr>
+          <w:p>
+            <w:pPr>
+              <w:rPr>
+                <w:rFonts w:ascii="Times New Roman" w:hAnsi="Times New Roman" w:cs="Times New Roman"/>
+                <w:bCs/>
+                <w:sz w:val="28"/>
+                <w:szCs w:val="28"/>
+                <w:lang w:val="ru-BY"/>
+              </w:rPr>
+            </w:pPr>
+            <w:r>
+              <w:rPr>
+                <w:rFonts w:ascii="Times New Roman" w:hAnsi="Times New Roman" w:cs="Times New Roman"/>
+                <w:bCs/>
+                <w:sz w:val="28"/>
+                <w:szCs w:val="28"/>
+                <w:lang w:val="ru-BY"/>
+              </w:rPr>
+              <w:t>-6097</w:t>
+            </w:r>
+          </w:p>
+        </w:tc>
+      </w:tr>
+      <w:tr>
+        <w:tc>
+          <w:tcPr>
+            <w:tcW w:w="0" w:type="auto"/>
+            <w:tcBorders>
+              <w:top w:val="single" w:sz="6" w:space="0" w:color="000000"/>
+              <w:left w:val="single" w:sz="6" w:space="0" w:color="000000"/>
+              <w:bottom w:val="single" w:sz="6" w:space="0" w:color="000000"/>
+              <w:right w:val="single" w:sz="6" w:space="0" w:color="000000"/>
+            </w:tcBorders>
+            <w:tcMar>
+              <w:top w:w="60" w:type="dxa"/>
+              <w:left w:w="90" w:type="dxa"/>
+              <w:bottom w:w="60" w:type="dxa"/>
+              <w:right w:w="90" w:type="dxa"/>
+            </w:tcMar>
+            <w:hideMark/>
+          </w:tcPr>
+          <w:p>
+            <w:pPr>
+              <w:rPr>
+                <w:rFonts w:ascii="Times New Roman" w:hAnsi="Times New Roman" w:cs="Times New Roman"/>
+                <w:bCs/>
+                <w:sz w:val="28"/>
+                <w:szCs w:val="28"/>
+                <w:lang w:val="ru-BY"/>
+              </w:rPr>
+            </w:pPr>
+            <w:r>
+              <w:rPr>
+                <w:rFonts w:ascii="Times New Roman" w:hAnsi="Times New Roman" w:cs="Times New Roman"/>
+                <w:bCs/>
+                <w:sz w:val="28"/>
+                <w:szCs w:val="28"/>
+                <w:lang w:val="ru-BY"/>
+              </w:rPr>
+              <w:t>9</w:t>
+            </w:r>
+          </w:p>
+        </w:tc>
+        <w:tc>
+          <w:tcPr>
+            <w:tcW w:w="0" w:type="auto"/>
+            <w:tcBorders>
+              <w:top w:val="single" w:sz="6" w:space="0" w:color="000000"/>
+              <w:left w:val="single" w:sz="6" w:space="0" w:color="000000"/>
+              <w:bottom w:val="single" w:sz="6" w:space="0" w:color="000000"/>
+              <w:right w:val="single" w:sz="6" w:space="0" w:color="000000"/>
+            </w:tcBorders>
+            <w:tcMar>
+              <w:top w:w="60" w:type="dxa"/>
+              <w:left w:w="90" w:type="dxa"/>
+              <w:bottom w:w="60" w:type="dxa"/>
+              <w:right w:w="90" w:type="dxa"/>
+            </w:tcMar>
+            <w:hideMark/>
+          </w:tcPr>
+          <w:p>
+            <w:pPr>
+              <w:rPr>
+                <w:rFonts w:ascii="Times New Roman" w:hAnsi="Times New Roman" w:cs="Times New Roman"/>
+                <w:bCs/>
+                <w:sz w:val="28"/>
+                <w:szCs w:val="28"/>
+                <w:lang w:val="ru-BY"/>
+              </w:rPr>
+            </w:pPr>
+            <w:r>
+              <w:rPr>
+                <w:rFonts w:ascii="Times New Roman" w:hAnsi="Times New Roman" w:cs="Times New Roman"/>
+                <w:bCs/>
+                <w:sz w:val="28"/>
+                <w:szCs w:val="28"/>
+                <w:lang w:val="ru-BY"/>
+              </w:rPr>
+              <w:t>1</w:t>
+            </w:r>
+          </w:p>
+        </w:tc>
+        <w:tc>
+          <w:tcPr>
+            <w:tcW w:w="0" w:type="auto"/>
+            <w:tcBorders>
+              <w:top w:val="single" w:sz="6" w:space="0" w:color="000000"/>
+              <w:left w:val="single" w:sz="6" w:space="0" w:color="000000"/>
+              <w:bottom w:val="single" w:sz="6" w:space="0" w:color="000000"/>
+              <w:right w:val="single" w:sz="6" w:space="0" w:color="000000"/>
+            </w:tcBorders>
+            <w:tcMar>
+              <w:top w:w="60" w:type="dxa"/>
+              <w:left w:w="90" w:type="dxa"/>
+              <w:bottom w:w="60" w:type="dxa"/>
+              <w:right w:w="90" w:type="dxa"/>
+            </w:tcMar>
+            <w:hideMark/>
+          </w:tcPr>
+          <w:p>
+            <w:pPr>
+              <w:rPr>
+                <w:rFonts w:ascii="Times New Roman" w:hAnsi="Times New Roman" w:cs="Times New Roman"/>
+                <w:bCs/>
+                <w:sz w:val="28"/>
+                <w:szCs w:val="28"/>
+                <w:lang w:val="ru-BY"/>
+              </w:rPr>
+            </w:pPr>
+            <w:r>
+              <w:rPr>
+                <w:rFonts w:ascii="Times New Roman" w:hAnsi="Times New Roman" w:cs="Times New Roman"/>
+                <w:bCs/>
+                <w:sz w:val="28"/>
+                <w:szCs w:val="28"/>
+                <w:lang w:val="ru-BY"/>
+              </w:rPr>
+              <w:t>30</w:t>
+            </w:r>
+          </w:p>
+        </w:tc>
+        <w:tc>
+          <w:tcPr>
+            <w:tcW w:w="0" w:type="auto"/>
+            <w:tcBorders>
+              <w:top w:val="single" w:sz="6" w:space="0" w:color="000000"/>
+              <w:left w:val="single" w:sz="6" w:space="0" w:color="000000"/>
+              <w:bottom w:val="single" w:sz="6" w:space="0" w:color="000000"/>
+              <w:right w:val="single" w:sz="6" w:space="0" w:color="000000"/>
+            </w:tcBorders>
+            <w:tcMar>
+              <w:top w:w="60" w:type="dxa"/>
+              <w:left w:w="90" w:type="dxa"/>
+              <w:bottom w:w="60" w:type="dxa"/>
+              <w:right w:w="90" w:type="dxa"/>
+            </w:tcMar>
+            <w:hideMark/>
+          </w:tcPr>
+          <w:p>
+            <w:pPr>
+              <w:rPr>
+                <w:rFonts w:ascii="Times New Roman" w:hAnsi="Times New Roman" w:cs="Times New Roman"/>
+                <w:bCs/>
+                <w:sz w:val="28"/>
+                <w:szCs w:val="28"/>
+                <w:lang w:val="ru-BY"/>
+              </w:rPr>
+            </w:pPr>
+            <w:r>
+              <w:rPr>
+                <w:rFonts w:ascii="Times New Roman" w:hAnsi="Times New Roman" w:cs="Times New Roman"/>
+                <w:bCs/>
+                <w:sz w:val="28"/>
+                <w:szCs w:val="28"/>
+                <w:lang w:val="ru-BY"/>
+              </w:rPr>
+              <w:t>-601</w:t>
+            </w:r>
+          </w:p>
+        </w:tc>
+        <w:tc>
+          <w:tcPr>
+            <w:tcW w:w="0" w:type="auto"/>
+            <w:tcBorders>
+              <w:top w:val="single" w:sz="6" w:space="0" w:color="000000"/>
+              <w:left w:val="single" w:sz="6" w:space="0" w:color="000000"/>
+              <w:bottom w:val="single" w:sz="6" w:space="0" w:color="000000"/>
+              <w:right w:val="single" w:sz="6" w:space="0" w:color="000000"/>
+            </w:tcBorders>
+            <w:tcMar>
+              <w:top w:w="60" w:type="dxa"/>
+              <w:left w:w="90" w:type="dxa"/>
+              <w:bottom w:w="60" w:type="dxa"/>
+              <w:right w:w="90" w:type="dxa"/>
+            </w:tcMar>
+            <w:hideMark/>
+          </w:tcPr>
+          <w:p>
+            <w:pPr>
+              <w:rPr>
+                <w:rFonts w:ascii="Times New Roman" w:hAnsi="Times New Roman" w:cs="Times New Roman"/>
+                <w:bCs/>
+                <w:sz w:val="28"/>
+                <w:szCs w:val="28"/>
+                <w:lang w:val="ru-BY"/>
+              </w:rPr>
+            </w:pPr>
+            <w:r>
+              <w:rPr>
+                <w:rFonts w:ascii="Times New Roman" w:hAnsi="Times New Roman" w:cs="Times New Roman"/>
+                <w:bCs/>
+                <w:sz w:val="28"/>
+                <w:szCs w:val="28"/>
+                <w:lang w:val="ru-BY"/>
+              </w:rPr>
+              <w:t>9493</w:t>
+            </w:r>
+          </w:p>
+        </w:tc>
+      </w:tr>
+      <w:tr>
+        <w:tc>
+          <w:tcPr>
+            <w:tcW w:w="0" w:type="auto"/>
+            <w:tcBorders>
+              <w:top w:val="single" w:sz="6" w:space="0" w:color="000000"/>
+              <w:left w:val="single" w:sz="6" w:space="0" w:color="000000"/>
+              <w:bottom w:val="single" w:sz="6" w:space="0" w:color="000000"/>
+              <w:right w:val="single" w:sz="6" w:space="0" w:color="000000"/>
+            </w:tcBorders>
+            <w:tcMar>
+              <w:top w:w="60" w:type="dxa"/>
+              <w:left w:w="90" w:type="dxa"/>
+              <w:bottom w:w="60" w:type="dxa"/>
+              <w:right w:w="90" w:type="dxa"/>
+            </w:tcMar>
+            <w:hideMark/>
+          </w:tcPr>
+          <w:p>
+            <w:pPr>
+              <w:rPr>
+                <w:rFonts w:ascii="Times New Roman" w:hAnsi="Times New Roman" w:cs="Times New Roman"/>
+                <w:bCs/>
+                <w:sz w:val="28"/>
+                <w:szCs w:val="28"/>
+                <w:lang w:val="ru-BY"/>
+              </w:rPr>
+            </w:pPr>
+            <w:r>
+              <w:rPr>
+                <w:rFonts w:ascii="Times New Roman" w:hAnsi="Times New Roman" w:cs="Times New Roman"/>
+                <w:bCs/>
+                <w:sz w:val="28"/>
+                <w:szCs w:val="28"/>
+                <w:lang w:val="ru-BY"/>
+              </w:rPr>
+              <w:t>10</w:t>
+            </w:r>
+          </w:p>
+        </w:tc>
+        <w:tc>
+          <w:tcPr>
+            <w:tcW w:w="0" w:type="auto"/>
+            <w:tcBorders>
+              <w:top w:val="single" w:sz="6" w:space="0" w:color="000000"/>
+              <w:left w:val="single" w:sz="6" w:space="0" w:color="000000"/>
+              <w:bottom w:val="single" w:sz="6" w:space="0" w:color="000000"/>
+              <w:right w:val="single" w:sz="6" w:space="0" w:color="000000"/>
+            </w:tcBorders>
+            <w:tcMar>
+              <w:top w:w="60" w:type="dxa"/>
+              <w:left w:w="90" w:type="dxa"/>
+              <w:bottom w:w="60" w:type="dxa"/>
+              <w:right w:w="90" w:type="dxa"/>
+            </w:tcMar>
+            <w:hideMark/>
+          </w:tcPr>
+          <w:p>
+            <w:pPr>
+              <w:rPr>
+                <w:rFonts w:ascii="Times New Roman" w:hAnsi="Times New Roman" w:cs="Times New Roman"/>
+                <w:bCs/>
+                <w:sz w:val="28"/>
+                <w:szCs w:val="28"/>
+                <w:lang w:val="ru-BY"/>
+              </w:rPr>
+            </w:pPr>
+            <w:r>
+              <w:rPr>
+                <w:rFonts w:ascii="Times New Roman" w:hAnsi="Times New Roman" w:cs="Times New Roman"/>
+                <w:bCs/>
+                <w:sz w:val="28"/>
+                <w:szCs w:val="28"/>
+                <w:lang w:val="ru-BY"/>
+              </w:rPr>
+              <w:t>56</w:t>
+            </w:r>
+          </w:p>
+        </w:tc>
+        <w:tc>
+          <w:tcPr>
+            <w:tcW w:w="0" w:type="auto"/>
+            <w:tcBorders>
+              <w:top w:val="single" w:sz="6" w:space="0" w:color="000000"/>
+              <w:left w:val="single" w:sz="6" w:space="0" w:color="000000"/>
+              <w:bottom w:val="single" w:sz="6" w:space="0" w:color="000000"/>
+              <w:right w:val="single" w:sz="6" w:space="0" w:color="000000"/>
+            </w:tcBorders>
+            <w:tcMar>
+              <w:top w:w="60" w:type="dxa"/>
+              <w:left w:w="90" w:type="dxa"/>
+              <w:bottom w:w="60" w:type="dxa"/>
+              <w:right w:w="90" w:type="dxa"/>
+            </w:tcMar>
+            <w:hideMark/>
+          </w:tcPr>
+          <w:p>
+            <w:pPr>
+              <w:rPr>
+                <w:rFonts w:ascii="Times New Roman" w:hAnsi="Times New Roman" w:cs="Times New Roman"/>
+                <w:bCs/>
+                <w:sz w:val="28"/>
+                <w:szCs w:val="28"/>
+                <w:lang w:val="ru-BY"/>
+              </w:rPr>
+            </w:pPr>
+            <w:r>
+              <w:rPr>
+                <w:rFonts w:ascii="Times New Roman" w:hAnsi="Times New Roman" w:cs="Times New Roman"/>
+                <w:bCs/>
+                <w:sz w:val="28"/>
+                <w:szCs w:val="28"/>
+                <w:lang w:val="ru-BY"/>
+              </w:rPr>
+              <w:t>13</w:t>
+            </w:r>
+          </w:p>
+        </w:tc>
+        <w:tc>
+          <w:tcPr>
+            <w:tcW w:w="0" w:type="auto"/>
+            <w:tcBorders>
+              <w:top w:val="single" w:sz="6" w:space="0" w:color="000000"/>
+              <w:left w:val="single" w:sz="6" w:space="0" w:color="000000"/>
+              <w:bottom w:val="single" w:sz="6" w:space="0" w:color="000000"/>
+              <w:right w:val="single" w:sz="6" w:space="0" w:color="000000"/>
+            </w:tcBorders>
+            <w:tcMar>
+              <w:top w:w="60" w:type="dxa"/>
+              <w:left w:w="90" w:type="dxa"/>
+              <w:bottom w:w="60" w:type="dxa"/>
+              <w:right w:w="90" w:type="dxa"/>
+            </w:tcMar>
+            <w:hideMark/>
+          </w:tcPr>
+          <w:p>
+            <w:pPr>
+              <w:rPr>
+                <w:rFonts w:ascii="Times New Roman" w:hAnsi="Times New Roman" w:cs="Times New Roman"/>
+                <w:bCs/>
+                <w:sz w:val="28"/>
+                <w:szCs w:val="28"/>
+                <w:lang w:val="ru-BY"/>
+              </w:rPr>
+            </w:pPr>
+            <w:r>
+              <w:rPr>
+                <w:rFonts w:ascii="Times New Roman" w:hAnsi="Times New Roman" w:cs="Times New Roman"/>
+                <w:bCs/>
+                <w:sz w:val="28"/>
+                <w:szCs w:val="28"/>
+                <w:lang w:val="ru-BY"/>
+              </w:rPr>
+              <w:t>34042</w:t>
+            </w:r>
+          </w:p>
+        </w:tc>
+        <w:tc>
+          <w:tcPr>
+            <w:tcW w:w="0" w:type="auto"/>
+            <w:tcBorders>
+              <w:top w:val="single" w:sz="6" w:space="0" w:color="000000"/>
+              <w:left w:val="single" w:sz="6" w:space="0" w:color="000000"/>
+              <w:bottom w:val="single" w:sz="6" w:space="0" w:color="000000"/>
+              <w:right w:val="single" w:sz="6" w:space="0" w:color="000000"/>
+            </w:tcBorders>
+            <w:tcMar>
+              <w:top w:w="60" w:type="dxa"/>
+              <w:left w:w="90" w:type="dxa"/>
+              <w:bottom w:w="60" w:type="dxa"/>
+              <w:right w:w="90" w:type="dxa"/>
+            </w:tcMar>
+            <w:hideMark/>
+          </w:tcPr>
+          <w:p>
+            <w:pPr>
+              <w:rPr>
+                <w:rFonts w:ascii="Times New Roman" w:hAnsi="Times New Roman" w:cs="Times New Roman"/>
+                <w:bCs/>
+                <w:sz w:val="28"/>
+                <w:szCs w:val="28"/>
+                <w:lang w:val="ru-BY"/>
+              </w:rPr>
+            </w:pPr>
+            <w:r>
+              <w:rPr>
+                <w:rFonts w:ascii="Times New Roman" w:hAnsi="Times New Roman" w:cs="Times New Roman"/>
+                <w:bCs/>
+                <w:sz w:val="28"/>
+                <w:szCs w:val="28"/>
+                <w:lang w:val="ru-BY"/>
+              </w:rPr>
+              <w:t>-537705</w:t>
+            </w:r>
+          </w:p>
+        </w:tc>
+      </w:tr>
+      <w:tr>
+        <w:tc>
+          <w:tcPr>
+            <w:tcW w:w="0" w:type="auto"/>
+            <w:tcBorders>
+              <w:top w:val="single" w:sz="6" w:space="0" w:color="000000"/>
+              <w:left w:val="single" w:sz="6" w:space="0" w:color="000000"/>
+              <w:bottom w:val="single" w:sz="6" w:space="0" w:color="000000"/>
+              <w:right w:val="single" w:sz="6" w:space="0" w:color="000000"/>
+            </w:tcBorders>
+            <w:tcMar>
+              <w:top w:w="60" w:type="dxa"/>
+              <w:left w:w="90" w:type="dxa"/>
+              <w:bottom w:w="60" w:type="dxa"/>
+              <w:right w:w="90" w:type="dxa"/>
+            </w:tcMar>
+            <w:hideMark/>
+          </w:tcPr>
+          <w:p>
+            <w:pPr>
+              <w:rPr>
+                <w:rFonts w:ascii="Times New Roman" w:hAnsi="Times New Roman" w:cs="Times New Roman"/>
+                <w:bCs/>
+                <w:sz w:val="28"/>
+                <w:szCs w:val="28"/>
+                <w:lang w:val="ru-BY"/>
+              </w:rPr>
+            </w:pPr>
+            <w:r>
+              <w:rPr>
+                <w:rFonts w:ascii="Times New Roman" w:hAnsi="Times New Roman" w:cs="Times New Roman"/>
+                <w:bCs/>
+                <w:sz w:val="28"/>
+                <w:szCs w:val="28"/>
+                <w:lang w:val="ru-BY"/>
+              </w:rPr>
+              <w:t>11</w:t>
+            </w:r>
+          </w:p>
+        </w:tc>
+        <w:tc>
+          <w:tcPr>
+            <w:tcW w:w="0" w:type="auto"/>
+            <w:tcBorders>
+              <w:top w:val="single" w:sz="6" w:space="0" w:color="000000"/>
+              <w:left w:val="single" w:sz="6" w:space="0" w:color="000000"/>
+              <w:bottom w:val="single" w:sz="6" w:space="0" w:color="000000"/>
+              <w:right w:val="single" w:sz="6" w:space="0" w:color="000000"/>
+            </w:tcBorders>
+            <w:tcMar>
+              <w:top w:w="60" w:type="dxa"/>
+              <w:left w:w="90" w:type="dxa"/>
+              <w:bottom w:w="60" w:type="dxa"/>
+              <w:right w:w="90" w:type="dxa"/>
+            </w:tcMar>
+            <w:hideMark/>
+          </w:tcPr>
+          <w:p>
+            <w:pPr>
+              <w:rPr>
+                <w:rFonts w:ascii="Times New Roman" w:hAnsi="Times New Roman" w:cs="Times New Roman"/>
+                <w:bCs/>
+                <w:sz w:val="28"/>
+                <w:szCs w:val="28"/>
+                <w:lang w:val="ru-BY"/>
+              </w:rPr>
+            </w:pPr>
+            <w:r>
+              <w:rPr>
+                <w:rFonts w:ascii="Times New Roman" w:hAnsi="Times New Roman" w:cs="Times New Roman"/>
+                <w:bCs/>
+                <w:sz w:val="28"/>
+                <w:szCs w:val="28"/>
+                <w:lang w:val="ru-BY"/>
+              </w:rPr>
+              <w:t>2</w:t>
+            </w:r>
+          </w:p>
+        </w:tc>
+        <w:tc>
+          <w:tcPr>
+            <w:tcW w:w="0" w:type="auto"/>
+            <w:tcBorders>
+              <w:top w:val="single" w:sz="6" w:space="0" w:color="000000"/>
+              <w:left w:val="single" w:sz="6" w:space="0" w:color="000000"/>
+              <w:bottom w:val="single" w:sz="6" w:space="0" w:color="000000"/>
+              <w:right w:val="single" w:sz="6" w:space="0" w:color="000000"/>
+            </w:tcBorders>
+            <w:tcMar>
+              <w:top w:w="60" w:type="dxa"/>
+              <w:left w:w="90" w:type="dxa"/>
+              <w:bottom w:w="60" w:type="dxa"/>
+              <w:right w:w="90" w:type="dxa"/>
+            </w:tcMar>
+            <w:hideMark/>
+          </w:tcPr>
+          <w:p>
+            <w:pPr>
+              <w:rPr>
+                <w:rFonts w:ascii="Times New Roman" w:hAnsi="Times New Roman" w:cs="Times New Roman"/>
+                <w:bCs/>
+                <w:sz w:val="28"/>
+                <w:szCs w:val="28"/>
+                <w:lang w:val="ru-BY"/>
+              </w:rPr>
+            </w:pPr>
+            <w:r>
+              <w:rPr>
+                <w:rFonts w:ascii="Times New Roman" w:hAnsi="Times New Roman" w:cs="Times New Roman"/>
+                <w:bCs/>
+                <w:sz w:val="28"/>
+                <w:szCs w:val="28"/>
+                <w:lang w:val="ru-BY"/>
+              </w:rPr>
+              <w:t>4</w:t>
+            </w:r>
+          </w:p>
+        </w:tc>
+        <w:tc>
+          <w:tcPr>
+            <w:tcW w:w="0" w:type="auto"/>
+            <w:tcBorders>
+              <w:top w:val="single" w:sz="6" w:space="0" w:color="000000"/>
+              <w:left w:val="single" w:sz="6" w:space="0" w:color="000000"/>
+              <w:bottom w:val="single" w:sz="6" w:space="0" w:color="000000"/>
+              <w:right w:val="single" w:sz="6" w:space="0" w:color="000000"/>
+            </w:tcBorders>
+            <w:tcMar>
+              <w:top w:w="60" w:type="dxa"/>
+              <w:left w:w="90" w:type="dxa"/>
+              <w:bottom w:w="60" w:type="dxa"/>
+              <w:right w:w="90" w:type="dxa"/>
+            </w:tcMar>
+            <w:hideMark/>
+          </w:tcPr>
+          <w:p>
+            <w:pPr>
+              <w:rPr>
+                <w:rFonts w:ascii="Times New Roman" w:hAnsi="Times New Roman" w:cs="Times New Roman"/>
+                <w:bCs/>
+                <w:sz w:val="28"/>
+                <w:szCs w:val="28"/>
+                <w:lang w:val="ru-BY"/>
+              </w:rPr>
+            </w:pPr>
+            <w:r>
+              <w:rPr>
+                <w:rFonts w:ascii="Times New Roman" w:hAnsi="Times New Roman" w:cs="Times New Roman"/>
+                <w:bCs/>
+                <w:sz w:val="28"/>
+                <w:szCs w:val="28"/>
+                <w:lang w:val="ru-BY"/>
+              </w:rPr>
+              <w:t>-68685</w:t>
+            </w:r>
+          </w:p>
+        </w:tc>
+        <w:tc>
+          <w:tcPr>
+            <w:tcW w:w="0" w:type="auto"/>
+            <w:tcBorders>
+              <w:top w:val="single" w:sz="6" w:space="0" w:color="000000"/>
+              <w:left w:val="single" w:sz="6" w:space="0" w:color="000000"/>
+              <w:bottom w:val="single" w:sz="6" w:space="0" w:color="000000"/>
+              <w:right w:val="single" w:sz="6" w:space="0" w:color="000000"/>
+            </w:tcBorders>
+            <w:tcMar>
+              <w:top w:w="60" w:type="dxa"/>
+              <w:left w:w="90" w:type="dxa"/>
+              <w:bottom w:w="60" w:type="dxa"/>
+              <w:right w:w="90" w:type="dxa"/>
+            </w:tcMar>
+            <w:hideMark/>
+          </w:tcPr>
+          <w:p>
+            <w:pPr>
+              <w:rPr>
+                <w:rFonts w:ascii="Times New Roman" w:hAnsi="Times New Roman" w:cs="Times New Roman"/>
+                <w:bCs/>
+                <w:sz w:val="28"/>
+                <w:szCs w:val="28"/>
+                <w:lang w:val="ru-BY"/>
+              </w:rPr>
+            </w:pPr>
+            <w:r>
+              <w:rPr>
+                <w:rFonts w:ascii="Times New Roman" w:hAnsi="Times New Roman" w:cs="Times New Roman"/>
+                <w:bCs/>
+                <w:sz w:val="28"/>
+                <w:szCs w:val="28"/>
+                <w:lang w:val="ru-BY"/>
+              </w:rPr>
+              <w:t>1084903</w:t>
+            </w:r>
+          </w:p>
+        </w:tc>
+      </w:tr>
+      <w:tr>
+        <w:tc>
+          <w:tcPr>
+            <w:tcW w:w="0" w:type="auto"/>
+            <w:tcBorders>
+              <w:top w:val="single" w:sz="6" w:space="0" w:color="000000"/>
+              <w:left w:val="single" w:sz="6" w:space="0" w:color="000000"/>
+              <w:bottom w:val="single" w:sz="6" w:space="0" w:color="000000"/>
+              <w:right w:val="single" w:sz="6" w:space="0" w:color="000000"/>
+            </w:tcBorders>
+            <w:tcMar>
+              <w:top w:w="60" w:type="dxa"/>
+              <w:left w:w="90" w:type="dxa"/>
+              <w:bottom w:w="60" w:type="dxa"/>
+              <w:right w:w="90" w:type="dxa"/>
+            </w:tcMar>
+            <w:hideMark/>
+          </w:tcPr>
+          <w:p>
+            <w:pPr>
+              <w:rPr>
+                <w:rFonts w:ascii="Times New Roman" w:hAnsi="Times New Roman" w:cs="Times New Roman"/>
+                <w:bCs/>
+                <w:sz w:val="28"/>
+                <w:szCs w:val="28"/>
+                <w:lang w:val="ru-BY"/>
+              </w:rPr>
+            </w:pPr>
+            <w:r>
+              <w:rPr>
+                <w:rFonts w:ascii="Times New Roman" w:hAnsi="Times New Roman" w:cs="Times New Roman"/>
+                <w:bCs/>
+                <w:sz w:val="28"/>
+                <w:szCs w:val="28"/>
+                <w:lang w:val="ru-BY"/>
+              </w:rPr>
+              <w:t>12</w:t>
+            </w:r>
+          </w:p>
+        </w:tc>
+        <w:tc>
+          <w:tcPr>
+            <w:tcW w:w="0" w:type="auto"/>
+            <w:tcBorders>
+              <w:top w:val="single" w:sz="6" w:space="0" w:color="000000"/>
+              <w:left w:val="single" w:sz="6" w:space="0" w:color="000000"/>
+              <w:bottom w:val="single" w:sz="6" w:space="0" w:color="000000"/>
+              <w:right w:val="single" w:sz="6" w:space="0" w:color="000000"/>
+            </w:tcBorders>
+            <w:tcMar>
+              <w:top w:w="60" w:type="dxa"/>
+              <w:left w:w="90" w:type="dxa"/>
+              <w:bottom w:w="60" w:type="dxa"/>
+              <w:right w:w="90" w:type="dxa"/>
+            </w:tcMar>
+            <w:hideMark/>
+          </w:tcPr>
+          <w:p>
+            <w:pPr>
+              <w:rPr>
+                <w:rFonts w:ascii="Times New Roman" w:hAnsi="Times New Roman" w:cs="Times New Roman"/>
+                <w:bCs/>
+                <w:sz w:val="28"/>
+                <w:szCs w:val="28"/>
+                <w:lang w:val="ru-BY"/>
+              </w:rPr>
+            </w:pPr>
+            <w:r>
+              <w:rPr>
+                <w:rFonts w:ascii="Times New Roman" w:hAnsi="Times New Roman" w:cs="Times New Roman"/>
+                <w:bCs/>
+                <w:sz w:val="28"/>
+                <w:szCs w:val="28"/>
+                <w:lang w:val="ru-BY"/>
+              </w:rPr>
+              <w:t>3</w:t>
+            </w:r>
+          </w:p>
+        </w:tc>
+        <w:tc>
+          <w:tcPr>
+            <w:tcW w:w="0" w:type="auto"/>
+            <w:tcBorders>
+              <w:top w:val="single" w:sz="6" w:space="0" w:color="000000"/>
+              <w:left w:val="single" w:sz="6" w:space="0" w:color="000000"/>
+              <w:bottom w:val="single" w:sz="6" w:space="0" w:color="000000"/>
+              <w:right w:val="single" w:sz="6" w:space="0" w:color="000000"/>
+            </w:tcBorders>
+            <w:tcMar>
+              <w:top w:w="60" w:type="dxa"/>
+              <w:left w:w="90" w:type="dxa"/>
+              <w:bottom w:w="60" w:type="dxa"/>
+              <w:right w:w="90" w:type="dxa"/>
+            </w:tcMar>
+            <w:hideMark/>
+          </w:tcPr>
+          <w:p>
+            <w:pPr>
+              <w:rPr>
+                <w:rFonts w:ascii="Times New Roman" w:hAnsi="Times New Roman" w:cs="Times New Roman"/>
+                <w:bCs/>
+                <w:sz w:val="28"/>
+                <w:szCs w:val="28"/>
+                <w:lang w:val="ru-BY"/>
+              </w:rPr>
+            </w:pPr>
+            <w:r>
+              <w:rPr>
+                <w:rFonts w:ascii="Times New Roman" w:hAnsi="Times New Roman" w:cs="Times New Roman"/>
+                <w:bCs/>
+                <w:sz w:val="28"/>
+                <w:szCs w:val="28"/>
+                <w:lang w:val="ru-BY"/>
+              </w:rPr>
+              <w:t>1</w:t>
+            </w:r>
+          </w:p>
+        </w:tc>
+        <w:tc>
+          <w:tcPr>
+            <w:tcW w:w="0" w:type="auto"/>
+            <w:tcBorders>
+              <w:top w:val="single" w:sz="6" w:space="0" w:color="000000"/>
+              <w:left w:val="single" w:sz="6" w:space="0" w:color="000000"/>
+              <w:bottom w:val="single" w:sz="6" w:space="0" w:color="000000"/>
+              <w:right w:val="single" w:sz="6" w:space="0" w:color="000000"/>
+            </w:tcBorders>
+            <w:tcMar>
+              <w:top w:w="60" w:type="dxa"/>
+              <w:left w:w="90" w:type="dxa"/>
+              <w:bottom w:w="60" w:type="dxa"/>
+              <w:right w:w="90" w:type="dxa"/>
+            </w:tcMar>
+            <w:hideMark/>
+          </w:tcPr>
+          <w:p>
+            <w:pPr>
+              <w:rPr>
+                <w:rFonts w:ascii="Times New Roman" w:hAnsi="Times New Roman" w:cs="Times New Roman"/>
+                <w:bCs/>
+                <w:sz w:val="28"/>
+                <w:szCs w:val="28"/>
+                <w:lang w:val="ru-BY"/>
+              </w:rPr>
+            </w:pPr>
+            <w:r>
+              <w:rPr>
+                <w:rFonts w:ascii="Times New Roman" w:hAnsi="Times New Roman" w:cs="Times New Roman"/>
+                <w:bCs/>
+                <w:sz w:val="28"/>
+                <w:szCs w:val="28"/>
+                <w:lang w:val="ru-BY"/>
+              </w:rPr>
+              <w:t>240097</w:t>
+            </w:r>
+          </w:p>
+        </w:tc>
+        <w:tc>
+          <w:tcPr>
+            <w:tcW w:w="0" w:type="auto"/>
+            <w:tcBorders>
+              <w:top w:val="single" w:sz="6" w:space="0" w:color="000000"/>
+              <w:left w:val="single" w:sz="6" w:space="0" w:color="000000"/>
+              <w:bottom w:val="single" w:sz="6" w:space="0" w:color="000000"/>
+              <w:right w:val="single" w:sz="6" w:space="0" w:color="000000"/>
+            </w:tcBorders>
+            <w:tcMar>
+              <w:top w:w="60" w:type="dxa"/>
+              <w:left w:w="90" w:type="dxa"/>
+              <w:bottom w:w="60" w:type="dxa"/>
+              <w:right w:w="90" w:type="dxa"/>
+            </w:tcMar>
+            <w:hideMark/>
+          </w:tcPr>
+          <w:p>
+            <w:pPr>
+              <w:rPr>
+                <w:rFonts w:ascii="Times New Roman" w:hAnsi="Times New Roman" w:cs="Times New Roman"/>
+                <w:bCs/>
+                <w:sz w:val="28"/>
+                <w:szCs w:val="28"/>
+                <w:lang w:val="ru-BY"/>
+              </w:rPr>
+            </w:pPr>
+            <w:r>
+              <w:rPr>
+                <w:rFonts w:ascii="Times New Roman" w:hAnsi="Times New Roman" w:cs="Times New Roman"/>
+                <w:bCs/>
+                <w:sz w:val="28"/>
+                <w:szCs w:val="28"/>
+                <w:lang w:val="ru-BY"/>
+              </w:rPr>
+              <w:t>-3792414</w:t>
+            </w:r>
+          </w:p>
+        </w:tc>
+      </w:tr>
+      <w:tr>
+        <w:tc>
+          <w:tcPr>
+            <w:tcW w:w="0" w:type="auto"/>
+            <w:tcBorders>
+              <w:top w:val="single" w:sz="6" w:space="0" w:color="000000"/>
+              <w:left w:val="single" w:sz="6" w:space="0" w:color="000000"/>
+              <w:bottom w:val="single" w:sz="6" w:space="0" w:color="000000"/>
+              <w:right w:val="single" w:sz="6" w:space="0" w:color="000000"/>
+            </w:tcBorders>
+            <w:tcMar>
+              <w:top w:w="60" w:type="dxa"/>
+              <w:left w:w="90" w:type="dxa"/>
+              <w:bottom w:w="60" w:type="dxa"/>
+              <w:right w:w="90" w:type="dxa"/>
+            </w:tcMar>
+            <w:hideMark/>
+          </w:tcPr>
+          <w:p>
+            <w:pPr>
+              <w:rPr>
+                <w:rFonts w:ascii="Times New Roman" w:hAnsi="Times New Roman" w:cs="Times New Roman"/>
+                <w:bCs/>
+                <w:sz w:val="28"/>
+                <w:szCs w:val="28"/>
+                <w:lang w:val="ru-BY"/>
+              </w:rPr>
+            </w:pPr>
+            <w:r>
+              <w:rPr>
+                <w:rFonts w:ascii="Times New Roman" w:hAnsi="Times New Roman" w:cs="Times New Roman"/>
+                <w:bCs/>
+                <w:sz w:val="28"/>
+                <w:szCs w:val="28"/>
+                <w:lang w:val="ru-BY"/>
+              </w:rPr>
+              <w:t>13</w:t>
+            </w:r>
+          </w:p>
+        </w:tc>
+        <w:tc>
+          <w:tcPr>
+            <w:tcW w:w="0" w:type="auto"/>
+            <w:tcBorders>
+              <w:top w:val="single" w:sz="6" w:space="0" w:color="000000"/>
+              <w:left w:val="single" w:sz="6" w:space="0" w:color="000000"/>
+              <w:bottom w:val="single" w:sz="6" w:space="0" w:color="000000"/>
+              <w:right w:val="single" w:sz="6" w:space="0" w:color="000000"/>
+            </w:tcBorders>
+            <w:tcMar>
+              <w:top w:w="60" w:type="dxa"/>
+              <w:left w:w="90" w:type="dxa"/>
+              <w:bottom w:w="60" w:type="dxa"/>
+              <w:right w:w="90" w:type="dxa"/>
+            </w:tcMar>
+            <w:hideMark/>
+          </w:tcPr>
+          <w:p>
+            <w:pPr>
+              <w:rPr>
+                <w:rFonts w:ascii="Times New Roman" w:hAnsi="Times New Roman" w:cs="Times New Roman"/>
+                <w:bCs/>
+                <w:sz w:val="28"/>
+                <w:szCs w:val="28"/>
+                <w:lang w:val="ru-BY"/>
+              </w:rPr>
+            </w:pPr>
+            <w:r>
+              <w:rPr>
+                <w:rFonts w:ascii="Times New Roman" w:hAnsi="Times New Roman" w:cs="Times New Roman"/>
+                <w:bCs/>
+                <w:sz w:val="28"/>
+                <w:szCs w:val="28"/>
+                <w:lang w:val="ru-BY"/>
+              </w:rPr>
+              <w:t>4</w:t>
+            </w:r>
+          </w:p>
+        </w:tc>
+        <w:tc>
+          <w:tcPr>
+            <w:tcW w:w="0" w:type="auto"/>
+            <w:tcBorders>
+              <w:top w:val="single" w:sz="6" w:space="0" w:color="000000"/>
+              <w:left w:val="single" w:sz="6" w:space="0" w:color="000000"/>
+              <w:bottom w:val="single" w:sz="6" w:space="0" w:color="000000"/>
+              <w:right w:val="single" w:sz="6" w:space="0" w:color="000000"/>
+            </w:tcBorders>
+            <w:tcMar>
+              <w:top w:w="60" w:type="dxa"/>
+              <w:left w:w="90" w:type="dxa"/>
+              <w:bottom w:w="60" w:type="dxa"/>
+              <w:right w:w="90" w:type="dxa"/>
+            </w:tcMar>
+            <w:hideMark/>
+          </w:tcPr>
+          <w:p>
+            <w:pPr>
+              <w:rPr>
+                <w:rFonts w:ascii="Times New Roman" w:hAnsi="Times New Roman" w:cs="Times New Roman"/>
+                <w:bCs/>
+                <w:sz w:val="28"/>
+                <w:szCs w:val="28"/>
+                <w:lang w:val="ru-BY"/>
+              </w:rPr>
+            </w:pPr>
+            <w:r>
+              <w:rPr>
+                <w:rFonts w:ascii="Times New Roman" w:hAnsi="Times New Roman" w:cs="Times New Roman"/>
+                <w:bCs/>
+                <w:sz w:val="28"/>
+                <w:szCs w:val="28"/>
+                <w:lang w:val="ru-BY"/>
+              </w:rPr>
+              <w:t>0</w:t>
+            </w:r>
+          </w:p>
+        </w:tc>
+        <w:tc>
+          <w:tcPr>
+            <w:tcW w:w="0" w:type="auto"/>
+            <w:tcBorders>
+              <w:top w:val="single" w:sz="6" w:space="0" w:color="000000"/>
+              <w:left w:val="single" w:sz="6" w:space="0" w:color="000000"/>
+              <w:bottom w:val="single" w:sz="6" w:space="0" w:color="000000"/>
+              <w:right w:val="single" w:sz="6" w:space="0" w:color="000000"/>
+            </w:tcBorders>
+            <w:tcMar>
+              <w:top w:w="60" w:type="dxa"/>
+              <w:left w:w="90" w:type="dxa"/>
+              <w:bottom w:w="60" w:type="dxa"/>
+              <w:right w:w="90" w:type="dxa"/>
+            </w:tcMar>
+            <w:hideMark/>
+          </w:tcPr>
+          <w:p>
+            <w:pPr>
+              <w:rPr>
+                <w:rFonts w:ascii="Times New Roman" w:hAnsi="Times New Roman" w:cs="Times New Roman"/>
+                <w:bCs/>
+                <w:sz w:val="28"/>
+                <w:szCs w:val="28"/>
+                <w:lang w:val="ru-BY"/>
+              </w:rPr>
+            </w:pPr>
+            <w:r>
+              <w:rPr>
+                <w:rFonts w:ascii="Times New Roman" w:hAnsi="Times New Roman" w:cs="Times New Roman"/>
+                <w:bCs/>
+                <w:sz w:val="28"/>
+                <w:szCs w:val="28"/>
+                <w:lang w:val="ru-BY"/>
+              </w:rPr>
+              <w:t>-1029073</w:t>
+            </w:r>
+          </w:p>
+        </w:tc>
+        <w:tc>
+          <w:tcPr>
+            <w:tcW w:w="0" w:type="auto"/>
+            <w:tcBorders>
+              <w:top w:val="single" w:sz="6" w:space="0" w:color="000000"/>
+              <w:left w:val="single" w:sz="6" w:space="0" w:color="000000"/>
+              <w:bottom w:val="single" w:sz="6" w:space="0" w:color="000000"/>
+              <w:right w:val="single" w:sz="6" w:space="0" w:color="000000"/>
+            </w:tcBorders>
+            <w:tcMar>
+              <w:top w:w="60" w:type="dxa"/>
+              <w:left w:w="90" w:type="dxa"/>
+              <w:bottom w:w="60" w:type="dxa"/>
+              <w:right w:w="90" w:type="dxa"/>
+            </w:tcMar>
+            <w:hideMark/>
+          </w:tcPr>
+          <w:p>
+            <w:pPr>
+              <w:rPr>
+                <w:rFonts w:ascii="Times New Roman" w:hAnsi="Times New Roman" w:cs="Times New Roman"/>
+                <w:bCs/>
+                <w:sz w:val="28"/>
+                <w:szCs w:val="28"/>
+                <w:lang w:val="ru-BY"/>
+              </w:rPr>
+            </w:pPr>
+            <w:r>
+              <w:rPr>
+                <w:rFonts w:ascii="Times New Roman" w:hAnsi="Times New Roman" w:cs="Times New Roman"/>
+                <w:bCs/>
+                <w:sz w:val="28"/>
+                <w:szCs w:val="28"/>
+                <w:lang w:val="ru-BY"/>
+              </w:rPr>
+              <w:t>16254559</w:t>
+            </w:r>
+          </w:p>
+        </w:tc>
+      </w:tr>
+    </w:tbl>
+    <w:p>
+      <w:pPr>
+        <w:rPr>
+          <w:rFonts w:ascii="Times New Roman" w:hAnsi="Times New Roman" w:cs="Times New Roman"/>
+          <w:bCs/>
+          <w:sz w:val="28"/>
+          <w:szCs w:val="28"/>
+          <w:lang w:val="ru-BY"/>
+        </w:rPr>
+      </w:pPr>
+      <w:r>
+        <w:rPr>
+          <w:rFonts w:ascii="Times New Roman" w:hAnsi="Times New Roman" w:cs="Times New Roman"/>
+          <w:b/>
+          <w:sz w:val="28"/>
+          <w:szCs w:val="28"/>
+          <w:lang w:val="ru-BY"/>
         </w:rPr>
         <w:br/>
       </w:r>
       <w:r>
         <w:rPr>
           <w:rFonts w:ascii="Times New Roman" w:hAnsi="Times New Roman" w:cs="Times New Roman"/>
-          <w:sz w:val="28"/>
-          <w:szCs w:val="28"/>
-        </w:rPr>
-        <w:t>u</w:t>
-      </w:r>
-      <w:r>
-        <w:rPr>
-          <w:rFonts w:ascii="Times New Roman" w:hAnsi="Times New Roman" w:cs="Times New Roman"/>
-          <w:sz w:val="28"/>
-          <w:szCs w:val="28"/>
-          <w:lang w:val="ru-RU"/>
-        </w:rPr>
-        <w:t xml:space="preserve"> = 240097</w:t>
-      </w:r>
-      <w:r>
-        <w:rPr>
-          <w:rFonts w:ascii="Times New Roman" w:hAnsi="Times New Roman" w:cs="Times New Roman"/>
-          <w:sz w:val="28"/>
-          <w:szCs w:val="28"/>
-          <w:lang w:val="ru-RU"/>
+          <w:bCs/>
+          <w:sz w:val="28"/>
+          <w:szCs w:val="28"/>
+          <w:lang w:val="ru-BY"/>
+        </w:rPr>
+        <w:t>На шаге 13 получаем последний ненулевой остаток (r = 1).</w:t>
+      </w:r>
+      <w:r>
+        <w:rPr>
+          <w:rFonts w:ascii="Times New Roman" w:hAnsi="Times New Roman" w:cs="Times New Roman"/>
+          <w:b/>
+          <w:sz w:val="28"/>
+          <w:szCs w:val="28"/>
+          <w:lang w:val="ru-BY"/>
+        </w:rPr>
+        <w:t xml:space="preserve"> </w:t>
+      </w:r>
+      <w:r>
+        <w:rPr>
+          <w:rFonts w:ascii="Times New Roman" w:hAnsi="Times New Roman" w:cs="Times New Roman"/>
+          <w:bCs/>
+          <w:sz w:val="28"/>
+          <w:szCs w:val="28"/>
+          <w:lang w:val="ru-BY"/>
+        </w:rPr>
+        <w:lastRenderedPageBreak/>
+        <w:t>Соответствующие ему коэффициенты:</w:t>
+      </w:r>
+      <w:r>
+        <w:rPr>
+          <w:rFonts w:ascii="Times New Roman" w:hAnsi="Times New Roman" w:cs="Times New Roman"/>
+          <w:bCs/>
+          <w:sz w:val="28"/>
+          <w:szCs w:val="28"/>
+          <w:lang w:val="ru-BY"/>
         </w:rPr>
         <w:br/>
-      </w:r>
-      <w:r>
-        <w:rPr>
-          <w:rFonts w:ascii="Times New Roman" w:hAnsi="Times New Roman" w:cs="Times New Roman"/>
-          <w:sz w:val="28"/>
-          <w:szCs w:val="28"/>
-        </w:rPr>
-        <w:t>v</w:t>
-      </w:r>
-      <w:r>
-        <w:rPr>
-          <w:rFonts w:ascii="Times New Roman" w:hAnsi="Times New Roman" w:cs="Times New Roman"/>
-          <w:sz w:val="28"/>
-          <w:szCs w:val="28"/>
-          <w:lang w:val="ru-RU"/>
-        </w:rPr>
-        <w:t xml:space="preserve"> = -3792414</w:t>
-      </w:r>
-      <w:r>
-        <w:rPr>
-          <w:rFonts w:ascii="Times New Roman" w:hAnsi="Times New Roman" w:cs="Times New Roman"/>
-          <w:sz w:val="28"/>
-          <w:szCs w:val="28"/>
-          <w:lang w:val="ru-RU"/>
+        <w:t>u = 240097</w:t>
+      </w:r>
+      <w:r>
+        <w:rPr>
+          <w:rFonts w:ascii="Times New Roman" w:hAnsi="Times New Roman" w:cs="Times New Roman"/>
+          <w:bCs/>
+          <w:sz w:val="28"/>
+          <w:szCs w:val="28"/>
+          <w:lang w:val="ru-BY"/>
         </w:rPr>
         <w:br/>
-        <w:t>Проверка: 16254559 × (240097) + 1029073 × (-3792414) = 1</w:t>
-      </w:r>
-      <w:r>
-        <w:rPr>
-          <w:rFonts w:ascii="Times New Roman" w:hAnsi="Times New Roman" w:cs="Times New Roman"/>
-          <w:sz w:val="28"/>
-          <w:szCs w:val="28"/>
-          <w:lang w:val="ru-RU"/>
+        <w:t>v = -3792414</w:t>
+      </w:r>
+      <w:r>
+        <w:rPr>
+          <w:rFonts w:ascii="Times New Roman" w:hAnsi="Times New Roman" w:cs="Times New Roman"/>
+          <w:bCs/>
+          <w:sz w:val="28"/>
+          <w:szCs w:val="28"/>
+          <w:lang w:val="ru-BY"/>
         </w:rPr>
         <w:br/>
+      </w:r>
+      <w:r>
+        <w:rPr>
+          <w:rFonts w:ascii="Times New Roman" w:hAnsi="Times New Roman" w:cs="Times New Roman"/>
+          <w:bCs/>
+          <w:sz w:val="28"/>
+          <w:szCs w:val="28"/>
+          <w:lang w:val="ru-BY"/>
+        </w:rPr>
+        <w:br/>
+        <w:t>Проверка: 16254559 × 240097 + 1029073 × (-3792414) = 3902670940223 - 3902670940222 = 1. Утверждение верно.</w:t>
       </w:r>
     </w:p>
     <w:p>
@@ -1564,281 +4860,953 @@
           <w:szCs w:val="28"/>
           <w:lang w:val="ru-RU"/>
         </w:rPr>
+        <w:br/>
+      </w:r>
+      <w:r>
+        <w:rPr>
+          <w:rFonts w:ascii="Times New Roman" w:hAnsi="Times New Roman" w:cs="Times New Roman"/>
+          <w:b/>
+          <w:bCs/>
+          <w:sz w:val="28"/>
+          <w:szCs w:val="28"/>
+          <w:lang w:val="ru-RU"/>
+        </w:rPr>
+        <w:t>4. Нахождение остатка от деления 2006^1998 на 19</w:t>
+      </w:r>
+      <w:r>
+        <w:rPr>
+          <w:rFonts w:ascii="Times New Roman" w:hAnsi="Times New Roman" w:cs="Times New Roman"/>
+          <w:bCs/>
+          <w:sz w:val="28"/>
+          <w:szCs w:val="28"/>
+          <w:lang w:val="ru-RU"/>
+        </w:rPr>
+        <w:br/>
+        <w:t xml:space="preserve">Для решения используем свойства сравнений и Теорему Эйлера (и ее частный случай — Малую теорему Ферма). Требуется найти </w:t>
+      </w:r>
+      <w:r>
+        <w:rPr>
+          <w:rFonts w:ascii="Times New Roman" w:hAnsi="Times New Roman" w:cs="Times New Roman"/>
+          <w:bCs/>
+          <w:sz w:val="28"/>
+          <w:szCs w:val="28"/>
+        </w:rPr>
+        <w:t>x</w:t>
+      </w:r>
+      <w:r>
+        <w:rPr>
+          <w:rFonts w:ascii="Times New Roman" w:hAnsi="Times New Roman" w:cs="Times New Roman"/>
+          <w:bCs/>
+          <w:sz w:val="28"/>
+          <w:szCs w:val="28"/>
+          <w:lang w:val="ru-RU"/>
+        </w:rPr>
+        <w:t xml:space="preserve"> ≡ </w:t>
+      </w:r>
+      <w:r>
+        <w:rPr>
+          <w:rFonts w:ascii="Times New Roman" w:hAnsi="Times New Roman" w:cs="Times New Roman"/>
+          <w:bCs/>
+          <w:sz w:val="28"/>
+          <w:szCs w:val="28"/>
+        </w:rPr>
+        <w:t>a</w:t>
+      </w:r>
+      <w:r>
+        <w:rPr>
+          <w:rFonts w:ascii="Times New Roman" w:hAnsi="Times New Roman" w:cs="Times New Roman"/>
+          <w:bCs/>
+          <w:sz w:val="28"/>
+          <w:szCs w:val="28"/>
+          <w:lang w:val="ru-RU"/>
+        </w:rPr>
+        <w:t>^</w:t>
+      </w:r>
+      <w:r>
+        <w:rPr>
+          <w:rFonts w:ascii="Times New Roman" w:hAnsi="Times New Roman" w:cs="Times New Roman"/>
+          <w:bCs/>
+          <w:sz w:val="28"/>
+          <w:szCs w:val="28"/>
+        </w:rPr>
+        <w:t>b</w:t>
+      </w:r>
+      <w:r>
+        <w:rPr>
+          <w:rFonts w:ascii="Times New Roman" w:hAnsi="Times New Roman" w:cs="Times New Roman"/>
+          <w:bCs/>
+          <w:sz w:val="28"/>
+          <w:szCs w:val="28"/>
+          <w:lang w:val="ru-RU"/>
+        </w:rPr>
+        <w:t xml:space="preserve"> (</w:t>
+      </w:r>
+      <w:r>
+        <w:rPr>
+          <w:rFonts w:ascii="Times New Roman" w:hAnsi="Times New Roman" w:cs="Times New Roman"/>
+          <w:bCs/>
+          <w:sz w:val="28"/>
+          <w:szCs w:val="28"/>
+        </w:rPr>
+        <w:t>mod</w:t>
+      </w:r>
+      <w:r>
+        <w:rPr>
+          <w:rFonts w:ascii="Times New Roman" w:hAnsi="Times New Roman" w:cs="Times New Roman"/>
+          <w:bCs/>
+          <w:sz w:val="28"/>
+          <w:szCs w:val="28"/>
+          <w:lang w:val="ru-RU"/>
+        </w:rPr>
+        <w:t xml:space="preserve"> </w:t>
+      </w:r>
+      <w:r>
+        <w:rPr>
+          <w:rFonts w:ascii="Times New Roman" w:hAnsi="Times New Roman" w:cs="Times New Roman"/>
+          <w:bCs/>
+          <w:sz w:val="28"/>
+          <w:szCs w:val="28"/>
+        </w:rPr>
+        <w:t>m</w:t>
+      </w:r>
+      <w:r>
+        <w:rPr>
+          <w:rFonts w:ascii="Times New Roman" w:hAnsi="Times New Roman" w:cs="Times New Roman"/>
+          <w:bCs/>
+          <w:sz w:val="28"/>
+          <w:szCs w:val="28"/>
+          <w:lang w:val="ru-RU"/>
+        </w:rPr>
+        <w:t xml:space="preserve">), где </w:t>
+      </w:r>
+      <w:r>
+        <w:rPr>
+          <w:rFonts w:ascii="Times New Roman" w:hAnsi="Times New Roman" w:cs="Times New Roman"/>
+          <w:bCs/>
+          <w:sz w:val="28"/>
+          <w:szCs w:val="28"/>
+        </w:rPr>
+        <w:t>a</w:t>
+      </w:r>
+      <w:r>
+        <w:rPr>
+          <w:rFonts w:ascii="Times New Roman" w:hAnsi="Times New Roman" w:cs="Times New Roman"/>
+          <w:bCs/>
+          <w:sz w:val="28"/>
+          <w:szCs w:val="28"/>
+          <w:lang w:val="ru-RU"/>
+        </w:rPr>
+        <w:t xml:space="preserve"> = 2006, </w:t>
+      </w:r>
+      <w:r>
+        <w:rPr>
+          <w:rFonts w:ascii="Times New Roman" w:hAnsi="Times New Roman" w:cs="Times New Roman"/>
+          <w:bCs/>
+          <w:sz w:val="28"/>
+          <w:szCs w:val="28"/>
+        </w:rPr>
+        <w:t>b</w:t>
+      </w:r>
+      <w:r>
+        <w:rPr>
+          <w:rFonts w:ascii="Times New Roman" w:hAnsi="Times New Roman" w:cs="Times New Roman"/>
+          <w:bCs/>
+          <w:sz w:val="28"/>
+          <w:szCs w:val="28"/>
+          <w:lang w:val="ru-RU"/>
+        </w:rPr>
+        <w:t xml:space="preserve"> = 1998, </w:t>
+      </w:r>
+      <w:r>
+        <w:rPr>
+          <w:rFonts w:ascii="Times New Roman" w:hAnsi="Times New Roman" w:cs="Times New Roman"/>
+          <w:bCs/>
+          <w:sz w:val="28"/>
+          <w:szCs w:val="28"/>
+        </w:rPr>
+        <w:t>m</w:t>
+      </w:r>
+      <w:r>
+        <w:rPr>
+          <w:rFonts w:ascii="Times New Roman" w:hAnsi="Times New Roman" w:cs="Times New Roman"/>
+          <w:bCs/>
+          <w:sz w:val="28"/>
+          <w:szCs w:val="28"/>
+          <w:lang w:val="ru-RU"/>
+        </w:rPr>
+        <w:t xml:space="preserve"> = 19.</w:t>
+      </w:r>
+      <w:r>
+        <w:rPr>
+          <w:rFonts w:ascii="Times New Roman" w:hAnsi="Times New Roman" w:cs="Times New Roman"/>
+          <w:bCs/>
+          <w:sz w:val="28"/>
+          <w:szCs w:val="28"/>
+          <w:lang w:val="ru-RU"/>
+        </w:rPr>
+        <w:br/>
+      </w:r>
+      <w:r>
+        <w:rPr>
+          <w:rFonts w:ascii="Times New Roman" w:hAnsi="Times New Roman" w:cs="Times New Roman"/>
+          <w:bCs/>
+          <w:sz w:val="28"/>
+          <w:szCs w:val="28"/>
+          <w:lang w:val="ru-RU"/>
+        </w:rPr>
+        <w:br/>
+      </w:r>
+      <w:r>
+        <w:rPr>
+          <w:rFonts w:ascii="Times New Roman" w:hAnsi="Times New Roman" w:cs="Times New Roman"/>
+          <w:b/>
+          <w:bCs/>
+          <w:sz w:val="28"/>
+          <w:szCs w:val="28"/>
+          <w:lang w:val="ru-RU"/>
+        </w:rPr>
+        <w:t xml:space="preserve">1. </w:t>
+      </w:r>
+      <w:r>
+        <w:rPr>
+          <w:rFonts w:ascii="Times New Roman" w:hAnsi="Times New Roman" w:cs="Times New Roman"/>
+          <w:bCs/>
+          <w:sz w:val="28"/>
+          <w:szCs w:val="28"/>
+          <w:lang w:val="ru-RU"/>
+        </w:rPr>
+        <w:t xml:space="preserve">Найдем остаток от деления основания на модуль </w:t>
+      </w:r>
+      <w:r>
+        <w:rPr>
+          <w:rFonts w:ascii="Times New Roman" w:hAnsi="Times New Roman" w:cs="Times New Roman"/>
+          <w:bCs/>
+          <w:sz w:val="28"/>
+          <w:szCs w:val="28"/>
+        </w:rPr>
+        <w:t>m</w:t>
+      </w:r>
+      <w:r>
+        <w:rPr>
+          <w:rFonts w:ascii="Times New Roman" w:hAnsi="Times New Roman" w:cs="Times New Roman"/>
+          <w:bCs/>
+          <w:sz w:val="28"/>
+          <w:szCs w:val="28"/>
+          <w:lang w:val="ru-RU"/>
+        </w:rPr>
+        <w:t>:</w:t>
+      </w:r>
+      <w:r>
+        <w:rPr>
+          <w:rFonts w:ascii="Times New Roman" w:hAnsi="Times New Roman" w:cs="Times New Roman"/>
+          <w:bCs/>
+          <w:sz w:val="28"/>
+          <w:szCs w:val="28"/>
+          <w:lang w:val="ru-RU"/>
+        </w:rPr>
+        <w:br/>
+        <w:t>Так как 2006 = 19 × 105 + 11, то 2006 ≡ 11 (</w:t>
+      </w:r>
+      <w:r>
+        <w:rPr>
+          <w:rFonts w:ascii="Times New Roman" w:hAnsi="Times New Roman" w:cs="Times New Roman"/>
+          <w:bCs/>
+          <w:sz w:val="28"/>
+          <w:szCs w:val="28"/>
+        </w:rPr>
+        <w:t>mod</w:t>
+      </w:r>
+      <w:r>
+        <w:rPr>
+          <w:rFonts w:ascii="Times New Roman" w:hAnsi="Times New Roman" w:cs="Times New Roman"/>
+          <w:bCs/>
+          <w:sz w:val="28"/>
+          <w:szCs w:val="28"/>
+          <w:lang w:val="ru-RU"/>
+        </w:rPr>
+        <w:t xml:space="preserve"> 19).</w:t>
+      </w:r>
+      <w:r>
+        <w:rPr>
+          <w:rFonts w:ascii="Times New Roman" w:hAnsi="Times New Roman" w:cs="Times New Roman"/>
+          <w:bCs/>
+          <w:sz w:val="28"/>
+          <w:szCs w:val="28"/>
+          <w:lang w:val="ru-RU"/>
+        </w:rPr>
+        <w:br/>
+        <w:t xml:space="preserve">Таким образом, основание </w:t>
+      </w:r>
+      <w:r>
+        <w:rPr>
+          <w:rFonts w:ascii="Times New Roman" w:hAnsi="Times New Roman" w:cs="Times New Roman"/>
+          <w:bCs/>
+          <w:sz w:val="28"/>
+          <w:szCs w:val="28"/>
+        </w:rPr>
+        <w:t>a</w:t>
+      </w:r>
+      <w:r>
+        <w:rPr>
+          <w:rFonts w:ascii="Times New Roman" w:hAnsi="Times New Roman" w:cs="Times New Roman"/>
+          <w:bCs/>
+          <w:sz w:val="28"/>
+          <w:szCs w:val="28"/>
+          <w:lang w:val="ru-RU"/>
+        </w:rPr>
+        <w:t xml:space="preserve"> усекается до остатка 11: 2006^1998 ≡ 11^1998 (</w:t>
+      </w:r>
+      <w:r>
+        <w:rPr>
+          <w:rFonts w:ascii="Times New Roman" w:hAnsi="Times New Roman" w:cs="Times New Roman"/>
+          <w:bCs/>
+          <w:sz w:val="28"/>
+          <w:szCs w:val="28"/>
+        </w:rPr>
+        <w:t>mod</w:t>
+      </w:r>
+      <w:r>
+        <w:rPr>
+          <w:rFonts w:ascii="Times New Roman" w:hAnsi="Times New Roman" w:cs="Times New Roman"/>
+          <w:bCs/>
+          <w:sz w:val="28"/>
+          <w:szCs w:val="28"/>
+          <w:lang w:val="ru-RU"/>
+        </w:rPr>
+        <w:t xml:space="preserve"> 19).</w:t>
+      </w:r>
+      <w:r>
+        <w:rPr>
+          <w:rFonts w:ascii="Times New Roman" w:hAnsi="Times New Roman" w:cs="Times New Roman"/>
+          <w:bCs/>
+          <w:sz w:val="28"/>
+          <w:szCs w:val="28"/>
+          <w:lang w:val="ru-RU"/>
+        </w:rPr>
+        <w:br/>
+      </w:r>
+      <w:r>
+        <w:rPr>
+          <w:rFonts w:ascii="Times New Roman" w:hAnsi="Times New Roman" w:cs="Times New Roman"/>
+          <w:bCs/>
+          <w:sz w:val="28"/>
+          <w:szCs w:val="28"/>
+          <w:lang w:val="ru-RU"/>
+        </w:rPr>
+        <w:br/>
+      </w:r>
+      <w:r>
+        <w:rPr>
+          <w:rFonts w:ascii="Times New Roman" w:hAnsi="Times New Roman" w:cs="Times New Roman"/>
+          <w:b/>
+          <w:bCs/>
+          <w:sz w:val="28"/>
+          <w:szCs w:val="28"/>
+          <w:lang w:val="ru-RU"/>
+        </w:rPr>
+        <w:t xml:space="preserve">2. </w:t>
+      </w:r>
+      <w:r>
+        <w:rPr>
+          <w:rFonts w:ascii="Times New Roman" w:hAnsi="Times New Roman" w:cs="Times New Roman"/>
+          <w:bCs/>
+          <w:sz w:val="28"/>
+          <w:szCs w:val="28"/>
+          <w:lang w:val="ru-RU"/>
+        </w:rPr>
+        <w:t>Проверим выполнение условия Теоремы Эйлера.</w:t>
+      </w:r>
+      <w:r>
+        <w:rPr>
+          <w:rFonts w:ascii="Times New Roman" w:hAnsi="Times New Roman" w:cs="Times New Roman"/>
+          <w:bCs/>
+          <w:sz w:val="28"/>
+          <w:szCs w:val="28"/>
+          <w:lang w:val="ru-RU"/>
+        </w:rPr>
+        <w:br/>
+        <w:t xml:space="preserve">Так как модуль </w:t>
+      </w:r>
+      <w:r>
+        <w:rPr>
+          <w:rFonts w:ascii="Times New Roman" w:hAnsi="Times New Roman" w:cs="Times New Roman"/>
+          <w:bCs/>
+          <w:sz w:val="28"/>
+          <w:szCs w:val="28"/>
+        </w:rPr>
+        <w:t>m</w:t>
+      </w:r>
+      <w:r>
+        <w:rPr>
+          <w:rFonts w:ascii="Times New Roman" w:hAnsi="Times New Roman" w:cs="Times New Roman"/>
+          <w:bCs/>
+          <w:sz w:val="28"/>
+          <w:szCs w:val="28"/>
+          <w:lang w:val="ru-RU"/>
+        </w:rPr>
+        <w:t xml:space="preserve"> = 19 является простым числом, то НОД(11, 19) = 1. Значит, мы можем использовать формулу нахождения остатка больших степеней: показатель степени нужно усечь до остатка от деления на </w:t>
+      </w:r>
+      <w:r>
+        <w:rPr>
+          <w:rFonts w:ascii="Times New Roman" w:hAnsi="Times New Roman" w:cs="Times New Roman"/>
+          <w:bCs/>
+          <w:sz w:val="28"/>
+          <w:szCs w:val="28"/>
+        </w:rPr>
+        <w:t>φ</w:t>
+      </w:r>
+      <w:r>
+        <w:rPr>
+          <w:rFonts w:ascii="Times New Roman" w:hAnsi="Times New Roman" w:cs="Times New Roman"/>
+          <w:bCs/>
+          <w:sz w:val="28"/>
+          <w:szCs w:val="28"/>
+          <w:lang w:val="ru-RU"/>
+        </w:rPr>
+        <w:t>(</w:t>
+      </w:r>
+      <w:r>
+        <w:rPr>
+          <w:rFonts w:ascii="Times New Roman" w:hAnsi="Times New Roman" w:cs="Times New Roman"/>
+          <w:bCs/>
+          <w:sz w:val="28"/>
+          <w:szCs w:val="28"/>
+        </w:rPr>
+        <w:t>m</w:t>
+      </w:r>
+      <w:r>
+        <w:rPr>
+          <w:rFonts w:ascii="Times New Roman" w:hAnsi="Times New Roman" w:cs="Times New Roman"/>
+          <w:bCs/>
+          <w:sz w:val="28"/>
+          <w:szCs w:val="28"/>
+          <w:lang w:val="ru-RU"/>
+        </w:rPr>
+        <w:t>).</w:t>
+      </w:r>
+      <w:r>
+        <w:rPr>
+          <w:rFonts w:ascii="Times New Roman" w:hAnsi="Times New Roman" w:cs="Times New Roman"/>
+          <w:bCs/>
+          <w:sz w:val="28"/>
+          <w:szCs w:val="28"/>
+          <w:lang w:val="ru-RU"/>
+        </w:rPr>
+        <w:br/>
+      </w:r>
+      <w:r>
+        <w:rPr>
+          <w:rFonts w:ascii="Times New Roman" w:hAnsi="Times New Roman" w:cs="Times New Roman"/>
+          <w:bCs/>
+          <w:sz w:val="28"/>
+          <w:szCs w:val="28"/>
+          <w:lang w:val="ru-RU"/>
+        </w:rPr>
+        <w:br/>
+      </w:r>
+      <w:r>
+        <w:rPr>
+          <w:rFonts w:ascii="Times New Roman" w:hAnsi="Times New Roman" w:cs="Times New Roman"/>
+          <w:b/>
+          <w:bCs/>
+          <w:sz w:val="28"/>
+          <w:szCs w:val="28"/>
+          <w:lang w:val="ru-RU"/>
+        </w:rPr>
+        <w:t xml:space="preserve">3. </w:t>
+      </w:r>
+      <w:r>
+        <w:rPr>
+          <w:rFonts w:ascii="Times New Roman" w:hAnsi="Times New Roman" w:cs="Times New Roman"/>
+          <w:bCs/>
+          <w:sz w:val="28"/>
+          <w:szCs w:val="28"/>
+          <w:lang w:val="ru-RU"/>
+        </w:rPr>
+        <w:t>Вычислим значение функции Эйлера для модуля.</w:t>
+      </w:r>
+      <w:r>
+        <w:rPr>
+          <w:rFonts w:ascii="Times New Roman" w:hAnsi="Times New Roman" w:cs="Times New Roman"/>
+          <w:bCs/>
+          <w:sz w:val="28"/>
+          <w:szCs w:val="28"/>
+          <w:lang w:val="ru-RU"/>
+        </w:rPr>
+        <w:br/>
+        <w:t xml:space="preserve">Поскольку 19 — простое число, </w:t>
+      </w:r>
+      <w:r>
+        <w:rPr>
+          <w:rFonts w:ascii="Times New Roman" w:hAnsi="Times New Roman" w:cs="Times New Roman"/>
+          <w:bCs/>
+          <w:sz w:val="28"/>
+          <w:szCs w:val="28"/>
+        </w:rPr>
+        <w:t>φ</w:t>
+      </w:r>
+      <w:r>
+        <w:rPr>
+          <w:rFonts w:ascii="Times New Roman" w:hAnsi="Times New Roman" w:cs="Times New Roman"/>
+          <w:bCs/>
+          <w:sz w:val="28"/>
+          <w:szCs w:val="28"/>
+          <w:lang w:val="ru-RU"/>
+        </w:rPr>
+        <w:t>(19) = 19 - 1 = 18.</w:t>
+      </w:r>
+      <w:r>
+        <w:rPr>
+          <w:rFonts w:ascii="Times New Roman" w:hAnsi="Times New Roman" w:cs="Times New Roman"/>
+          <w:bCs/>
+          <w:sz w:val="28"/>
+          <w:szCs w:val="28"/>
+          <w:lang w:val="ru-RU"/>
+        </w:rPr>
+        <w:br/>
+        <w:t>Следовательно, по малой теореме Ферма 11^18 ≡ 1 (</w:t>
+      </w:r>
+      <w:r>
+        <w:rPr>
+          <w:rFonts w:ascii="Times New Roman" w:hAnsi="Times New Roman" w:cs="Times New Roman"/>
+          <w:bCs/>
+          <w:sz w:val="28"/>
+          <w:szCs w:val="28"/>
+        </w:rPr>
+        <w:t>mod</w:t>
+      </w:r>
+      <w:r>
+        <w:rPr>
+          <w:rFonts w:ascii="Times New Roman" w:hAnsi="Times New Roman" w:cs="Times New Roman"/>
+          <w:bCs/>
+          <w:sz w:val="28"/>
+          <w:szCs w:val="28"/>
+          <w:lang w:val="ru-RU"/>
+        </w:rPr>
+        <w:t xml:space="preserve"> 19).</w:t>
+      </w:r>
+      <w:r>
+        <w:rPr>
+          <w:rFonts w:ascii="Times New Roman" w:hAnsi="Times New Roman" w:cs="Times New Roman"/>
+          <w:bCs/>
+          <w:sz w:val="28"/>
+          <w:szCs w:val="28"/>
+          <w:lang w:val="ru-RU"/>
+        </w:rPr>
+        <w:br/>
+      </w:r>
+      <w:r>
+        <w:rPr>
+          <w:rFonts w:ascii="Times New Roman" w:hAnsi="Times New Roman" w:cs="Times New Roman"/>
+          <w:bCs/>
+          <w:sz w:val="28"/>
+          <w:szCs w:val="28"/>
+          <w:lang w:val="ru-RU"/>
+        </w:rPr>
+        <w:br/>
+      </w:r>
+      <w:r>
+        <w:rPr>
+          <w:rFonts w:ascii="Times New Roman" w:hAnsi="Times New Roman" w:cs="Times New Roman"/>
+          <w:b/>
+          <w:bCs/>
+          <w:sz w:val="28"/>
+          <w:szCs w:val="28"/>
+          <w:lang w:val="ru-RU"/>
+        </w:rPr>
+        <w:t xml:space="preserve">4. </w:t>
+      </w:r>
+      <w:r>
+        <w:rPr>
+          <w:rFonts w:ascii="Times New Roman" w:hAnsi="Times New Roman" w:cs="Times New Roman"/>
+          <w:bCs/>
+          <w:sz w:val="28"/>
+          <w:szCs w:val="28"/>
+          <w:lang w:val="ru-RU"/>
+        </w:rPr>
+        <w:t xml:space="preserve">Найдем остаток от деления показателя степени на </w:t>
+      </w:r>
+      <w:r>
+        <w:rPr>
+          <w:rFonts w:ascii="Times New Roman" w:hAnsi="Times New Roman" w:cs="Times New Roman"/>
+          <w:bCs/>
+          <w:sz w:val="28"/>
+          <w:szCs w:val="28"/>
+        </w:rPr>
+        <w:t>φ</w:t>
+      </w:r>
+      <w:r>
+        <w:rPr>
+          <w:rFonts w:ascii="Times New Roman" w:hAnsi="Times New Roman" w:cs="Times New Roman"/>
+          <w:bCs/>
+          <w:sz w:val="28"/>
+          <w:szCs w:val="28"/>
+          <w:lang w:val="ru-RU"/>
+        </w:rPr>
+        <w:t>(</w:t>
+      </w:r>
+      <w:r>
+        <w:rPr>
+          <w:rFonts w:ascii="Times New Roman" w:hAnsi="Times New Roman" w:cs="Times New Roman"/>
+          <w:bCs/>
+          <w:sz w:val="28"/>
+          <w:szCs w:val="28"/>
+        </w:rPr>
+        <w:t>m</w:t>
+      </w:r>
+      <w:r>
+        <w:rPr>
+          <w:rFonts w:ascii="Times New Roman" w:hAnsi="Times New Roman" w:cs="Times New Roman"/>
+          <w:bCs/>
+          <w:sz w:val="28"/>
+          <w:szCs w:val="28"/>
+          <w:lang w:val="ru-RU"/>
+        </w:rPr>
+        <w:t>).</w:t>
+      </w:r>
+      <w:r>
+        <w:rPr>
+          <w:rFonts w:ascii="Times New Roman" w:hAnsi="Times New Roman" w:cs="Times New Roman"/>
+          <w:bCs/>
+          <w:sz w:val="28"/>
+          <w:szCs w:val="28"/>
+          <w:lang w:val="ru-RU"/>
+        </w:rPr>
+        <w:br/>
+        <w:t xml:space="preserve">Разделим показатель 1998 на </w:t>
+      </w:r>
+      <w:r>
+        <w:rPr>
+          <w:rFonts w:ascii="Times New Roman" w:hAnsi="Times New Roman" w:cs="Times New Roman"/>
+          <w:bCs/>
+          <w:sz w:val="28"/>
+          <w:szCs w:val="28"/>
+        </w:rPr>
+        <w:t>φ</w:t>
+      </w:r>
+      <w:r>
+        <w:rPr>
+          <w:rFonts w:ascii="Times New Roman" w:hAnsi="Times New Roman" w:cs="Times New Roman"/>
+          <w:bCs/>
+          <w:sz w:val="28"/>
+          <w:szCs w:val="28"/>
+          <w:lang w:val="ru-RU"/>
+        </w:rPr>
+        <w:t>(19) = 18:</w:t>
+      </w:r>
+      <w:r>
+        <w:rPr>
+          <w:rFonts w:ascii="Times New Roman" w:hAnsi="Times New Roman" w:cs="Times New Roman"/>
+          <w:bCs/>
+          <w:sz w:val="28"/>
+          <w:szCs w:val="28"/>
+          <w:lang w:val="ru-RU"/>
+        </w:rPr>
+        <w:br/>
+        <w:t>1998 = 18 × 111 + 0.</w:t>
+      </w:r>
+      <w:r>
+        <w:rPr>
+          <w:rFonts w:ascii="Times New Roman" w:hAnsi="Times New Roman" w:cs="Times New Roman"/>
+          <w:bCs/>
+          <w:sz w:val="28"/>
+          <w:szCs w:val="28"/>
+          <w:lang w:val="ru-RU"/>
+        </w:rPr>
+        <w:br/>
+        <w:t>Остаток от деления показателя равен 0.</w:t>
+      </w:r>
+      <w:r>
+        <w:rPr>
+          <w:rFonts w:ascii="Times New Roman" w:hAnsi="Times New Roman" w:cs="Times New Roman"/>
+          <w:bCs/>
+          <w:sz w:val="28"/>
+          <w:szCs w:val="28"/>
+          <w:lang w:val="ru-RU"/>
+        </w:rPr>
+        <w:br/>
+      </w:r>
+      <w:r>
+        <w:rPr>
+          <w:rFonts w:ascii="Times New Roman" w:hAnsi="Times New Roman" w:cs="Times New Roman"/>
+          <w:bCs/>
+          <w:sz w:val="28"/>
+          <w:szCs w:val="28"/>
+          <w:lang w:val="ru-RU"/>
+        </w:rPr>
+        <w:br/>
+      </w:r>
+      <w:r>
+        <w:rPr>
+          <w:rFonts w:ascii="Times New Roman" w:hAnsi="Times New Roman" w:cs="Times New Roman"/>
+          <w:b/>
+          <w:bCs/>
+          <w:sz w:val="28"/>
+          <w:szCs w:val="28"/>
+          <w:lang w:val="ru-RU"/>
+        </w:rPr>
+        <w:t xml:space="preserve">5. </w:t>
+      </w:r>
+      <w:r>
+        <w:rPr>
+          <w:rFonts w:ascii="Times New Roman" w:hAnsi="Times New Roman" w:cs="Times New Roman"/>
+          <w:bCs/>
+          <w:sz w:val="28"/>
+          <w:szCs w:val="28"/>
+          <w:lang w:val="ru-RU"/>
+        </w:rPr>
+        <w:t>Вычислим итоговое значение.</w:t>
+      </w:r>
+      <w:r>
+        <w:rPr>
+          <w:rFonts w:ascii="Times New Roman" w:hAnsi="Times New Roman" w:cs="Times New Roman"/>
+          <w:bCs/>
+          <w:sz w:val="28"/>
+          <w:szCs w:val="28"/>
+          <w:lang w:val="ru-RU"/>
+        </w:rPr>
+        <w:br/>
+        <w:t xml:space="preserve">По формуле </w:t>
+      </w:r>
+      <w:r>
+        <w:rPr>
+          <w:rFonts w:ascii="Times New Roman" w:hAnsi="Times New Roman" w:cs="Times New Roman"/>
+          <w:bCs/>
+          <w:sz w:val="28"/>
+          <w:szCs w:val="28"/>
+        </w:rPr>
+        <w:t>x</w:t>
+      </w:r>
+      <w:r>
+        <w:rPr>
+          <w:rFonts w:ascii="Times New Roman" w:hAnsi="Times New Roman" w:cs="Times New Roman"/>
+          <w:bCs/>
+          <w:sz w:val="28"/>
+          <w:szCs w:val="28"/>
+          <w:lang w:val="ru-RU"/>
+        </w:rPr>
+        <w:t xml:space="preserve"> ≡ </w:t>
+      </w:r>
+      <w:r>
+        <w:rPr>
+          <w:rFonts w:ascii="Times New Roman" w:hAnsi="Times New Roman" w:cs="Times New Roman"/>
+          <w:bCs/>
+          <w:sz w:val="28"/>
+          <w:szCs w:val="28"/>
+        </w:rPr>
+        <w:t>a</w:t>
+      </w:r>
+      <w:r>
+        <w:rPr>
+          <w:rFonts w:ascii="Times New Roman" w:hAnsi="Times New Roman" w:cs="Times New Roman"/>
+          <w:bCs/>
+          <w:sz w:val="28"/>
+          <w:szCs w:val="28"/>
+          <w:lang w:val="ru-RU"/>
+        </w:rPr>
+        <w:t>1^</w:t>
+      </w:r>
+      <w:r>
+        <w:rPr>
+          <w:rFonts w:ascii="Times New Roman" w:hAnsi="Times New Roman" w:cs="Times New Roman"/>
+          <w:bCs/>
+          <w:sz w:val="28"/>
+          <w:szCs w:val="28"/>
+        </w:rPr>
+        <w:t>b</w:t>
+      </w:r>
+      <w:r>
+        <w:rPr>
+          <w:rFonts w:ascii="Times New Roman" w:hAnsi="Times New Roman" w:cs="Times New Roman"/>
+          <w:bCs/>
+          <w:sz w:val="28"/>
+          <w:szCs w:val="28"/>
+          <w:lang w:val="ru-RU"/>
+        </w:rPr>
+        <w:t>1 (</w:t>
+      </w:r>
+      <w:r>
+        <w:rPr>
+          <w:rFonts w:ascii="Times New Roman" w:hAnsi="Times New Roman" w:cs="Times New Roman"/>
+          <w:bCs/>
+          <w:sz w:val="28"/>
+          <w:szCs w:val="28"/>
+        </w:rPr>
+        <w:t>mod</w:t>
+      </w:r>
+      <w:r>
+        <w:rPr>
+          <w:rFonts w:ascii="Times New Roman" w:hAnsi="Times New Roman" w:cs="Times New Roman"/>
+          <w:bCs/>
+          <w:sz w:val="28"/>
+          <w:szCs w:val="28"/>
+          <w:lang w:val="ru-RU"/>
+        </w:rPr>
+        <w:t xml:space="preserve"> </w:t>
+      </w:r>
+      <w:r>
+        <w:rPr>
+          <w:rFonts w:ascii="Times New Roman" w:hAnsi="Times New Roman" w:cs="Times New Roman"/>
+          <w:bCs/>
+          <w:sz w:val="28"/>
+          <w:szCs w:val="28"/>
+        </w:rPr>
+        <w:t>m</w:t>
+      </w:r>
+      <w:r>
+        <w:rPr>
+          <w:rFonts w:ascii="Times New Roman" w:hAnsi="Times New Roman" w:cs="Times New Roman"/>
+          <w:bCs/>
+          <w:sz w:val="28"/>
+          <w:szCs w:val="28"/>
+          <w:lang w:val="ru-RU"/>
+        </w:rPr>
+        <w:t xml:space="preserve">), где </w:t>
+      </w:r>
+      <w:r>
+        <w:rPr>
+          <w:rFonts w:ascii="Times New Roman" w:hAnsi="Times New Roman" w:cs="Times New Roman"/>
+          <w:bCs/>
+          <w:sz w:val="28"/>
+          <w:szCs w:val="28"/>
+        </w:rPr>
+        <w:t>a</w:t>
+      </w:r>
+      <w:r>
+        <w:rPr>
+          <w:rFonts w:ascii="Times New Roman" w:hAnsi="Times New Roman" w:cs="Times New Roman"/>
+          <w:bCs/>
+          <w:sz w:val="28"/>
+          <w:szCs w:val="28"/>
+          <w:lang w:val="ru-RU"/>
+        </w:rPr>
+        <w:t xml:space="preserve">1 = 11, а </w:t>
+      </w:r>
+      <w:r>
+        <w:rPr>
+          <w:rFonts w:ascii="Times New Roman" w:hAnsi="Times New Roman" w:cs="Times New Roman"/>
+          <w:bCs/>
+          <w:sz w:val="28"/>
+          <w:szCs w:val="28"/>
+        </w:rPr>
+        <w:t>b</w:t>
+      </w:r>
+      <w:r>
+        <w:rPr>
+          <w:rFonts w:ascii="Times New Roman" w:hAnsi="Times New Roman" w:cs="Times New Roman"/>
+          <w:bCs/>
+          <w:sz w:val="28"/>
+          <w:szCs w:val="28"/>
+          <w:lang w:val="ru-RU"/>
+        </w:rPr>
+        <w:t>1 = 0:</w:t>
+      </w:r>
+      <w:r>
+        <w:rPr>
+          <w:rFonts w:ascii="Times New Roman" w:hAnsi="Times New Roman" w:cs="Times New Roman"/>
+          <w:bCs/>
+          <w:sz w:val="28"/>
+          <w:szCs w:val="28"/>
+          <w:lang w:val="ru-RU"/>
+        </w:rPr>
+        <w:br/>
+      </w:r>
+      <w:r>
+        <w:rPr>
+          <w:rFonts w:ascii="Times New Roman" w:hAnsi="Times New Roman" w:cs="Times New Roman"/>
+          <w:bCs/>
+          <w:sz w:val="28"/>
+          <w:szCs w:val="28"/>
+        </w:rPr>
         <w:lastRenderedPageBreak/>
+        <w:t>x</w:t>
+      </w:r>
+      <w:r>
+        <w:rPr>
+          <w:rFonts w:ascii="Times New Roman" w:hAnsi="Times New Roman" w:cs="Times New Roman"/>
+          <w:bCs/>
+          <w:sz w:val="28"/>
+          <w:szCs w:val="28"/>
+          <w:lang w:val="ru-RU"/>
+        </w:rPr>
+        <w:t xml:space="preserve"> ≡ 11^0 (</w:t>
+      </w:r>
+      <w:r>
+        <w:rPr>
+          <w:rFonts w:ascii="Times New Roman" w:hAnsi="Times New Roman" w:cs="Times New Roman"/>
+          <w:bCs/>
+          <w:sz w:val="28"/>
+          <w:szCs w:val="28"/>
+        </w:rPr>
+        <w:t>mod</w:t>
+      </w:r>
+      <w:r>
+        <w:rPr>
+          <w:rFonts w:ascii="Times New Roman" w:hAnsi="Times New Roman" w:cs="Times New Roman"/>
+          <w:bCs/>
+          <w:sz w:val="28"/>
+          <w:szCs w:val="28"/>
+          <w:lang w:val="ru-RU"/>
+        </w:rPr>
+        <w:t xml:space="preserve"> 19) ≡ 1 (</w:t>
+      </w:r>
+      <w:r>
+        <w:rPr>
+          <w:rFonts w:ascii="Times New Roman" w:hAnsi="Times New Roman" w:cs="Times New Roman"/>
+          <w:bCs/>
+          <w:sz w:val="28"/>
+          <w:szCs w:val="28"/>
+        </w:rPr>
+        <w:t>mod</w:t>
+      </w:r>
+      <w:r>
+        <w:rPr>
+          <w:rFonts w:ascii="Times New Roman" w:hAnsi="Times New Roman" w:cs="Times New Roman"/>
+          <w:bCs/>
+          <w:sz w:val="28"/>
+          <w:szCs w:val="28"/>
+          <w:lang w:val="ru-RU"/>
+        </w:rPr>
+        <w:t xml:space="preserve"> 19).</w:t>
+      </w:r>
+      <w:r>
+        <w:rPr>
+          <w:rFonts w:ascii="Times New Roman" w:hAnsi="Times New Roman" w:cs="Times New Roman"/>
+          <w:bCs/>
+          <w:sz w:val="28"/>
+          <w:szCs w:val="28"/>
+          <w:lang w:val="ru-RU"/>
+        </w:rPr>
         <w:br/>
-        <w:t>4. Нахождение остатка от деления 2006^1998 на 19</w:t>
+      </w:r>
+      <w:r>
+        <w:rPr>
+          <w:rFonts w:ascii="Times New Roman" w:hAnsi="Times New Roman" w:cs="Times New Roman"/>
+          <w:bCs/>
+          <w:sz w:val="28"/>
+          <w:szCs w:val="28"/>
+          <w:lang w:val="ru-RU"/>
+        </w:rPr>
+        <w:br/>
       </w:r>
       <w:r>
         <w:rPr>
           <w:rFonts w:ascii="Times New Roman" w:hAnsi="Times New Roman" w:cs="Times New Roman"/>
           <w:b/>
-          <w:sz w:val="28"/>
-          <w:szCs w:val="28"/>
-          <w:lang w:val="ru-RU"/>
-        </w:rPr>
-        <w:br/>
-      </w:r>
-      <w:r>
-        <w:rPr>
-          <w:rFonts w:ascii="Times New Roman" w:hAnsi="Times New Roman" w:cs="Times New Roman"/>
-          <w:sz w:val="28"/>
-          <w:szCs w:val="28"/>
-          <w:lang w:val="ru-RU"/>
-        </w:rPr>
-        <w:t>Решим с помощью свойств сравнений и Малой теоремы Ферма.</w:t>
-      </w:r>
-      <w:r>
-        <w:rPr>
-          <w:rFonts w:ascii="Times New Roman" w:hAnsi="Times New Roman" w:cs="Times New Roman"/>
-          <w:sz w:val="28"/>
-          <w:szCs w:val="28"/>
-          <w:lang w:val="ru-RU"/>
-        </w:rPr>
-        <w:br/>
-        <w:t>1. Найдем остаток от деления основания на 19:</w:t>
-      </w:r>
-      <w:r>
-        <w:rPr>
-          <w:rFonts w:ascii="Times New Roman" w:hAnsi="Times New Roman" w:cs="Times New Roman"/>
-          <w:sz w:val="28"/>
-          <w:szCs w:val="28"/>
-          <w:lang w:val="ru-RU"/>
-        </w:rPr>
-        <w:br/>
-        <w:t>2006 ≡ 11 (</w:t>
-      </w:r>
-      <w:r>
-        <w:rPr>
-          <w:rFonts w:ascii="Times New Roman" w:hAnsi="Times New Roman" w:cs="Times New Roman"/>
-          <w:sz w:val="28"/>
-          <w:szCs w:val="28"/>
-        </w:rPr>
-        <w:t>mod</w:t>
-      </w:r>
-      <w:r>
-        <w:rPr>
-          <w:rFonts w:ascii="Times New Roman" w:hAnsi="Times New Roman" w:cs="Times New Roman"/>
-          <w:sz w:val="28"/>
-          <w:szCs w:val="28"/>
-          <w:lang w:val="ru-RU"/>
-        </w:rPr>
-        <w:t xml:space="preserve"> 19), так как 2006 = 19 × 105 + 11.</w:t>
-      </w:r>
-      <w:r>
-        <w:rPr>
-          <w:rFonts w:ascii="Times New Roman" w:hAnsi="Times New Roman" w:cs="Times New Roman"/>
-          <w:sz w:val="28"/>
-          <w:szCs w:val="28"/>
-          <w:lang w:val="ru-RU"/>
-        </w:rPr>
-        <w:br/>
-        <w:t>2. Следовательно, 2006^1998 ≡ 11^1998 (</w:t>
-      </w:r>
-      <w:r>
-        <w:rPr>
-          <w:rFonts w:ascii="Times New Roman" w:hAnsi="Times New Roman" w:cs="Times New Roman"/>
-          <w:sz w:val="28"/>
-          <w:szCs w:val="28"/>
-        </w:rPr>
-        <w:t>mod</w:t>
-      </w:r>
-      <w:r>
-        <w:rPr>
-          <w:rFonts w:ascii="Times New Roman" w:hAnsi="Times New Roman" w:cs="Times New Roman"/>
-          <w:sz w:val="28"/>
-          <w:szCs w:val="28"/>
-          <w:lang w:val="ru-RU"/>
-        </w:rPr>
-        <w:t xml:space="preserve"> 19).</w:t>
-      </w:r>
-      <w:r>
-        <w:rPr>
-          <w:rFonts w:ascii="Times New Roman" w:hAnsi="Times New Roman" w:cs="Times New Roman"/>
-          <w:sz w:val="28"/>
-          <w:szCs w:val="28"/>
-          <w:lang w:val="ru-RU"/>
-        </w:rPr>
-        <w:br/>
-        <w:t xml:space="preserve">3. Поскольку 19 — простое число и НОД(11, 19) = 1, применим малую теорему Ферма: </w:t>
-      </w:r>
-      <w:r>
-        <w:rPr>
-          <w:rFonts w:ascii="Times New Roman" w:hAnsi="Times New Roman" w:cs="Times New Roman"/>
-          <w:sz w:val="28"/>
-          <w:szCs w:val="28"/>
-        </w:rPr>
-        <w:t>a</w:t>
-      </w:r>
-      <w:r>
-        <w:rPr>
-          <w:rFonts w:ascii="Times New Roman" w:hAnsi="Times New Roman" w:cs="Times New Roman"/>
-          <w:sz w:val="28"/>
-          <w:szCs w:val="28"/>
-          <w:lang w:val="ru-RU"/>
-        </w:rPr>
-        <w:t>^(</w:t>
-      </w:r>
-      <w:r>
-        <w:rPr>
-          <w:rFonts w:ascii="Times New Roman" w:hAnsi="Times New Roman" w:cs="Times New Roman"/>
-          <w:sz w:val="28"/>
-          <w:szCs w:val="28"/>
-        </w:rPr>
-        <w:t>p</w:t>
-      </w:r>
-      <w:r>
-        <w:rPr>
-          <w:rFonts w:ascii="Times New Roman" w:hAnsi="Times New Roman" w:cs="Times New Roman"/>
-          <w:sz w:val="28"/>
-          <w:szCs w:val="28"/>
-          <w:lang w:val="ru-RU"/>
-        </w:rPr>
-        <w:t>-1) ≡ 1 (</w:t>
-      </w:r>
-      <w:r>
-        <w:rPr>
-          <w:rFonts w:ascii="Times New Roman" w:hAnsi="Times New Roman" w:cs="Times New Roman"/>
-          <w:sz w:val="28"/>
-          <w:szCs w:val="28"/>
-        </w:rPr>
-        <w:t>mod</w:t>
-      </w:r>
-      <w:r>
-        <w:rPr>
-          <w:rFonts w:ascii="Times New Roman" w:hAnsi="Times New Roman" w:cs="Times New Roman"/>
-          <w:sz w:val="28"/>
-          <w:szCs w:val="28"/>
-          <w:lang w:val="ru-RU"/>
-        </w:rPr>
-        <w:t xml:space="preserve"> </w:t>
-      </w:r>
-      <w:r>
-        <w:rPr>
-          <w:rFonts w:ascii="Times New Roman" w:hAnsi="Times New Roman" w:cs="Times New Roman"/>
-          <w:sz w:val="28"/>
-          <w:szCs w:val="28"/>
-        </w:rPr>
-        <w:t>p</w:t>
-      </w:r>
-      <w:r>
-        <w:rPr>
-          <w:rFonts w:ascii="Times New Roman" w:hAnsi="Times New Roman" w:cs="Times New Roman"/>
-          <w:sz w:val="28"/>
-          <w:szCs w:val="28"/>
-          <w:lang w:val="ru-RU"/>
-        </w:rPr>
-        <w:t>).</w:t>
-      </w:r>
-      <w:r>
-        <w:rPr>
-          <w:rFonts w:ascii="Times New Roman" w:hAnsi="Times New Roman" w:cs="Times New Roman"/>
-          <w:sz w:val="28"/>
-          <w:szCs w:val="28"/>
-          <w:lang w:val="ru-RU"/>
-        </w:rPr>
-        <w:br/>
-        <w:t>Получаем: 11^18 ≡ 1 (</w:t>
-      </w:r>
-      <w:r>
-        <w:rPr>
-          <w:rFonts w:ascii="Times New Roman" w:hAnsi="Times New Roman" w:cs="Times New Roman"/>
-          <w:sz w:val="28"/>
-          <w:szCs w:val="28"/>
-        </w:rPr>
-        <w:t>mod</w:t>
-      </w:r>
-      <w:r>
-        <w:rPr>
-          <w:rFonts w:ascii="Times New Roman" w:hAnsi="Times New Roman" w:cs="Times New Roman"/>
-          <w:sz w:val="28"/>
-          <w:szCs w:val="28"/>
-          <w:lang w:val="ru-RU"/>
-        </w:rPr>
-        <w:t xml:space="preserve"> 19).</w:t>
-      </w:r>
-      <w:r>
-        <w:rPr>
-          <w:rFonts w:ascii="Times New Roman" w:hAnsi="Times New Roman" w:cs="Times New Roman"/>
-          <w:sz w:val="28"/>
-          <w:szCs w:val="28"/>
-          <w:lang w:val="ru-RU"/>
-        </w:rPr>
-        <w:br/>
-        <w:t>4. Представим степень 1998 через 18:</w:t>
-      </w:r>
-      <w:r>
-        <w:rPr>
-          <w:rFonts w:ascii="Times New Roman" w:hAnsi="Times New Roman" w:cs="Times New Roman"/>
-          <w:sz w:val="28"/>
-          <w:szCs w:val="28"/>
-          <w:lang w:val="ru-RU"/>
-        </w:rPr>
-        <w:br/>
-        <w:t>1998 = 18 × 111.</w:t>
-      </w:r>
-      <w:r>
-        <w:rPr>
-          <w:rFonts w:ascii="Times New Roman" w:hAnsi="Times New Roman" w:cs="Times New Roman"/>
-          <w:sz w:val="28"/>
-          <w:szCs w:val="28"/>
-          <w:lang w:val="ru-RU"/>
-        </w:rPr>
-        <w:br/>
-        <w:t>5. Подставим в сравнение:</w:t>
-      </w:r>
-      <w:r>
-        <w:rPr>
-          <w:rFonts w:ascii="Times New Roman" w:hAnsi="Times New Roman" w:cs="Times New Roman"/>
-          <w:sz w:val="28"/>
-          <w:szCs w:val="28"/>
-          <w:lang w:val="ru-RU"/>
-        </w:rPr>
-        <w:br/>
-        <w:t>11^1998 = (11^18)^111 ≡ 1^111 (</w:t>
-      </w:r>
-      <w:r>
-        <w:rPr>
-          <w:rFonts w:ascii="Times New Roman" w:hAnsi="Times New Roman" w:cs="Times New Roman"/>
-          <w:sz w:val="28"/>
-          <w:szCs w:val="28"/>
-        </w:rPr>
-        <w:t>mod</w:t>
-      </w:r>
-      <w:r>
-        <w:rPr>
-          <w:rFonts w:ascii="Times New Roman" w:hAnsi="Times New Roman" w:cs="Times New Roman"/>
-          <w:sz w:val="28"/>
-          <w:szCs w:val="28"/>
-          <w:lang w:val="ru-RU"/>
-        </w:rPr>
-        <w:t xml:space="preserve"> 19) ≡ 1 (</w:t>
-      </w:r>
-      <w:r>
-        <w:rPr>
-          <w:rFonts w:ascii="Times New Roman" w:hAnsi="Times New Roman" w:cs="Times New Roman"/>
-          <w:sz w:val="28"/>
-          <w:szCs w:val="28"/>
-        </w:rPr>
-        <w:t>mod</w:t>
-      </w:r>
-      <w:r>
-        <w:rPr>
-          <w:rFonts w:ascii="Times New Roman" w:hAnsi="Times New Roman" w:cs="Times New Roman"/>
-          <w:sz w:val="28"/>
-          <w:szCs w:val="28"/>
-          <w:lang w:val="ru-RU"/>
-        </w:rPr>
-        <w:t xml:space="preserve"> 19).</w:t>
-      </w:r>
-      <w:r>
-        <w:rPr>
-          <w:rFonts w:ascii="Times New Roman" w:hAnsi="Times New Roman" w:cs="Times New Roman"/>
-          <w:sz w:val="28"/>
-          <w:szCs w:val="28"/>
-          <w:lang w:val="ru-RU"/>
-        </w:rPr>
-        <w:br/>
-        <w:t>Ответ: остаток от деления равен 1.</w:t>
+          <w:bCs/>
+          <w:sz w:val="28"/>
+          <w:szCs w:val="28"/>
+        </w:rPr>
+        <w:t xml:space="preserve">Ответ: </w:t>
+      </w:r>
+      <w:r>
+        <w:rPr>
+          <w:rFonts w:ascii="Times New Roman" w:hAnsi="Times New Roman" w:cs="Times New Roman"/>
+          <w:bCs/>
+          <w:sz w:val="28"/>
+          <w:szCs w:val="28"/>
+        </w:rPr>
+        <w:t>остаток от деления 2006^1998 на 19 равен 1</w:t>
       </w:r>
     </w:p>
     <w:p>
@@ -1899,19 +5867,8 @@
           <w:szCs w:val="28"/>
           <w:lang w:val="ru-RU"/>
         </w:rPr>
-        <w:t xml:space="preserve">Алгоритм Евклида заключается в последовательном делении с остатком. Для нахождения </w:t>
-      </w:r>
-      <w:proofErr w:type="gramStart"/>
-      <w:r>
-        <w:rPr>
-          <w:rFonts w:ascii="Times New Roman" w:hAnsi="Times New Roman" w:cs="Times New Roman"/>
-          <w:sz w:val="28"/>
-          <w:szCs w:val="28"/>
-          <w:lang w:val="ru-RU"/>
-        </w:rPr>
-        <w:t>НОД(</w:t>
-      </w:r>
-      <w:proofErr w:type="gramEnd"/>
+        <w:t>Алгоритм Евклида заключается в последовательном делении с остатком. Для нахождения НОД(</w:t>
+      </w:r>
       <w:r>
         <w:rPr>
           <w:rFonts w:ascii="Times New Roman" w:hAnsi="Times New Roman" w:cs="Times New Roman"/>
@@ -2327,19 +6284,8 @@
           <w:szCs w:val="28"/>
           <w:lang w:val="ru-RU"/>
         </w:rPr>
-        <w:t xml:space="preserve"> называются взаимно простыми, если их наибольший общий делитель равен единице: </w:t>
-      </w:r>
-      <w:proofErr w:type="gramStart"/>
-      <w:r>
-        <w:rPr>
-          <w:rFonts w:ascii="Times New Roman" w:hAnsi="Times New Roman" w:cs="Times New Roman"/>
-          <w:sz w:val="28"/>
-          <w:szCs w:val="28"/>
-          <w:lang w:val="ru-RU"/>
-        </w:rPr>
-        <w:t>НОД(</w:t>
-      </w:r>
-      <w:proofErr w:type="gramEnd"/>
+        <w:t xml:space="preserve"> называются взаимно простыми, если их наибольший общий делитель равен единице: НОД(</w:t>
+      </w:r>
       <w:r>
         <w:rPr>
           <w:rFonts w:ascii="Times New Roman" w:hAnsi="Times New Roman" w:cs="Times New Roman"/>
@@ -2400,7 +6346,6 @@
           <w:szCs w:val="28"/>
           <w:lang w:val="ru-RU"/>
         </w:rPr>
-        <w:lastRenderedPageBreak/>
         <w:br/>
       </w:r>
       <w:r>
@@ -3368,7 +7313,6 @@
   <w:style w:type="character" w:default="1" w:styleId="a2">
     <w:name w:val="Default Paragraph Font"/>
     <w:uiPriority w:val="1"/>
-    <w:semiHidden/>
     <w:unhideWhenUsed/>
   </w:style>
   <w:style w:type="table" w:default="1" w:styleId="a3">
@@ -14145,6 +18089,19 @@
       </w:tcPr>
     </w:tblStylePr>
   </w:style>
+  <w:style w:type="paragraph" w:styleId="aff8">
+    <w:name w:val="Normal (Web)"/>
+    <w:basedOn w:val="a1"/>
+    <w:uiPriority w:val="99"/>
+    <w:semiHidden/>
+    <w:unhideWhenUsed/>
+    <w:rsid w:val="006657FA"/>
+    <w:rPr>
+      <w:rFonts w:ascii="Times New Roman" w:hAnsi="Times New Roman" w:cs="Times New Roman"/>
+      <w:sz w:val="24"/>
+      <w:szCs w:val="24"/>
+    </w:rPr>
+  </w:style>
 </w:styles>
 </file>
 
